--- a/figs_tables/PHAUS_benchmark_comparison.docx
+++ b/figs_tables/PHAUS_benchmark_comparison.docx
@@ -22,16 +22,16 @@
         <w:gridCol w:w="1011"/>
         <w:gridCol w:w="891"/>
         <w:gridCol w:w="1183"/>
-        <w:gridCol w:w="911"/>
-        <w:gridCol w:w="1522"/>
-        <w:gridCol w:w="1307"/>
-        <w:gridCol w:w="2671"/>
-        <w:gridCol w:w="1303"/>
-        <w:gridCol w:w="1315"/>
+        <w:gridCol w:w="1489"/>
+        <w:gridCol w:w="2321"/>
+        <w:gridCol w:w="1489"/>
+        <w:gridCol w:w="3511"/>
+        <w:gridCol w:w="1489"/>
+        <w:gridCol w:w="1489"/>
       </w:tblGrid>
       <w:tr>
         <w:trPr>
-          <w:trHeight w:val="733" w:hRule="auto"/>
+          <w:trHeight w:val="777" w:hRule="auto"/>
           <w:tblHeader/>
         </w:trPr>
         <w:tc>
@@ -464,7 +464,7 @@
                 <w:szCs w:val="20"/>
                 <w:color w:val="FFFFFF"/>
               </w:rPr>
-              <w:t xml:space="preserve">(α)</w:t>
+              <w:t xml:space="preserve">(&lt;ce&gt;&lt;b1&gt;)</w:t>
             </w:r>
           </w:p>
         </w:tc>
@@ -532,7 +532,7 @@
                 <w:szCs w:val="20"/>
                 <w:color w:val="FFFFFF"/>
               </w:rPr>
-              <w:t xml:space="preserve">ρ</w:t>
+              <w:t xml:space="preserve">&lt;cf&gt;&lt;81&gt;</w:t>
             </w:r>
             <w:r>
               <w:rPr>
@@ -558,7 +558,7 @@
                 <w:szCs w:val="20"/>
                 <w:color w:val="FFFFFF"/>
               </w:rPr>
-              <w:t xml:space="preserve">(α)</w:t>
+              <w:t xml:space="preserve">(&lt;ce&gt;&lt;b1&gt;)</w:t>
             </w:r>
           </w:p>
         </w:tc>
@@ -652,7 +652,7 @@
                 <w:szCs w:val="20"/>
                 <w:color w:val="FFFFFF"/>
               </w:rPr>
-              <w:t xml:space="preserve">(β)</w:t>
+              <w:t xml:space="preserve">(&lt;ce&gt;&lt;b2&gt;)</w:t>
             </w:r>
           </w:p>
         </w:tc>
@@ -707,7 +707,7 @@
                 <w:szCs w:val="20"/>
                 <w:color w:val="FFFFFF"/>
               </w:rPr>
-              <w:t xml:space="preserve">Bray-Curtis Dist ± SD</w:t>
+              <w:t xml:space="preserve">Bray-Curtis Dist &lt;c2&gt;&lt;b1&gt; SD</w:t>
             </w:r>
             <w:r>
               <w:rPr>
@@ -733,7 +733,7 @@
                 <w:szCs w:val="20"/>
                 <w:color w:val="FFFFFF"/>
               </w:rPr>
-              <w:t xml:space="preserve">(β)</w:t>
+              <w:t xml:space="preserve">(&lt;ce&gt;&lt;b2&gt;)</w:t>
             </w:r>
           </w:p>
         </w:tc>
@@ -814,7 +814,7 @@
                 <w:szCs w:val="20"/>
                 <w:color w:val="FFFFFF"/>
               </w:rPr>
-              <w:t xml:space="preserve">(γ)</w:t>
+              <w:t xml:space="preserve">(&lt;ce&gt;&lt;b3&gt;)</w:t>
             </w:r>
           </w:p>
         </w:tc>
@@ -895,7 +895,7 @@
                 <w:szCs w:val="20"/>
                 <w:color w:val="FFFFFF"/>
               </w:rPr>
-              <w:t xml:space="preserve">(γ)</w:t>
+              <w:t xml:space="preserve">(&lt;ce&gt;&lt;b3&gt;)</w:t>
             </w:r>
           </w:p>
         </w:tc>
@@ -1395,7 +1395,7 @@
                 <w:szCs w:val="20"/>
                 <w:color w:val="000000"/>
               </w:rPr>
-              <w:t xml:space="preserve">0.358 ± 0.133</w:t>
+              <w:t xml:space="preserve">0.358 &lt;c2&gt;&lt;b1&gt; 0.133</w:t>
             </w:r>
           </w:p>
         </w:tc>
@@ -1512,7 +1512,7 @@
       </w:tr>
       <w:tr>
         <w:trPr>
-          <w:trHeight w:val="611" w:hRule="auto"/>
+          <w:trHeight w:val="612" w:hRule="auto"/>
         </w:trPr>
         <w:tc>
           <w:tcPr>
@@ -2005,7 +2005,7 @@
                 <w:szCs w:val="20"/>
                 <w:color w:val="000000"/>
               </w:rPr>
-              <w:t xml:space="preserve">0.4 ± 0.105</w:t>
+              <w:t xml:space="preserve">0.4 &lt;c2&gt;&lt;b1&gt; 0.105</w:t>
             </w:r>
           </w:p>
         </w:tc>
@@ -2615,7 +2615,7 @@
                 <w:szCs w:val="20"/>
                 <w:color w:val="000000"/>
               </w:rPr>
-              <w:t xml:space="preserve">0.571 ± 0.1</w:t>
+              <w:t xml:space="preserve">0.571 &lt;c2&gt;&lt;b1&gt; 0.1</w:t>
             </w:r>
           </w:p>
         </w:tc>
@@ -2732,7 +2732,7 @@
       </w:tr>
       <w:tr>
         <w:trPr>
-          <w:trHeight w:val="611" w:hRule="auto"/>
+          <w:trHeight w:val="612" w:hRule="auto"/>
         </w:trPr>
         <w:tc>
           <w:tcPr>
@@ -3225,7 +3225,7 @@
                 <w:szCs w:val="20"/>
                 <w:color w:val="000000"/>
               </w:rPr>
-              <w:t xml:space="preserve">0.601 ± 0.135</w:t>
+              <w:t xml:space="preserve">0.601 &lt;c2&gt;&lt;b1&gt; 0.135</w:t>
             </w:r>
           </w:p>
         </w:tc>
@@ -3354,7 +3354,7 @@
         <w:pStyle w:val="Titre1"/>
       </w:pPr>
       <w:r>
-        <w:t xml:space="preserve">Table 2: Best filtering parameters</w:t>
+        <w:t xml:space="preserve">Table 2: Proportional filter (&lt;e2&gt;&lt;89&gt;&lt;a5&gt; 0.0001% of sample reads)</w:t>
       </w:r>
     </w:p>
     <w:tbl xmlns:a="http://schemas.openxmlformats.org/drawingml/2006/main" xmlns:pic="http://schemas.openxmlformats.org/drawingml/2006/picture">
@@ -3366,19 +3366,19 @@
       <w:tblGrid>
         <w:gridCol w:w="1371"/>
         <w:gridCol w:w="1289"/>
-        <w:gridCol w:w="1011"/>
+        <w:gridCol w:w="1890"/>
         <w:gridCol w:w="891"/>
         <w:gridCol w:w="1183"/>
-        <w:gridCol w:w="911"/>
-        <w:gridCol w:w="1522"/>
-        <w:gridCol w:w="1307"/>
-        <w:gridCol w:w="2671"/>
-        <w:gridCol w:w="1303"/>
-        <w:gridCol w:w="1315"/>
+        <w:gridCol w:w="1489"/>
+        <w:gridCol w:w="2321"/>
+        <w:gridCol w:w="1489"/>
+        <w:gridCol w:w="3511"/>
+        <w:gridCol w:w="1489"/>
+        <w:gridCol w:w="1489"/>
       </w:tblGrid>
       <w:tr>
         <w:trPr>
-          <w:trHeight w:val="733" w:hRule="auto"/>
+          <w:trHeight w:val="777" w:hRule="auto"/>
           <w:tblHeader/>
         </w:trPr>
         <w:tc>
@@ -3811,7 +3811,7 @@
                 <w:szCs w:val="20"/>
                 <w:color w:val="FFFFFF"/>
               </w:rPr>
-              <w:t xml:space="preserve">(α)</w:t>
+              <w:t xml:space="preserve">(&lt;ce&gt;&lt;b1&gt;)</w:t>
             </w:r>
           </w:p>
         </w:tc>
@@ -3879,7 +3879,7 @@
                 <w:szCs w:val="20"/>
                 <w:color w:val="FFFFFF"/>
               </w:rPr>
-              <w:t xml:space="preserve">ρ</w:t>
+              <w:t xml:space="preserve">&lt;cf&gt;&lt;81&gt;</w:t>
             </w:r>
             <w:r>
               <w:rPr>
@@ -3905,7 +3905,7 @@
                 <w:szCs w:val="20"/>
                 <w:color w:val="FFFFFF"/>
               </w:rPr>
-              <w:t xml:space="preserve">(α)</w:t>
+              <w:t xml:space="preserve">(&lt;ce&gt;&lt;b1&gt;)</w:t>
             </w:r>
           </w:p>
         </w:tc>
@@ -3999,7 +3999,7 @@
                 <w:szCs w:val="20"/>
                 <w:color w:val="FFFFFF"/>
               </w:rPr>
-              <w:t xml:space="preserve">(β)</w:t>
+              <w:t xml:space="preserve">(&lt;ce&gt;&lt;b2&gt;)</w:t>
             </w:r>
           </w:p>
         </w:tc>
@@ -4054,7 +4054,7 @@
                 <w:szCs w:val="20"/>
                 <w:color w:val="FFFFFF"/>
               </w:rPr>
-              <w:t xml:space="preserve">Bray-Curtis Dist ± SD</w:t>
+              <w:t xml:space="preserve">Bray-Curtis Dist &lt;c2&gt;&lt;b1&gt; SD</w:t>
             </w:r>
             <w:r>
               <w:rPr>
@@ -4080,7 +4080,7 @@
                 <w:szCs w:val="20"/>
                 <w:color w:val="FFFFFF"/>
               </w:rPr>
-              <w:t xml:space="preserve">(β)</w:t>
+              <w:t xml:space="preserve">(&lt;ce&gt;&lt;b2&gt;)</w:t>
             </w:r>
           </w:p>
         </w:tc>
@@ -4161,7 +4161,7 @@
                 <w:szCs w:val="20"/>
                 <w:color w:val="FFFFFF"/>
               </w:rPr>
-              <w:t xml:space="preserve">(γ)</w:t>
+              <w:t xml:space="preserve">(&lt;ce&gt;&lt;b3&gt;)</w:t>
             </w:r>
           </w:p>
         </w:tc>
@@ -4242,7 +4242,7 @@
                 <w:szCs w:val="20"/>
                 <w:color w:val="FFFFFF"/>
               </w:rPr>
-              <w:t xml:space="preserve">(γ)</w:t>
+              <w:t xml:space="preserve">(&lt;ce&gt;&lt;b3&gt;)</w:t>
             </w:r>
           </w:p>
         </w:tc>
@@ -4412,7 +4412,7 @@
                 <w:szCs w:val="20"/>
                 <w:color w:val="000000"/>
               </w:rPr>
-              <w:t xml:space="preserve">24</w:t>
+              <w:t xml:space="preserve">&lt;e2&gt;&lt;89&gt;&lt;a5&gt;4</w:t>
             </w:r>
           </w:p>
         </w:tc>
@@ -4577,7 +4577,7 @@
                 <w:szCs w:val="20"/>
                 <w:color w:val="000000"/>
               </w:rPr>
-              <w:t xml:space="preserve">0.864</w:t>
+              <w:t xml:space="preserve">0.872</w:t>
             </w:r>
           </w:p>
         </w:tc>
@@ -4589,7 +4589,7 @@
               <w:left w:val="single" w:sz="4" w:space="0" w:color="DDDDDD"/>
               <w:right w:val="single" w:sz="4" w:space="0" w:color="DDDDDD"/>
             </w:tcBorders>
-            <w:shd w:val="clear" w:color="auto" w:fill="8AC28A"/>
+            <w:shd w:val="clear" w:color="auto" w:fill="74B674"/>
             <w:tcMar>
               <w:top w:w="0" w:type="dxa"/>
               <w:bottom w:w="0" w:type="dxa"/>
@@ -4644,50 +4644,50 @@
               <w:left w:val="single" w:sz="4" w:space="0" w:color="DDDDDD"/>
               <w:right w:val="single" w:sz="4" w:space="0" w:color="DDDDDD"/>
             </w:tcBorders>
-            <w:shd w:val="clear" w:color="auto" w:fill="61AC61"/>
-            <w:tcMar>
-              <w:top w:w="0" w:type="dxa"/>
-              <w:bottom w:w="0" w:type="dxa"/>
-              <w:left w:w="0" w:type="dxa"/>
-              <w:right w:w="0" w:type="dxa"/>
-            </w:tcMar>
-            <w:vAlign w:val="center"/>
-          </w:tcPr>
-          <w:p>
-            <w:pPr>
-              <w:pStyle w:val="Normal"/>
-              <w:jc w:val="center"/>
-              <w:pBdr>
-                <w:bottom w:val="none" w:sz="0" w:space="0" w:color="000000"/>
-                <w:top w:val="none" w:sz="0" w:space="0" w:color="000000"/>
-                <w:left w:val="none" w:sz="0" w:space="0" w:color="000000"/>
-                <w:right w:val="none" w:sz="0" w:space="0" w:color="000000"/>
-              </w:pBdr>
-              <w:spacing w:after="120" w:before="120" w:line="312"/>
-              <w:ind w:left="100" w:right="100" w:firstLine="0" w:firstLineChars="0"/>
-              <w:rPr>
-                <w:rFonts w:ascii="Calibri" w:hAnsi="Calibri" w:eastAsia="Calibri" w:cs="Calibri"/>
-                <w:i w:val="false"/>
-                <w:b w:val="false"/>
-                <w:u w:val="none"/>
-                <w:strike w:val="false"/>
-                <w:sz w:val="20"/>
-                <w:szCs w:val="20"/>
-                <w:color w:val="000000"/>
-              </w:rPr>
-            </w:pPr>
-            <w:r>
-              <w:rPr>
-                <w:rFonts w:ascii="Calibri" w:hAnsi="Calibri" w:eastAsia="Calibri" w:cs="Calibri"/>
-                <w:i w:val="false"/>
-                <w:b w:val="false"/>
-                <w:u w:val="none"/>
-                <w:strike w:val="false"/>
-                <w:sz w:val="20"/>
-                <w:szCs w:val="20"/>
-                <w:color w:val="000000"/>
-              </w:rPr>
-              <w:t xml:space="preserve">0.482</w:t>
+            <w:shd w:val="clear" w:color="auto" w:fill="228B22"/>
+            <w:tcMar>
+              <w:top w:w="0" w:type="dxa"/>
+              <w:bottom w:w="0" w:type="dxa"/>
+              <w:left w:w="0" w:type="dxa"/>
+              <w:right w:w="0" w:type="dxa"/>
+            </w:tcMar>
+            <w:vAlign w:val="center"/>
+          </w:tcPr>
+          <w:p>
+            <w:pPr>
+              <w:pStyle w:val="Normal"/>
+              <w:jc w:val="center"/>
+              <w:pBdr>
+                <w:bottom w:val="none" w:sz="0" w:space="0" w:color="000000"/>
+                <w:top w:val="none" w:sz="0" w:space="0" w:color="000000"/>
+                <w:left w:val="none" w:sz="0" w:space="0" w:color="000000"/>
+                <w:right w:val="none" w:sz="0" w:space="0" w:color="000000"/>
+              </w:pBdr>
+              <w:spacing w:after="120" w:before="120" w:line="312"/>
+              <w:ind w:left="100" w:right="100" w:firstLine="0" w:firstLineChars="0"/>
+              <w:rPr>
+                <w:rFonts w:ascii="Calibri" w:hAnsi="Calibri" w:eastAsia="Calibri" w:cs="Calibri"/>
+                <w:i w:val="false"/>
+                <w:b w:val="false"/>
+                <w:u w:val="none"/>
+                <w:strike w:val="false"/>
+                <w:sz w:val="20"/>
+                <w:szCs w:val="20"/>
+                <w:color w:val="000000"/>
+              </w:rPr>
+            </w:pPr>
+            <w:r>
+              <w:rPr>
+                <w:rFonts w:ascii="Calibri" w:hAnsi="Calibri" w:eastAsia="Calibri" w:cs="Calibri"/>
+                <w:i w:val="false"/>
+                <w:b w:val="false"/>
+                <w:u w:val="none"/>
+                <w:strike w:val="false"/>
+                <w:sz w:val="20"/>
+                <w:szCs w:val="20"/>
+                <w:color w:val="000000"/>
+              </w:rPr>
+              <w:t xml:space="preserve">0.476</w:t>
             </w:r>
           </w:p>
         </w:tc>
@@ -4742,7 +4742,7 @@
                 <w:szCs w:val="20"/>
                 <w:color w:val="000000"/>
               </w:rPr>
-              <w:t xml:space="preserve">0.285 ± 0.108</w:t>
+              <w:t xml:space="preserve">0.285 &lt;c2&gt;&lt;b1&gt; 0.118</w:t>
             </w:r>
           </w:p>
         </w:tc>
@@ -4754,50 +4754,50 @@
               <w:left w:val="single" w:sz="4" w:space="0" w:color="DDDDDD"/>
               <w:right w:val="single" w:sz="4" w:space="0" w:color="DDDDDD"/>
             </w:tcBorders>
-            <w:shd w:val="clear" w:color="auto" w:fill="228B22"/>
-            <w:tcMar>
-              <w:top w:w="0" w:type="dxa"/>
-              <w:bottom w:w="0" w:type="dxa"/>
-              <w:left w:w="0" w:type="dxa"/>
-              <w:right w:w="0" w:type="dxa"/>
-            </w:tcMar>
-            <w:vAlign w:val="center"/>
-          </w:tcPr>
-          <w:p>
-            <w:pPr>
-              <w:pStyle w:val="Normal"/>
-              <w:jc w:val="center"/>
-              <w:pBdr>
-                <w:bottom w:val="none" w:sz="0" w:space="0" w:color="000000"/>
-                <w:top w:val="none" w:sz="0" w:space="0" w:color="000000"/>
-                <w:left w:val="none" w:sz="0" w:space="0" w:color="000000"/>
-                <w:right w:val="none" w:sz="0" w:space="0" w:color="000000"/>
-              </w:pBdr>
-              <w:spacing w:after="120" w:before="120" w:line="312"/>
-              <w:ind w:left="100" w:right="100" w:firstLine="0" w:firstLineChars="0"/>
-              <w:rPr>
-                <w:rFonts w:ascii="Calibri" w:hAnsi="Calibri" w:eastAsia="Calibri" w:cs="Calibri"/>
-                <w:i w:val="false"/>
-                <w:b w:val="false"/>
-                <w:u w:val="none"/>
-                <w:strike w:val="false"/>
-                <w:sz w:val="20"/>
-                <w:szCs w:val="20"/>
-                <w:color w:val="000000"/>
-              </w:rPr>
-            </w:pPr>
-            <w:r>
-              <w:rPr>
-                <w:rFonts w:ascii="Calibri" w:hAnsi="Calibri" w:eastAsia="Calibri" w:cs="Calibri"/>
-                <w:i w:val="false"/>
-                <w:b w:val="false"/>
-                <w:u w:val="none"/>
-                <w:strike w:val="false"/>
-                <w:sz w:val="20"/>
-                <w:szCs w:val="20"/>
-                <w:color w:val="000000"/>
-              </w:rPr>
-              <w:t xml:space="preserve">0.775</w:t>
+            <w:shd w:val="clear" w:color="auto" w:fill="72B572"/>
+            <w:tcMar>
+              <w:top w:w="0" w:type="dxa"/>
+              <w:bottom w:w="0" w:type="dxa"/>
+              <w:left w:w="0" w:type="dxa"/>
+              <w:right w:w="0" w:type="dxa"/>
+            </w:tcMar>
+            <w:vAlign w:val="center"/>
+          </w:tcPr>
+          <w:p>
+            <w:pPr>
+              <w:pStyle w:val="Normal"/>
+              <w:jc w:val="center"/>
+              <w:pBdr>
+                <w:bottom w:val="none" w:sz="0" w:space="0" w:color="000000"/>
+                <w:top w:val="none" w:sz="0" w:space="0" w:color="000000"/>
+                <w:left w:val="none" w:sz="0" w:space="0" w:color="000000"/>
+                <w:right w:val="none" w:sz="0" w:space="0" w:color="000000"/>
+              </w:pBdr>
+              <w:spacing w:after="120" w:before="120" w:line="312"/>
+              <w:ind w:left="100" w:right="100" w:firstLine="0" w:firstLineChars="0"/>
+              <w:rPr>
+                <w:rFonts w:ascii="Calibri" w:hAnsi="Calibri" w:eastAsia="Calibri" w:cs="Calibri"/>
+                <w:i w:val="false"/>
+                <w:b w:val="false"/>
+                <w:u w:val="none"/>
+                <w:strike w:val="false"/>
+                <w:sz w:val="20"/>
+                <w:szCs w:val="20"/>
+                <w:color w:val="000000"/>
+              </w:rPr>
+            </w:pPr>
+            <w:r>
+              <w:rPr>
+                <w:rFonts w:ascii="Calibri" w:hAnsi="Calibri" w:eastAsia="Calibri" w:cs="Calibri"/>
+                <w:i w:val="false"/>
+                <w:b w:val="false"/>
+                <w:u w:val="none"/>
+                <w:strike w:val="false"/>
+                <w:sz w:val="20"/>
+                <w:szCs w:val="20"/>
+                <w:color w:val="000000"/>
+              </w:rPr>
+              <w:t xml:space="preserve">0.801</w:t>
             </w:r>
           </w:p>
         </w:tc>
@@ -4852,14 +4852,14 @@
                 <w:szCs w:val="20"/>
                 <w:color w:val="000000"/>
               </w:rPr>
-              <w:t xml:space="preserve">0.781</w:t>
+              <w:t xml:space="preserve">0.789</w:t>
             </w:r>
           </w:p>
         </w:tc>
       </w:tr>
       <w:tr>
         <w:trPr>
-          <w:trHeight w:val="611" w:hRule="auto"/>
+          <w:trHeight w:val="612" w:hRule="auto"/>
         </w:trPr>
         <w:tc>
           <w:tcPr>
@@ -5022,7 +5022,7 @@
                 <w:szCs w:val="20"/>
                 <w:color w:val="000000"/>
               </w:rPr>
-              <w:t xml:space="preserve">25</w:t>
+              <w:t xml:space="preserve">&lt;e2&gt;&lt;89&gt;&lt;a5&gt;3</w:t>
             </w:r>
           </w:p>
         </w:tc>
@@ -5144,50 +5144,50 @@
               <w:left w:val="single" w:sz="4" w:space="0" w:color="DDDDDD"/>
               <w:right w:val="single" w:sz="4" w:space="0" w:color="DDDDDD"/>
             </w:tcBorders>
-            <w:shd w:val="clear" w:color="auto" w:fill="CAE3CA"/>
-            <w:tcMar>
-              <w:top w:w="0" w:type="dxa"/>
-              <w:bottom w:w="0" w:type="dxa"/>
-              <w:left w:w="0" w:type="dxa"/>
-              <w:right w:w="0" w:type="dxa"/>
-            </w:tcMar>
-            <w:vAlign w:val="center"/>
-          </w:tcPr>
-          <w:p>
-            <w:pPr>
-              <w:pStyle w:val="Normal"/>
-              <w:jc w:val="center"/>
-              <w:pBdr>
-                <w:bottom w:val="none" w:sz="0" w:space="0" w:color="000000"/>
-                <w:top w:val="none" w:sz="0" w:space="0" w:color="000000"/>
-                <w:left w:val="none" w:sz="0" w:space="0" w:color="000000"/>
-                <w:right w:val="none" w:sz="0" w:space="0" w:color="000000"/>
-              </w:pBdr>
-              <w:spacing w:after="120" w:before="120" w:line="312"/>
-              <w:ind w:left="100" w:right="100" w:firstLine="0" w:firstLineChars="0"/>
-              <w:rPr>
-                <w:rFonts w:ascii="Calibri" w:hAnsi="Calibri" w:eastAsia="Calibri" w:cs="Calibri"/>
-                <w:i w:val="false"/>
-                <w:b w:val="false"/>
-                <w:u w:val="none"/>
-                <w:strike w:val="false"/>
-                <w:sz w:val="20"/>
-                <w:szCs w:val="20"/>
-                <w:color w:val="000000"/>
-              </w:rPr>
-            </w:pPr>
-            <w:r>
-              <w:rPr>
-                <w:rFonts w:ascii="Calibri" w:hAnsi="Calibri" w:eastAsia="Calibri" w:cs="Calibri"/>
-                <w:i w:val="false"/>
-                <w:b w:val="false"/>
-                <w:u w:val="none"/>
-                <w:strike w:val="false"/>
-                <w:sz w:val="20"/>
-                <w:szCs w:val="20"/>
-                <w:color w:val="000000"/>
-              </w:rPr>
-              <w:t xml:space="preserve">0.731</w:t>
+            <w:shd w:val="clear" w:color="auto" w:fill="3B983B"/>
+            <w:tcMar>
+              <w:top w:w="0" w:type="dxa"/>
+              <w:bottom w:w="0" w:type="dxa"/>
+              <w:left w:w="0" w:type="dxa"/>
+              <w:right w:w="0" w:type="dxa"/>
+            </w:tcMar>
+            <w:vAlign w:val="center"/>
+          </w:tcPr>
+          <w:p>
+            <w:pPr>
+              <w:pStyle w:val="Normal"/>
+              <w:jc w:val="center"/>
+              <w:pBdr>
+                <w:bottom w:val="none" w:sz="0" w:space="0" w:color="000000"/>
+                <w:top w:val="none" w:sz="0" w:space="0" w:color="000000"/>
+                <w:left w:val="none" w:sz="0" w:space="0" w:color="000000"/>
+                <w:right w:val="none" w:sz="0" w:space="0" w:color="000000"/>
+              </w:pBdr>
+              <w:spacing w:after="120" w:before="120" w:line="312"/>
+              <w:ind w:left="100" w:right="100" w:firstLine="0" w:firstLineChars="0"/>
+              <w:rPr>
+                <w:rFonts w:ascii="Calibri" w:hAnsi="Calibri" w:eastAsia="Calibri" w:cs="Calibri"/>
+                <w:i w:val="false"/>
+                <w:b w:val="false"/>
+                <w:u w:val="none"/>
+                <w:strike w:val="false"/>
+                <w:sz w:val="20"/>
+                <w:szCs w:val="20"/>
+                <w:color w:val="000000"/>
+              </w:rPr>
+            </w:pPr>
+            <w:r>
+              <w:rPr>
+                <w:rFonts w:ascii="Calibri" w:hAnsi="Calibri" w:eastAsia="Calibri" w:cs="Calibri"/>
+                <w:i w:val="false"/>
+                <w:b w:val="false"/>
+                <w:u w:val="none"/>
+                <w:strike w:val="false"/>
+                <w:sz w:val="20"/>
+                <w:szCs w:val="20"/>
+                <w:color w:val="000000"/>
+              </w:rPr>
+              <w:t xml:space="preserve">0.814</w:t>
             </w:r>
           </w:p>
         </w:tc>
@@ -5242,7 +5242,7 @@
                 <w:szCs w:val="20"/>
                 <w:color w:val="000000"/>
               </w:rPr>
-              <w:t xml:space="preserve">0.842</w:t>
+              <w:t xml:space="preserve">0.818</w:t>
             </w:r>
           </w:p>
         </w:tc>
@@ -5254,50 +5254,50 @@
               <w:left w:val="single" w:sz="4" w:space="0" w:color="DDDDDD"/>
               <w:right w:val="single" w:sz="4" w:space="0" w:color="DDDDDD"/>
             </w:tcBorders>
-            <w:shd w:val="clear" w:color="auto" w:fill="9DCB9D"/>
-            <w:tcMar>
-              <w:top w:w="0" w:type="dxa"/>
-              <w:bottom w:w="0" w:type="dxa"/>
-              <w:left w:w="0" w:type="dxa"/>
-              <w:right w:w="0" w:type="dxa"/>
-            </w:tcMar>
-            <w:vAlign w:val="center"/>
-          </w:tcPr>
-          <w:p>
-            <w:pPr>
-              <w:pStyle w:val="Normal"/>
-              <w:jc w:val="center"/>
-              <w:pBdr>
-                <w:bottom w:val="none" w:sz="0" w:space="0" w:color="000000"/>
-                <w:top w:val="none" w:sz="0" w:space="0" w:color="000000"/>
-                <w:left w:val="none" w:sz="0" w:space="0" w:color="000000"/>
-                <w:right w:val="none" w:sz="0" w:space="0" w:color="000000"/>
-              </w:pBdr>
-              <w:spacing w:after="120" w:before="120" w:line="312"/>
-              <w:ind w:left="100" w:right="100" w:firstLine="0" w:firstLineChars="0"/>
-              <w:rPr>
-                <w:rFonts w:ascii="Calibri" w:hAnsi="Calibri" w:eastAsia="Calibri" w:cs="Calibri"/>
-                <w:i w:val="false"/>
-                <w:b w:val="false"/>
-                <w:u w:val="none"/>
-                <w:strike w:val="false"/>
-                <w:sz w:val="20"/>
-                <w:szCs w:val="20"/>
-                <w:color w:val="000000"/>
-              </w:rPr>
-            </w:pPr>
-            <w:r>
-              <w:rPr>
-                <w:rFonts w:ascii="Calibri" w:hAnsi="Calibri" w:eastAsia="Calibri" w:cs="Calibri"/>
-                <w:i w:val="false"/>
-                <w:b w:val="false"/>
-                <w:u w:val="none"/>
-                <w:strike w:val="false"/>
-                <w:sz w:val="20"/>
-                <w:szCs w:val="20"/>
-                <w:color w:val="000000"/>
-              </w:rPr>
-              <w:t xml:space="preserve">0.443</w:t>
+            <w:shd w:val="clear" w:color="auto" w:fill="5DAA5D"/>
+            <w:tcMar>
+              <w:top w:w="0" w:type="dxa"/>
+              <w:bottom w:w="0" w:type="dxa"/>
+              <w:left w:w="0" w:type="dxa"/>
+              <w:right w:w="0" w:type="dxa"/>
+            </w:tcMar>
+            <w:vAlign w:val="center"/>
+          </w:tcPr>
+          <w:p>
+            <w:pPr>
+              <w:pStyle w:val="Normal"/>
+              <w:jc w:val="center"/>
+              <w:pBdr>
+                <w:bottom w:val="none" w:sz="0" w:space="0" w:color="000000"/>
+                <w:top w:val="none" w:sz="0" w:space="0" w:color="000000"/>
+                <w:left w:val="none" w:sz="0" w:space="0" w:color="000000"/>
+                <w:right w:val="none" w:sz="0" w:space="0" w:color="000000"/>
+              </w:pBdr>
+              <w:spacing w:after="120" w:before="120" w:line="312"/>
+              <w:ind w:left="100" w:right="100" w:firstLine="0" w:firstLineChars="0"/>
+              <w:rPr>
+                <w:rFonts w:ascii="Calibri" w:hAnsi="Calibri" w:eastAsia="Calibri" w:cs="Calibri"/>
+                <w:i w:val="false"/>
+                <w:b w:val="false"/>
+                <w:u w:val="none"/>
+                <w:strike w:val="false"/>
+                <w:sz w:val="20"/>
+                <w:szCs w:val="20"/>
+                <w:color w:val="000000"/>
+              </w:rPr>
+            </w:pPr>
+            <w:r>
+              <w:rPr>
+                <w:rFonts w:ascii="Calibri" w:hAnsi="Calibri" w:eastAsia="Calibri" w:cs="Calibri"/>
+                <w:i w:val="false"/>
+                <w:b w:val="false"/>
+                <w:u w:val="none"/>
+                <w:strike w:val="false"/>
+                <w:sz w:val="20"/>
+                <w:szCs w:val="20"/>
+                <w:color w:val="000000"/>
+              </w:rPr>
+              <w:t xml:space="preserve">0.389</w:t>
             </w:r>
           </w:p>
         </w:tc>
@@ -5309,50 +5309,50 @@
               <w:left w:val="single" w:sz="4" w:space="0" w:color="DDDDDD"/>
               <w:right w:val="single" w:sz="4" w:space="0" w:color="DDDDDD"/>
             </w:tcBorders>
-            <w:shd w:val="clear" w:color="auto" w:fill="79B979"/>
-            <w:tcMar>
-              <w:top w:w="0" w:type="dxa"/>
-              <w:bottom w:w="0" w:type="dxa"/>
-              <w:left w:w="0" w:type="dxa"/>
-              <w:right w:w="0" w:type="dxa"/>
-            </w:tcMar>
-            <w:vAlign w:val="center"/>
-          </w:tcPr>
-          <w:p>
-            <w:pPr>
-              <w:pStyle w:val="Normal"/>
-              <w:jc w:val="center"/>
-              <w:pBdr>
-                <w:bottom w:val="none" w:sz="0" w:space="0" w:color="000000"/>
-                <w:top w:val="none" w:sz="0" w:space="0" w:color="000000"/>
-                <w:left w:val="none" w:sz="0" w:space="0" w:color="000000"/>
-                <w:right w:val="none" w:sz="0" w:space="0" w:color="000000"/>
-              </w:pBdr>
-              <w:spacing w:after="120" w:before="120" w:line="312"/>
-              <w:ind w:left="100" w:right="100" w:firstLine="0" w:firstLineChars="0"/>
-              <w:rPr>
-                <w:rFonts w:ascii="Calibri" w:hAnsi="Calibri" w:eastAsia="Calibri" w:cs="Calibri"/>
-                <w:i w:val="false"/>
-                <w:b w:val="false"/>
-                <w:u w:val="none"/>
-                <w:strike w:val="false"/>
-                <w:sz w:val="20"/>
-                <w:szCs w:val="20"/>
-                <w:color w:val="000000"/>
-              </w:rPr>
-            </w:pPr>
-            <w:r>
-              <w:rPr>
-                <w:rFonts w:ascii="Calibri" w:hAnsi="Calibri" w:eastAsia="Calibri" w:cs="Calibri"/>
-                <w:i w:val="false"/>
-                <w:b w:val="false"/>
-                <w:u w:val="none"/>
-                <w:strike w:val="false"/>
-                <w:sz w:val="20"/>
-                <w:szCs w:val="20"/>
-                <w:color w:val="000000"/>
-              </w:rPr>
-              <w:t xml:space="preserve">0.349 ± 0.097</w:t>
+            <w:shd w:val="clear" w:color="auto" w:fill="77B777"/>
+            <w:tcMar>
+              <w:top w:w="0" w:type="dxa"/>
+              <w:bottom w:w="0" w:type="dxa"/>
+              <w:left w:w="0" w:type="dxa"/>
+              <w:right w:w="0" w:type="dxa"/>
+            </w:tcMar>
+            <w:vAlign w:val="center"/>
+          </w:tcPr>
+          <w:p>
+            <w:pPr>
+              <w:pStyle w:val="Normal"/>
+              <w:jc w:val="center"/>
+              <w:pBdr>
+                <w:bottom w:val="none" w:sz="0" w:space="0" w:color="000000"/>
+                <w:top w:val="none" w:sz="0" w:space="0" w:color="000000"/>
+                <w:left w:val="none" w:sz="0" w:space="0" w:color="000000"/>
+                <w:right w:val="none" w:sz="0" w:space="0" w:color="000000"/>
+              </w:pBdr>
+              <w:spacing w:after="120" w:before="120" w:line="312"/>
+              <w:ind w:left="100" w:right="100" w:firstLine="0" w:firstLineChars="0"/>
+              <w:rPr>
+                <w:rFonts w:ascii="Calibri" w:hAnsi="Calibri" w:eastAsia="Calibri" w:cs="Calibri"/>
+                <w:i w:val="false"/>
+                <w:b w:val="false"/>
+                <w:u w:val="none"/>
+                <w:strike w:val="false"/>
+                <w:sz w:val="20"/>
+                <w:szCs w:val="20"/>
+                <w:color w:val="000000"/>
+              </w:rPr>
+            </w:pPr>
+            <w:r>
+              <w:rPr>
+                <w:rFonts w:ascii="Calibri" w:hAnsi="Calibri" w:eastAsia="Calibri" w:cs="Calibri"/>
+                <w:i w:val="false"/>
+                <w:b w:val="false"/>
+                <w:u w:val="none"/>
+                <w:strike w:val="false"/>
+                <w:sz w:val="20"/>
+                <w:szCs w:val="20"/>
+                <w:color w:val="000000"/>
+              </w:rPr>
+              <w:t xml:space="preserve">0.362 &lt;c2&gt;&lt;b1&gt; 0.107</w:t>
             </w:r>
           </w:p>
         </w:tc>
@@ -5364,50 +5364,50 @@
               <w:left w:val="single" w:sz="4" w:space="0" w:color="DDDDDD"/>
               <w:right w:val="single" w:sz="4" w:space="0" w:color="DDDDDD"/>
             </w:tcBorders>
-            <w:shd w:val="clear" w:color="auto" w:fill="73B573"/>
-            <w:tcMar>
-              <w:top w:w="0" w:type="dxa"/>
-              <w:bottom w:w="0" w:type="dxa"/>
-              <w:left w:w="0" w:type="dxa"/>
-              <w:right w:w="0" w:type="dxa"/>
-            </w:tcMar>
-            <w:vAlign w:val="center"/>
-          </w:tcPr>
-          <w:p>
-            <w:pPr>
-              <w:pStyle w:val="Normal"/>
-              <w:jc w:val="center"/>
-              <w:pBdr>
-                <w:bottom w:val="none" w:sz="0" w:space="0" w:color="000000"/>
-                <w:top w:val="none" w:sz="0" w:space="0" w:color="000000"/>
-                <w:left w:val="none" w:sz="0" w:space="0" w:color="000000"/>
-                <w:right w:val="none" w:sz="0" w:space="0" w:color="000000"/>
-              </w:pBdr>
-              <w:spacing w:after="120" w:before="120" w:line="312"/>
-              <w:ind w:left="100" w:right="100" w:firstLine="0" w:firstLineChars="0"/>
-              <w:rPr>
-                <w:rFonts w:ascii="Calibri" w:hAnsi="Calibri" w:eastAsia="Calibri" w:cs="Calibri"/>
-                <w:i w:val="false"/>
-                <w:b w:val="false"/>
-                <w:u w:val="none"/>
-                <w:strike w:val="false"/>
-                <w:sz w:val="20"/>
-                <w:szCs w:val="20"/>
-                <w:color w:val="000000"/>
-              </w:rPr>
-            </w:pPr>
-            <w:r>
-              <w:rPr>
-                <w:rFonts w:ascii="Calibri" w:hAnsi="Calibri" w:eastAsia="Calibri" w:cs="Calibri"/>
-                <w:i w:val="false"/>
-                <w:b w:val="false"/>
-                <w:u w:val="none"/>
-                <w:strike w:val="false"/>
-                <w:sz w:val="20"/>
-                <w:szCs w:val="20"/>
-                <w:color w:val="000000"/>
-              </w:rPr>
-              <w:t xml:space="preserve">0.703</w:t>
+            <w:shd w:val="clear" w:color="auto" w:fill="6CB26C"/>
+            <w:tcMar>
+              <w:top w:w="0" w:type="dxa"/>
+              <w:bottom w:w="0" w:type="dxa"/>
+              <w:left w:w="0" w:type="dxa"/>
+              <w:right w:w="0" w:type="dxa"/>
+            </w:tcMar>
+            <w:vAlign w:val="center"/>
+          </w:tcPr>
+          <w:p>
+            <w:pPr>
+              <w:pStyle w:val="Normal"/>
+              <w:jc w:val="center"/>
+              <w:pBdr>
+                <w:bottom w:val="none" w:sz="0" w:space="0" w:color="000000"/>
+                <w:top w:val="none" w:sz="0" w:space="0" w:color="000000"/>
+                <w:left w:val="none" w:sz="0" w:space="0" w:color="000000"/>
+                <w:right w:val="none" w:sz="0" w:space="0" w:color="000000"/>
+              </w:pBdr>
+              <w:spacing w:after="120" w:before="120" w:line="312"/>
+              <w:ind w:left="100" w:right="100" w:firstLine="0" w:firstLineChars="0"/>
+              <w:rPr>
+                <w:rFonts w:ascii="Calibri" w:hAnsi="Calibri" w:eastAsia="Calibri" w:cs="Calibri"/>
+                <w:i w:val="false"/>
+                <w:b w:val="false"/>
+                <w:u w:val="none"/>
+                <w:strike w:val="false"/>
+                <w:sz w:val="20"/>
+                <w:szCs w:val="20"/>
+                <w:color w:val="000000"/>
+              </w:rPr>
+            </w:pPr>
+            <w:r>
+              <w:rPr>
+                <w:rFonts w:ascii="Calibri" w:hAnsi="Calibri" w:eastAsia="Calibri" w:cs="Calibri"/>
+                <w:i w:val="false"/>
+                <w:b w:val="false"/>
+                <w:u w:val="none"/>
+                <w:strike w:val="false"/>
+                <w:sz w:val="20"/>
+                <w:szCs w:val="20"/>
+                <w:color w:val="000000"/>
+              </w:rPr>
+              <w:t xml:space="preserve">0.805</w:t>
             </w:r>
           </w:p>
         </w:tc>
@@ -5419,7 +5419,7 @@
               <w:left w:val="single" w:sz="4" w:space="0" w:color="DDDDDD"/>
               <w:right w:val="single" w:sz="8" w:space="0" w:color="AAAAAA"/>
             </w:tcBorders>
-            <w:shd w:val="clear" w:color="auto" w:fill="55A655"/>
+            <w:shd w:val="clear" w:color="auto" w:fill="5DAA5D"/>
             <w:tcMar>
               <w:top w:w="0" w:type="dxa"/>
               <w:bottom w:w="0" w:type="dxa"/>
@@ -5632,7 +5632,7 @@
                 <w:szCs w:val="20"/>
                 <w:color w:val="000000"/>
               </w:rPr>
-              <w:t xml:space="preserve">31</w:t>
+              <w:t xml:space="preserve">&lt;e2&gt;&lt;89&gt;&lt;a5&gt;3</w:t>
             </w:r>
           </w:p>
         </w:tc>
@@ -5687,7 +5687,7 @@
                 <w:szCs w:val="20"/>
                 <w:color w:val="000000"/>
               </w:rPr>
-              <w:t xml:space="preserve">2</w:t>
+              <w:t xml:space="preserve">1</w:t>
             </w:r>
           </w:p>
         </w:tc>
@@ -5742,7 +5742,7 @@
                 <w:szCs w:val="20"/>
                 <w:color w:val="000000"/>
               </w:rPr>
-              <w:t xml:space="preserve">37.6M</w:t>
+              <w:t xml:space="preserve">37.7M</w:t>
             </w:r>
           </w:p>
         </w:tc>
@@ -5754,50 +5754,50 @@
               <w:left w:val="single" w:sz="4" w:space="0" w:color="DDDDDD"/>
               <w:right w:val="single" w:sz="4" w:space="0" w:color="DDDDDD"/>
             </w:tcBorders>
-            <w:shd w:val="clear" w:color="auto" w:fill="FFFFFF"/>
-            <w:tcMar>
-              <w:top w:w="0" w:type="dxa"/>
-              <w:bottom w:w="0" w:type="dxa"/>
-              <w:left w:w="0" w:type="dxa"/>
-              <w:right w:w="0" w:type="dxa"/>
-            </w:tcMar>
-            <w:vAlign w:val="center"/>
-          </w:tcPr>
-          <w:p>
-            <w:pPr>
-              <w:pStyle w:val="Normal"/>
-              <w:jc w:val="center"/>
-              <w:pBdr>
-                <w:bottom w:val="none" w:sz="0" w:space="0" w:color="000000"/>
-                <w:top w:val="none" w:sz="0" w:space="0" w:color="000000"/>
-                <w:left w:val="none" w:sz="0" w:space="0" w:color="000000"/>
-                <w:right w:val="none" w:sz="0" w:space="0" w:color="000000"/>
-              </w:pBdr>
-              <w:spacing w:after="120" w:before="120" w:line="312"/>
-              <w:ind w:left="100" w:right="100" w:firstLine="0" w:firstLineChars="0"/>
-              <w:rPr>
-                <w:rFonts w:ascii="Calibri" w:hAnsi="Calibri" w:eastAsia="Calibri" w:cs="Calibri"/>
-                <w:i w:val="false"/>
-                <w:b w:val="false"/>
-                <w:u w:val="none"/>
-                <w:strike w:val="false"/>
-                <w:sz w:val="20"/>
-                <w:szCs w:val="20"/>
-                <w:color w:val="000000"/>
-              </w:rPr>
-            </w:pPr>
-            <w:r>
-              <w:rPr>
-                <w:rFonts w:ascii="Calibri" w:hAnsi="Calibri" w:eastAsia="Calibri" w:cs="Calibri"/>
-                <w:i w:val="false"/>
-                <w:b w:val="false"/>
-                <w:u w:val="none"/>
-                <w:strike w:val="false"/>
-                <w:sz w:val="20"/>
-                <w:szCs w:val="20"/>
-                <w:color w:val="000000"/>
-              </w:rPr>
-              <w:t xml:space="preserve">0.689</w:t>
+            <w:shd w:val="clear" w:color="auto" w:fill="81BD81"/>
+            <w:tcMar>
+              <w:top w:w="0" w:type="dxa"/>
+              <w:bottom w:w="0" w:type="dxa"/>
+              <w:left w:w="0" w:type="dxa"/>
+              <w:right w:w="0" w:type="dxa"/>
+            </w:tcMar>
+            <w:vAlign w:val="center"/>
+          </w:tcPr>
+          <w:p>
+            <w:pPr>
+              <w:pStyle w:val="Normal"/>
+              <w:jc w:val="center"/>
+              <w:pBdr>
+                <w:bottom w:val="none" w:sz="0" w:space="0" w:color="000000"/>
+                <w:top w:val="none" w:sz="0" w:space="0" w:color="000000"/>
+                <w:left w:val="none" w:sz="0" w:space="0" w:color="000000"/>
+                <w:right w:val="none" w:sz="0" w:space="0" w:color="000000"/>
+              </w:pBdr>
+              <w:spacing w:after="120" w:before="120" w:line="312"/>
+              <w:ind w:left="100" w:right="100" w:firstLine="0" w:firstLineChars="0"/>
+              <w:rPr>
+                <w:rFonts w:ascii="Calibri" w:hAnsi="Calibri" w:eastAsia="Calibri" w:cs="Calibri"/>
+                <w:i w:val="false"/>
+                <w:b w:val="false"/>
+                <w:u w:val="none"/>
+                <w:strike w:val="false"/>
+                <w:sz w:val="20"/>
+                <w:szCs w:val="20"/>
+                <w:color w:val="000000"/>
+              </w:rPr>
+            </w:pPr>
+            <w:r>
+              <w:rPr>
+                <w:rFonts w:ascii="Calibri" w:hAnsi="Calibri" w:eastAsia="Calibri" w:cs="Calibri"/>
+                <w:i w:val="false"/>
+                <w:b w:val="false"/>
+                <w:u w:val="none"/>
+                <w:strike w:val="false"/>
+                <w:sz w:val="20"/>
+                <w:szCs w:val="20"/>
+                <w:color w:val="000000"/>
+              </w:rPr>
+              <w:t xml:space="preserve">0.655</w:t>
             </w:r>
           </w:p>
         </w:tc>
@@ -5809,50 +5809,50 @@
               <w:left w:val="single" w:sz="4" w:space="0" w:color="DDDDDD"/>
               <w:right w:val="single" w:sz="4" w:space="0" w:color="DDDDDD"/>
             </w:tcBorders>
-            <w:shd w:val="clear" w:color="auto" w:fill="D6E9D6"/>
-            <w:tcMar>
-              <w:top w:w="0" w:type="dxa"/>
-              <w:bottom w:w="0" w:type="dxa"/>
-              <w:left w:w="0" w:type="dxa"/>
-              <w:right w:w="0" w:type="dxa"/>
-            </w:tcMar>
-            <w:vAlign w:val="center"/>
-          </w:tcPr>
-          <w:p>
-            <w:pPr>
-              <w:pStyle w:val="Normal"/>
-              <w:jc w:val="center"/>
-              <w:pBdr>
-                <w:bottom w:val="none" w:sz="0" w:space="0" w:color="000000"/>
-                <w:top w:val="none" w:sz="0" w:space="0" w:color="000000"/>
-                <w:left w:val="none" w:sz="0" w:space="0" w:color="000000"/>
-                <w:right w:val="none" w:sz="0" w:space="0" w:color="000000"/>
-              </w:pBdr>
-              <w:spacing w:after="120" w:before="120" w:line="312"/>
-              <w:ind w:left="100" w:right="100" w:firstLine="0" w:firstLineChars="0"/>
-              <w:rPr>
-                <w:rFonts w:ascii="Calibri" w:hAnsi="Calibri" w:eastAsia="Calibri" w:cs="Calibri"/>
-                <w:i w:val="false"/>
-                <w:b w:val="false"/>
-                <w:u w:val="none"/>
-                <w:strike w:val="false"/>
-                <w:sz w:val="20"/>
-                <w:szCs w:val="20"/>
-                <w:color w:val="000000"/>
-              </w:rPr>
-            </w:pPr>
-            <w:r>
-              <w:rPr>
-                <w:rFonts w:ascii="Calibri" w:hAnsi="Calibri" w:eastAsia="Calibri" w:cs="Calibri"/>
-                <w:i w:val="false"/>
-                <w:b w:val="false"/>
-                <w:u w:val="none"/>
-                <w:strike w:val="false"/>
-                <w:sz w:val="20"/>
-                <w:szCs w:val="20"/>
-                <w:color w:val="000000"/>
-              </w:rPr>
-              <w:t xml:space="preserve">0.855</w:t>
+            <w:shd w:val="clear" w:color="auto" w:fill="8FC48F"/>
+            <w:tcMar>
+              <w:top w:w="0" w:type="dxa"/>
+              <w:bottom w:w="0" w:type="dxa"/>
+              <w:left w:w="0" w:type="dxa"/>
+              <w:right w:w="0" w:type="dxa"/>
+            </w:tcMar>
+            <w:vAlign w:val="center"/>
+          </w:tcPr>
+          <w:p>
+            <w:pPr>
+              <w:pStyle w:val="Normal"/>
+              <w:jc w:val="center"/>
+              <w:pBdr>
+                <w:bottom w:val="none" w:sz="0" w:space="0" w:color="000000"/>
+                <w:top w:val="none" w:sz="0" w:space="0" w:color="000000"/>
+                <w:left w:val="none" w:sz="0" w:space="0" w:color="000000"/>
+                <w:right w:val="none" w:sz="0" w:space="0" w:color="000000"/>
+              </w:pBdr>
+              <w:spacing w:after="120" w:before="120" w:line="312"/>
+              <w:ind w:left="100" w:right="100" w:firstLine="0" w:firstLineChars="0"/>
+              <w:rPr>
+                <w:rFonts w:ascii="Calibri" w:hAnsi="Calibri" w:eastAsia="Calibri" w:cs="Calibri"/>
+                <w:i w:val="false"/>
+                <w:b w:val="false"/>
+                <w:u w:val="none"/>
+                <w:strike w:val="false"/>
+                <w:sz w:val="20"/>
+                <w:szCs w:val="20"/>
+                <w:color w:val="000000"/>
+              </w:rPr>
+            </w:pPr>
+            <w:r>
+              <w:rPr>
+                <w:rFonts w:ascii="Calibri" w:hAnsi="Calibri" w:eastAsia="Calibri" w:cs="Calibri"/>
+                <w:i w:val="false"/>
+                <w:b w:val="false"/>
+                <w:u w:val="none"/>
+                <w:strike w:val="false"/>
+                <w:sz w:val="20"/>
+                <w:szCs w:val="20"/>
+                <w:color w:val="000000"/>
+              </w:rPr>
+              <w:t xml:space="preserve">0.867</w:t>
             </w:r>
           </w:p>
         </w:tc>
@@ -5864,50 +5864,50 @@
               <w:left w:val="single" w:sz="4" w:space="0" w:color="DDDDDD"/>
               <w:right w:val="single" w:sz="4" w:space="0" w:color="DDDDDD"/>
             </w:tcBorders>
-            <w:shd w:val="clear" w:color="auto" w:fill="228B22"/>
-            <w:tcMar>
-              <w:top w:w="0" w:type="dxa"/>
-              <w:bottom w:w="0" w:type="dxa"/>
-              <w:left w:w="0" w:type="dxa"/>
-              <w:right w:w="0" w:type="dxa"/>
-            </w:tcMar>
-            <w:vAlign w:val="center"/>
-          </w:tcPr>
-          <w:p>
-            <w:pPr>
-              <w:pStyle w:val="Normal"/>
-              <w:jc w:val="center"/>
-              <w:pBdr>
-                <w:bottom w:val="none" w:sz="0" w:space="0" w:color="000000"/>
-                <w:top w:val="none" w:sz="0" w:space="0" w:color="000000"/>
-                <w:left w:val="none" w:sz="0" w:space="0" w:color="000000"/>
-                <w:right w:val="none" w:sz="0" w:space="0" w:color="000000"/>
-              </w:pBdr>
-              <w:spacing w:after="120" w:before="120" w:line="312"/>
-              <w:ind w:left="100" w:right="100" w:firstLine="0" w:firstLineChars="0"/>
-              <w:rPr>
-                <w:rFonts w:ascii="Calibri" w:hAnsi="Calibri" w:eastAsia="Calibri" w:cs="Calibri"/>
-                <w:i w:val="false"/>
-                <w:b w:val="false"/>
-                <w:u w:val="none"/>
-                <w:strike w:val="false"/>
-                <w:sz w:val="20"/>
-                <w:szCs w:val="20"/>
-                <w:color w:val="000000"/>
-              </w:rPr>
-            </w:pPr>
-            <w:r>
-              <w:rPr>
-                <w:rFonts w:ascii="Calibri" w:hAnsi="Calibri" w:eastAsia="Calibri" w:cs="Calibri"/>
-                <w:i w:val="false"/>
-                <w:b w:val="false"/>
-                <w:u w:val="none"/>
-                <w:strike w:val="false"/>
-                <w:sz w:val="20"/>
-                <w:szCs w:val="20"/>
-                <w:color w:val="000000"/>
-              </w:rPr>
-              <w:t xml:space="preserve">0.523</w:t>
+            <w:shd w:val="clear" w:color="auto" w:fill="3F9A3F"/>
+            <w:tcMar>
+              <w:top w:w="0" w:type="dxa"/>
+              <w:bottom w:w="0" w:type="dxa"/>
+              <w:left w:w="0" w:type="dxa"/>
+              <w:right w:w="0" w:type="dxa"/>
+            </w:tcMar>
+            <w:vAlign w:val="center"/>
+          </w:tcPr>
+          <w:p>
+            <w:pPr>
+              <w:pStyle w:val="Normal"/>
+              <w:jc w:val="center"/>
+              <w:pBdr>
+                <w:bottom w:val="none" w:sz="0" w:space="0" w:color="000000"/>
+                <w:top w:val="none" w:sz="0" w:space="0" w:color="000000"/>
+                <w:left w:val="none" w:sz="0" w:space="0" w:color="000000"/>
+                <w:right w:val="none" w:sz="0" w:space="0" w:color="000000"/>
+              </w:pBdr>
+              <w:spacing w:after="120" w:before="120" w:line="312"/>
+              <w:ind w:left="100" w:right="100" w:firstLine="0" w:firstLineChars="0"/>
+              <w:rPr>
+                <w:rFonts w:ascii="Calibri" w:hAnsi="Calibri" w:eastAsia="Calibri" w:cs="Calibri"/>
+                <w:i w:val="false"/>
+                <w:b w:val="false"/>
+                <w:u w:val="none"/>
+                <w:strike w:val="false"/>
+                <w:sz w:val="20"/>
+                <w:szCs w:val="20"/>
+                <w:color w:val="000000"/>
+              </w:rPr>
+            </w:pPr>
+            <w:r>
+              <w:rPr>
+                <w:rFonts w:ascii="Calibri" w:hAnsi="Calibri" w:eastAsia="Calibri" w:cs="Calibri"/>
+                <w:i w:val="false"/>
+                <w:b w:val="false"/>
+                <w:u w:val="none"/>
+                <w:strike w:val="false"/>
+                <w:sz w:val="20"/>
+                <w:szCs w:val="20"/>
+                <w:color w:val="000000"/>
+              </w:rPr>
+              <w:t xml:space="preserve">0.433</w:t>
             </w:r>
           </w:p>
         </w:tc>
@@ -5962,7 +5962,7 @@
                 <w:szCs w:val="20"/>
                 <w:color w:val="000000"/>
               </w:rPr>
-              <w:t xml:space="preserve">0.447 ± 0.081</w:t>
+              <w:t xml:space="preserve">0.486 &lt;c2&gt;&lt;b1&gt; 0.091</w:t>
             </w:r>
           </w:p>
         </w:tc>
@@ -6017,7 +6017,7 @@
                 <w:szCs w:val="20"/>
                 <w:color w:val="000000"/>
               </w:rPr>
-              <w:t xml:space="preserve">0.578</w:t>
+              <w:t xml:space="preserve">0.717</w:t>
             </w:r>
           </w:p>
         </w:tc>
@@ -6072,14 +6072,14 @@
                 <w:szCs w:val="20"/>
                 <w:color w:val="000000"/>
               </w:rPr>
-              <w:t xml:space="preserve">0.639</w:t>
+              <w:t xml:space="preserve">0.636</w:t>
             </w:r>
           </w:p>
         </w:tc>
       </w:tr>
       <w:tr>
         <w:trPr>
-          <w:trHeight w:val="611" w:hRule="auto"/>
+          <w:trHeight w:val="612" w:hRule="auto"/>
         </w:trPr>
         <w:tc>
           <w:tcPr>
@@ -6242,7 +6242,7 @@
                 <w:szCs w:val="20"/>
                 <w:color w:val="000000"/>
               </w:rPr>
-              <w:t xml:space="preserve">33</w:t>
+              <w:t xml:space="preserve">&lt;e2&gt;&lt;89&gt;&lt;a5&gt;5</w:t>
             </w:r>
           </w:p>
         </w:tc>
@@ -6297,7 +6297,7 @@
                 <w:szCs w:val="20"/>
                 <w:color w:val="000000"/>
               </w:rPr>
-              <w:t xml:space="preserve">4</w:t>
+              <w:t xml:space="preserve">1</w:t>
             </w:r>
           </w:p>
         </w:tc>
@@ -6352,7 +6352,7 @@
                 <w:szCs w:val="20"/>
                 <w:color w:val="000000"/>
               </w:rPr>
-              <w:t xml:space="preserve">56.6M</w:t>
+              <w:t xml:space="preserve">56.7M</w:t>
             </w:r>
           </w:p>
         </w:tc>
@@ -6364,50 +6364,50 @@
               <w:left w:val="single" w:sz="4" w:space="0" w:color="DDDDDD"/>
               <w:right w:val="single" w:sz="4" w:space="0" w:color="DDDDDD"/>
             </w:tcBorders>
-            <w:shd w:val="clear" w:color="auto" w:fill="66AF66"/>
-            <w:tcMar>
-              <w:top w:w="0" w:type="dxa"/>
-              <w:bottom w:w="0" w:type="dxa"/>
-              <w:left w:w="0" w:type="dxa"/>
-              <w:right w:w="0" w:type="dxa"/>
-            </w:tcMar>
-            <w:vAlign w:val="center"/>
-          </w:tcPr>
-          <w:p>
-            <w:pPr>
-              <w:pStyle w:val="Normal"/>
-              <w:jc w:val="center"/>
-              <w:pBdr>
-                <w:bottom w:val="none" w:sz="0" w:space="0" w:color="000000"/>
-                <w:top w:val="none" w:sz="0" w:space="0" w:color="000000"/>
-                <w:left w:val="none" w:sz="0" w:space="0" w:color="000000"/>
-                <w:right w:val="none" w:sz="0" w:space="0" w:color="000000"/>
-              </w:pBdr>
-              <w:spacing w:after="120" w:before="120" w:line="312"/>
-              <w:ind w:left="100" w:right="100" w:firstLine="0" w:firstLineChars="0"/>
-              <w:rPr>
-                <w:rFonts w:ascii="Calibri" w:hAnsi="Calibri" w:eastAsia="Calibri" w:cs="Calibri"/>
-                <w:i w:val="false"/>
-                <w:b w:val="false"/>
-                <w:u w:val="none"/>
-                <w:strike w:val="false"/>
-                <w:sz w:val="20"/>
-                <w:szCs w:val="20"/>
-                <w:color w:val="000000"/>
-              </w:rPr>
-            </w:pPr>
-            <w:r>
-              <w:rPr>
-                <w:rFonts w:ascii="Calibri" w:hAnsi="Calibri" w:eastAsia="Calibri" w:cs="Calibri"/>
-                <w:i w:val="false"/>
-                <w:b w:val="false"/>
-                <w:u w:val="none"/>
-                <w:strike w:val="false"/>
-                <w:sz w:val="20"/>
-                <w:szCs w:val="20"/>
-                <w:color w:val="000000"/>
-              </w:rPr>
-              <w:t xml:space="preserve">0.810</w:t>
+            <w:shd w:val="clear" w:color="auto" w:fill="FFFFFF"/>
+            <w:tcMar>
+              <w:top w:w="0" w:type="dxa"/>
+              <w:bottom w:w="0" w:type="dxa"/>
+              <w:left w:w="0" w:type="dxa"/>
+              <w:right w:w="0" w:type="dxa"/>
+            </w:tcMar>
+            <w:vAlign w:val="center"/>
+          </w:tcPr>
+          <w:p>
+            <w:pPr>
+              <w:pStyle w:val="Normal"/>
+              <w:jc w:val="center"/>
+              <w:pBdr>
+                <w:bottom w:val="none" w:sz="0" w:space="0" w:color="000000"/>
+                <w:top w:val="none" w:sz="0" w:space="0" w:color="000000"/>
+                <w:left w:val="none" w:sz="0" w:space="0" w:color="000000"/>
+                <w:right w:val="none" w:sz="0" w:space="0" w:color="000000"/>
+              </w:pBdr>
+              <w:spacing w:after="120" w:before="120" w:line="312"/>
+              <w:ind w:left="100" w:right="100" w:firstLine="0" w:firstLineChars="0"/>
+              <w:rPr>
+                <w:rFonts w:ascii="Calibri" w:hAnsi="Calibri" w:eastAsia="Calibri" w:cs="Calibri"/>
+                <w:i w:val="false"/>
+                <w:b w:val="false"/>
+                <w:u w:val="none"/>
+                <w:strike w:val="false"/>
+                <w:sz w:val="20"/>
+                <w:szCs w:val="20"/>
+                <w:color w:val="000000"/>
+              </w:rPr>
+            </w:pPr>
+            <w:r>
+              <w:rPr>
+                <w:rFonts w:ascii="Calibri" w:hAnsi="Calibri" w:eastAsia="Calibri" w:cs="Calibri"/>
+                <w:i w:val="false"/>
+                <w:b w:val="false"/>
+                <w:u w:val="none"/>
+                <w:strike w:val="false"/>
+                <w:sz w:val="20"/>
+                <w:szCs w:val="20"/>
+                <w:color w:val="000000"/>
+              </w:rPr>
+              <w:t xml:space="preserve">0.369</w:t>
             </w:r>
           </w:p>
         </w:tc>
@@ -6462,7 +6462,7 @@
                 <w:szCs w:val="20"/>
                 <w:color w:val="000000"/>
               </w:rPr>
-              <w:t xml:space="preserve">0.912</w:t>
+              <w:t xml:space="preserve">0.915</w:t>
             </w:r>
           </w:p>
         </w:tc>
@@ -6517,7 +6517,7 @@
                 <w:szCs w:val="20"/>
                 <w:color w:val="000000"/>
               </w:rPr>
-              <w:t xml:space="preserve">0.379</w:t>
+              <w:t xml:space="preserve">0.149</w:t>
             </w:r>
           </w:p>
         </w:tc>
@@ -6529,50 +6529,50 @@
               <w:left w:val="single" w:sz="4" w:space="0" w:color="DDDDDD"/>
               <w:right w:val="single" w:sz="4" w:space="0" w:color="DDDDDD"/>
             </w:tcBorders>
-            <w:shd w:val="clear" w:color="auto" w:fill="62AD62"/>
-            <w:tcMar>
-              <w:top w:w="0" w:type="dxa"/>
-              <w:bottom w:w="0" w:type="dxa"/>
-              <w:left w:w="0" w:type="dxa"/>
-              <w:right w:w="0" w:type="dxa"/>
-            </w:tcMar>
-            <w:vAlign w:val="center"/>
-          </w:tcPr>
-          <w:p>
-            <w:pPr>
-              <w:pStyle w:val="Normal"/>
-              <w:jc w:val="center"/>
-              <w:pBdr>
-                <w:bottom w:val="none" w:sz="0" w:space="0" w:color="000000"/>
-                <w:top w:val="none" w:sz="0" w:space="0" w:color="000000"/>
-                <w:left w:val="none" w:sz="0" w:space="0" w:color="000000"/>
-                <w:right w:val="none" w:sz="0" w:space="0" w:color="000000"/>
-              </w:pBdr>
-              <w:spacing w:after="120" w:before="120" w:line="312"/>
-              <w:ind w:left="100" w:right="100" w:firstLine="0" w:firstLineChars="0"/>
-              <w:rPr>
-                <w:rFonts w:ascii="Calibri" w:hAnsi="Calibri" w:eastAsia="Calibri" w:cs="Calibri"/>
-                <w:i w:val="false"/>
-                <w:b w:val="false"/>
-                <w:u w:val="none"/>
-                <w:strike w:val="false"/>
-                <w:sz w:val="20"/>
-                <w:szCs w:val="20"/>
-                <w:color w:val="000000"/>
-              </w:rPr>
-            </w:pPr>
-            <w:r>
-              <w:rPr>
-                <w:rFonts w:ascii="Calibri" w:hAnsi="Calibri" w:eastAsia="Calibri" w:cs="Calibri"/>
-                <w:i w:val="false"/>
-                <w:b w:val="false"/>
-                <w:u w:val="none"/>
-                <w:strike w:val="false"/>
-                <w:sz w:val="20"/>
-                <w:szCs w:val="20"/>
-                <w:color w:val="000000"/>
-              </w:rPr>
-              <w:t xml:space="preserve">0.332 ± 0.103</w:t>
+            <w:shd w:val="clear" w:color="auto" w:fill="CEE5CE"/>
+            <w:tcMar>
+              <w:top w:w="0" w:type="dxa"/>
+              <w:bottom w:w="0" w:type="dxa"/>
+              <w:left w:w="0" w:type="dxa"/>
+              <w:right w:w="0" w:type="dxa"/>
+            </w:tcMar>
+            <w:vAlign w:val="center"/>
+          </w:tcPr>
+          <w:p>
+            <w:pPr>
+              <w:pStyle w:val="Normal"/>
+              <w:jc w:val="center"/>
+              <w:pBdr>
+                <w:bottom w:val="none" w:sz="0" w:space="0" w:color="000000"/>
+                <w:top w:val="none" w:sz="0" w:space="0" w:color="000000"/>
+                <w:left w:val="none" w:sz="0" w:space="0" w:color="000000"/>
+                <w:right w:val="none" w:sz="0" w:space="0" w:color="000000"/>
+              </w:pBdr>
+              <w:spacing w:after="120" w:before="120" w:line="312"/>
+              <w:ind w:left="100" w:right="100" w:firstLine="0" w:firstLineChars="0"/>
+              <w:rPr>
+                <w:rFonts w:ascii="Calibri" w:hAnsi="Calibri" w:eastAsia="Calibri" w:cs="Calibri"/>
+                <w:i w:val="false"/>
+                <w:b w:val="false"/>
+                <w:u w:val="none"/>
+                <w:strike w:val="false"/>
+                <w:sz w:val="20"/>
+                <w:szCs w:val="20"/>
+                <w:color w:val="000000"/>
+              </w:rPr>
+            </w:pPr>
+            <w:r>
+              <w:rPr>
+                <w:rFonts w:ascii="Calibri" w:hAnsi="Calibri" w:eastAsia="Calibri" w:cs="Calibri"/>
+                <w:i w:val="false"/>
+                <w:b w:val="false"/>
+                <w:u w:val="none"/>
+                <w:strike w:val="false"/>
+                <w:sz w:val="20"/>
+                <w:szCs w:val="20"/>
+                <w:color w:val="000000"/>
+              </w:rPr>
+              <w:t xml:space="preserve">0.441 &lt;c2&gt;&lt;b1&gt; 0.13</w:t>
             </w:r>
           </w:p>
         </w:tc>
@@ -6584,50 +6584,50 @@
               <w:left w:val="single" w:sz="4" w:space="0" w:color="DDDDDD"/>
               <w:right w:val="single" w:sz="4" w:space="0" w:color="DDDDDD"/>
             </w:tcBorders>
-            <w:shd w:val="clear" w:color="auto" w:fill="4FA34F"/>
-            <w:tcMar>
-              <w:top w:w="0" w:type="dxa"/>
-              <w:bottom w:w="0" w:type="dxa"/>
-              <w:left w:w="0" w:type="dxa"/>
-              <w:right w:w="0" w:type="dxa"/>
-            </w:tcMar>
-            <w:vAlign w:val="center"/>
-          </w:tcPr>
-          <w:p>
-            <w:pPr>
-              <w:pStyle w:val="Normal"/>
-              <w:jc w:val="center"/>
-              <w:pBdr>
-                <w:bottom w:val="none" w:sz="0" w:space="0" w:color="000000"/>
-                <w:top w:val="none" w:sz="0" w:space="0" w:color="000000"/>
-                <w:left w:val="none" w:sz="0" w:space="0" w:color="000000"/>
-                <w:right w:val="none" w:sz="0" w:space="0" w:color="000000"/>
-              </w:pBdr>
-              <w:spacing w:after="120" w:before="120" w:line="312"/>
-              <w:ind w:left="100" w:right="100" w:firstLine="0" w:firstLineChars="0"/>
-              <w:rPr>
-                <w:rFonts w:ascii="Calibri" w:hAnsi="Calibri" w:eastAsia="Calibri" w:cs="Calibri"/>
-                <w:i w:val="false"/>
-                <w:b w:val="false"/>
-                <w:u w:val="none"/>
-                <w:strike w:val="false"/>
-                <w:sz w:val="20"/>
-                <w:szCs w:val="20"/>
-                <w:color w:val="000000"/>
-              </w:rPr>
-            </w:pPr>
-            <w:r>
-              <w:rPr>
-                <w:rFonts w:ascii="Calibri" w:hAnsi="Calibri" w:eastAsia="Calibri" w:cs="Calibri"/>
-                <w:i w:val="false"/>
-                <w:b w:val="false"/>
-                <w:u w:val="none"/>
-                <w:strike w:val="false"/>
-                <w:sz w:val="20"/>
-                <w:szCs w:val="20"/>
-                <w:color w:val="000000"/>
-              </w:rPr>
-              <w:t xml:space="preserve">0.735</w:t>
+            <w:shd w:val="clear" w:color="auto" w:fill="228B22"/>
+            <w:tcMar>
+              <w:top w:w="0" w:type="dxa"/>
+              <w:bottom w:w="0" w:type="dxa"/>
+              <w:left w:w="0" w:type="dxa"/>
+              <w:right w:w="0" w:type="dxa"/>
+            </w:tcMar>
+            <w:vAlign w:val="center"/>
+          </w:tcPr>
+          <w:p>
+            <w:pPr>
+              <w:pStyle w:val="Normal"/>
+              <w:jc w:val="center"/>
+              <w:pBdr>
+                <w:bottom w:val="none" w:sz="0" w:space="0" w:color="000000"/>
+                <w:top w:val="none" w:sz="0" w:space="0" w:color="000000"/>
+                <w:left w:val="none" w:sz="0" w:space="0" w:color="000000"/>
+                <w:right w:val="none" w:sz="0" w:space="0" w:color="000000"/>
+              </w:pBdr>
+              <w:spacing w:after="120" w:before="120" w:line="312"/>
+              <w:ind w:left="100" w:right="100" w:firstLine="0" w:firstLineChars="0"/>
+              <w:rPr>
+                <w:rFonts w:ascii="Calibri" w:hAnsi="Calibri" w:eastAsia="Calibri" w:cs="Calibri"/>
+                <w:i w:val="false"/>
+                <w:b w:val="false"/>
+                <w:u w:val="none"/>
+                <w:strike w:val="false"/>
+                <w:sz w:val="20"/>
+                <w:szCs w:val="20"/>
+                <w:color w:val="000000"/>
+              </w:rPr>
+            </w:pPr>
+            <w:r>
+              <w:rPr>
+                <w:rFonts w:ascii="Calibri" w:hAnsi="Calibri" w:eastAsia="Calibri" w:cs="Calibri"/>
+                <w:i w:val="false"/>
+                <w:b w:val="false"/>
+                <w:u w:val="none"/>
+                <w:strike w:val="false"/>
+                <w:sz w:val="20"/>
+                <w:szCs w:val="20"/>
+                <w:color w:val="000000"/>
+              </w:rPr>
+              <w:t xml:space="preserve">0.849</w:t>
             </w:r>
           </w:p>
         </w:tc>
@@ -6639,50 +6639,50 @@
               <w:left w:val="single" w:sz="4" w:space="0" w:color="DDDDDD"/>
               <w:right w:val="single" w:sz="8" w:space="0" w:color="AAAAAA"/>
             </w:tcBorders>
-            <w:shd w:val="clear" w:color="auto" w:fill="288E28"/>
-            <w:tcMar>
-              <w:top w:w="0" w:type="dxa"/>
-              <w:bottom w:w="0" w:type="dxa"/>
-              <w:left w:w="0" w:type="dxa"/>
-              <w:right w:w="0" w:type="dxa"/>
-            </w:tcMar>
-            <w:vAlign w:val="center"/>
-          </w:tcPr>
-          <w:p>
-            <w:pPr>
-              <w:pStyle w:val="Normal"/>
-              <w:jc w:val="center"/>
-              <w:pBdr>
-                <w:bottom w:val="none" w:sz="0" w:space="0" w:color="000000"/>
-                <w:top w:val="none" w:sz="0" w:space="0" w:color="000000"/>
-                <w:left w:val="none" w:sz="0" w:space="0" w:color="000000"/>
-                <w:right w:val="none" w:sz="0" w:space="0" w:color="000000"/>
-              </w:pBdr>
-              <w:spacing w:after="120" w:before="120" w:line="312"/>
-              <w:ind w:left="100" w:right="100" w:firstLine="0" w:firstLineChars="0"/>
-              <w:rPr>
-                <w:rFonts w:ascii="Calibri" w:hAnsi="Calibri" w:eastAsia="Calibri" w:cs="Calibri"/>
-                <w:i w:val="false"/>
-                <w:b w:val="false"/>
-                <w:u w:val="none"/>
-                <w:strike w:val="false"/>
-                <w:sz w:val="20"/>
-                <w:szCs w:val="20"/>
-                <w:color w:val="000000"/>
-              </w:rPr>
-            </w:pPr>
-            <w:r>
-              <w:rPr>
-                <w:rFonts w:ascii="Calibri" w:hAnsi="Calibri" w:eastAsia="Calibri" w:cs="Calibri"/>
-                <w:i w:val="false"/>
-                <w:b w:val="false"/>
-                <w:u w:val="none"/>
-                <w:strike w:val="false"/>
-                <w:sz w:val="20"/>
-                <w:szCs w:val="20"/>
-                <w:color w:val="000000"/>
-              </w:rPr>
-              <w:t xml:space="preserve">0.777</w:t>
+            <w:shd w:val="clear" w:color="auto" w:fill="3C993C"/>
+            <w:tcMar>
+              <w:top w:w="0" w:type="dxa"/>
+              <w:bottom w:w="0" w:type="dxa"/>
+              <w:left w:w="0" w:type="dxa"/>
+              <w:right w:w="0" w:type="dxa"/>
+            </w:tcMar>
+            <w:vAlign w:val="center"/>
+          </w:tcPr>
+          <w:p>
+            <w:pPr>
+              <w:pStyle w:val="Normal"/>
+              <w:jc w:val="center"/>
+              <w:pBdr>
+                <w:bottom w:val="none" w:sz="0" w:space="0" w:color="000000"/>
+                <w:top w:val="none" w:sz="0" w:space="0" w:color="000000"/>
+                <w:left w:val="none" w:sz="0" w:space="0" w:color="000000"/>
+                <w:right w:val="none" w:sz="0" w:space="0" w:color="000000"/>
+              </w:pBdr>
+              <w:spacing w:after="120" w:before="120" w:line="312"/>
+              <w:ind w:left="100" w:right="100" w:firstLine="0" w:firstLineChars="0"/>
+              <w:rPr>
+                <w:rFonts w:ascii="Calibri" w:hAnsi="Calibri" w:eastAsia="Calibri" w:cs="Calibri"/>
+                <w:i w:val="false"/>
+                <w:b w:val="false"/>
+                <w:u w:val="none"/>
+                <w:strike w:val="false"/>
+                <w:sz w:val="20"/>
+                <w:szCs w:val="20"/>
+                <w:color w:val="000000"/>
+              </w:rPr>
+            </w:pPr>
+            <w:r>
+              <w:rPr>
+                <w:rFonts w:ascii="Calibri" w:hAnsi="Calibri" w:eastAsia="Calibri" w:cs="Calibri"/>
+                <w:i w:val="false"/>
+                <w:b w:val="false"/>
+                <w:u w:val="none"/>
+                <w:strike w:val="false"/>
+                <w:sz w:val="20"/>
+                <w:szCs w:val="20"/>
+                <w:color w:val="000000"/>
+              </w:rPr>
+              <w:t xml:space="preserve">0.771</w:t>
             </w:r>
           </w:p>
         </w:tc>
@@ -6701,7 +6701,7 @@
         <w:pStyle w:val="Titre1"/>
       </w:pPr>
       <w:r>
-        <w:t xml:space="preserve">Table 3: Proportional filter (≥ 0.0005% of sample reads)</w:t>
+        <w:t xml:space="preserve">Table 3: Proportional filter (&lt;e2&gt;&lt;89&gt;&lt;a5&gt; 0.001% of sample reads)</w:t>
       </w:r>
     </w:p>
     <w:tbl xmlns:a="http://schemas.openxmlformats.org/drawingml/2006/main" xmlns:pic="http://schemas.openxmlformats.org/drawingml/2006/picture">
@@ -6713,19 +6713,19 @@
       <w:tblGrid>
         <w:gridCol w:w="1371"/>
         <w:gridCol w:w="1289"/>
-        <w:gridCol w:w="1011"/>
+        <w:gridCol w:w="2001"/>
         <w:gridCol w:w="891"/>
         <w:gridCol w:w="1183"/>
-        <w:gridCol w:w="911"/>
-        <w:gridCol w:w="1522"/>
-        <w:gridCol w:w="1307"/>
-        <w:gridCol w:w="2671"/>
-        <w:gridCol w:w="1303"/>
-        <w:gridCol w:w="1315"/>
+        <w:gridCol w:w="1489"/>
+        <w:gridCol w:w="2321"/>
+        <w:gridCol w:w="1489"/>
+        <w:gridCol w:w="3511"/>
+        <w:gridCol w:w="1489"/>
+        <w:gridCol w:w="1489"/>
       </w:tblGrid>
       <w:tr>
         <w:trPr>
-          <w:trHeight w:val="733" w:hRule="auto"/>
+          <w:trHeight w:val="777" w:hRule="auto"/>
           <w:tblHeader/>
         </w:trPr>
         <w:tc>
@@ -7158,7 +7158,7 @@
                 <w:szCs w:val="20"/>
                 <w:color w:val="FFFFFF"/>
               </w:rPr>
-              <w:t xml:space="preserve">(α)</w:t>
+              <w:t xml:space="preserve">(&lt;ce&gt;&lt;b1&gt;)</w:t>
             </w:r>
           </w:p>
         </w:tc>
@@ -7226,7 +7226,7 @@
                 <w:szCs w:val="20"/>
                 <w:color w:val="FFFFFF"/>
               </w:rPr>
-              <w:t xml:space="preserve">ρ</w:t>
+              <w:t xml:space="preserve">&lt;cf&gt;&lt;81&gt;</w:t>
             </w:r>
             <w:r>
               <w:rPr>
@@ -7252,7 +7252,7 @@
                 <w:szCs w:val="20"/>
                 <w:color w:val="FFFFFF"/>
               </w:rPr>
-              <w:t xml:space="preserve">(α)</w:t>
+              <w:t xml:space="preserve">(&lt;ce&gt;&lt;b1&gt;)</w:t>
             </w:r>
           </w:p>
         </w:tc>
@@ -7346,7 +7346,7 @@
                 <w:szCs w:val="20"/>
                 <w:color w:val="FFFFFF"/>
               </w:rPr>
-              <w:t xml:space="preserve">(β)</w:t>
+              <w:t xml:space="preserve">(&lt;ce&gt;&lt;b2&gt;)</w:t>
             </w:r>
           </w:p>
         </w:tc>
@@ -7401,7 +7401,7 @@
                 <w:szCs w:val="20"/>
                 <w:color w:val="FFFFFF"/>
               </w:rPr>
-              <w:t xml:space="preserve">Bray-Curtis Dist ± SD</w:t>
+              <w:t xml:space="preserve">Bray-Curtis Dist &lt;c2&gt;&lt;b1&gt; SD</w:t>
             </w:r>
             <w:r>
               <w:rPr>
@@ -7427,7 +7427,7 @@
                 <w:szCs w:val="20"/>
                 <w:color w:val="FFFFFF"/>
               </w:rPr>
-              <w:t xml:space="preserve">(β)</w:t>
+              <w:t xml:space="preserve">(&lt;ce&gt;&lt;b2&gt;)</w:t>
             </w:r>
           </w:p>
         </w:tc>
@@ -7508,7 +7508,7 @@
                 <w:szCs w:val="20"/>
                 <w:color w:val="FFFFFF"/>
               </w:rPr>
-              <w:t xml:space="preserve">(γ)</w:t>
+              <w:t xml:space="preserve">(&lt;ce&gt;&lt;b3&gt;)</w:t>
             </w:r>
           </w:p>
         </w:tc>
@@ -7589,7 +7589,7 @@
                 <w:szCs w:val="20"/>
                 <w:color w:val="FFFFFF"/>
               </w:rPr>
-              <w:t xml:space="preserve">(γ)</w:t>
+              <w:t xml:space="preserve">(&lt;ce&gt;&lt;b3&gt;)</w:t>
             </w:r>
           </w:p>
         </w:tc>
@@ -7759,7 +7759,7 @@
                 <w:szCs w:val="20"/>
                 <w:color w:val="000000"/>
               </w:rPr>
-              <w:t xml:space="preserve">≥16</w:t>
+              <w:t xml:space="preserve">&lt;e2&gt;&lt;89&gt;&lt;a5&gt;32</w:t>
             </w:r>
           </w:p>
         </w:tc>
@@ -7881,50 +7881,50 @@
               <w:left w:val="single" w:sz="4" w:space="0" w:color="DDDDDD"/>
               <w:right w:val="single" w:sz="4" w:space="0" w:color="DDDDDD"/>
             </w:tcBorders>
-            <w:shd w:val="clear" w:color="auto" w:fill="DFEEDF"/>
-            <w:tcMar>
-              <w:top w:w="0" w:type="dxa"/>
-              <w:bottom w:w="0" w:type="dxa"/>
-              <w:left w:w="0" w:type="dxa"/>
-              <w:right w:w="0" w:type="dxa"/>
-            </w:tcMar>
-            <w:vAlign w:val="center"/>
-          </w:tcPr>
-          <w:p>
-            <w:pPr>
-              <w:pStyle w:val="Normal"/>
-              <w:jc w:val="center"/>
-              <w:pBdr>
-                <w:bottom w:val="none" w:sz="0" w:space="0" w:color="000000"/>
-                <w:top w:val="none" w:sz="0" w:space="0" w:color="000000"/>
-                <w:left w:val="none" w:sz="0" w:space="0" w:color="000000"/>
-                <w:right w:val="none" w:sz="0" w:space="0" w:color="000000"/>
-              </w:pBdr>
-              <w:spacing w:after="120" w:before="120" w:line="312"/>
-              <w:ind w:left="100" w:right="100" w:firstLine="0" w:firstLineChars="0"/>
-              <w:rPr>
-                <w:rFonts w:ascii="Calibri" w:hAnsi="Calibri" w:eastAsia="Calibri" w:cs="Calibri"/>
-                <w:i w:val="false"/>
-                <w:b w:val="false"/>
-                <w:u w:val="none"/>
-                <w:strike w:val="false"/>
-                <w:sz w:val="20"/>
-                <w:szCs w:val="20"/>
-                <w:color w:val="000000"/>
-              </w:rPr>
-            </w:pPr>
-            <w:r>
-              <w:rPr>
-                <w:rFonts w:ascii="Calibri" w:hAnsi="Calibri" w:eastAsia="Calibri" w:cs="Calibri"/>
-                <w:i w:val="false"/>
-                <w:b w:val="false"/>
-                <w:u w:val="none"/>
-                <w:strike w:val="false"/>
-                <w:sz w:val="20"/>
-                <w:szCs w:val="20"/>
-                <w:color w:val="000000"/>
-              </w:rPr>
-              <w:t xml:space="preserve">0.764</w:t>
+            <w:shd w:val="clear" w:color="auto" w:fill="FBFDFB"/>
+            <w:tcMar>
+              <w:top w:w="0" w:type="dxa"/>
+              <w:bottom w:w="0" w:type="dxa"/>
+              <w:left w:w="0" w:type="dxa"/>
+              <w:right w:w="0" w:type="dxa"/>
+            </w:tcMar>
+            <w:vAlign w:val="center"/>
+          </w:tcPr>
+          <w:p>
+            <w:pPr>
+              <w:pStyle w:val="Normal"/>
+              <w:jc w:val="center"/>
+              <w:pBdr>
+                <w:bottom w:val="none" w:sz="0" w:space="0" w:color="000000"/>
+                <w:top w:val="none" w:sz="0" w:space="0" w:color="000000"/>
+                <w:left w:val="none" w:sz="0" w:space="0" w:color="000000"/>
+                <w:right w:val="none" w:sz="0" w:space="0" w:color="000000"/>
+              </w:pBdr>
+              <w:spacing w:after="120" w:before="120" w:line="312"/>
+              <w:ind w:left="100" w:right="100" w:firstLine="0" w:firstLineChars="0"/>
+              <w:rPr>
+                <w:rFonts w:ascii="Calibri" w:hAnsi="Calibri" w:eastAsia="Calibri" w:cs="Calibri"/>
+                <w:i w:val="false"/>
+                <w:b w:val="false"/>
+                <w:u w:val="none"/>
+                <w:strike w:val="false"/>
+                <w:sz w:val="20"/>
+                <w:szCs w:val="20"/>
+                <w:color w:val="000000"/>
+              </w:rPr>
+            </w:pPr>
+            <w:r>
+              <w:rPr>
+                <w:rFonts w:ascii="Calibri" w:hAnsi="Calibri" w:eastAsia="Calibri" w:cs="Calibri"/>
+                <w:i w:val="false"/>
+                <w:b w:val="false"/>
+                <w:u w:val="none"/>
+                <w:strike w:val="false"/>
+                <w:sz w:val="20"/>
+                <w:szCs w:val="20"/>
+                <w:color w:val="000000"/>
+              </w:rPr>
+              <w:t xml:space="preserve">0.645</w:t>
             </w:r>
           </w:p>
         </w:tc>
@@ -7936,50 +7936,50 @@
               <w:left w:val="single" w:sz="4" w:space="0" w:color="DDDDDD"/>
               <w:right w:val="single" w:sz="4" w:space="0" w:color="DDDDDD"/>
             </w:tcBorders>
-            <w:shd w:val="clear" w:color="auto" w:fill="80BC80"/>
-            <w:tcMar>
-              <w:top w:w="0" w:type="dxa"/>
-              <w:bottom w:w="0" w:type="dxa"/>
-              <w:left w:w="0" w:type="dxa"/>
-              <w:right w:w="0" w:type="dxa"/>
-            </w:tcMar>
-            <w:vAlign w:val="center"/>
-          </w:tcPr>
-          <w:p>
-            <w:pPr>
-              <w:pStyle w:val="Normal"/>
-              <w:jc w:val="center"/>
-              <w:pBdr>
-                <w:bottom w:val="none" w:sz="0" w:space="0" w:color="000000"/>
-                <w:top w:val="none" w:sz="0" w:space="0" w:color="000000"/>
-                <w:left w:val="none" w:sz="0" w:space="0" w:color="000000"/>
-                <w:right w:val="none" w:sz="0" w:space="0" w:color="000000"/>
-              </w:pBdr>
-              <w:spacing w:after="120" w:before="120" w:line="312"/>
-              <w:ind w:left="100" w:right="100" w:firstLine="0" w:firstLineChars="0"/>
-              <w:rPr>
-                <w:rFonts w:ascii="Calibri" w:hAnsi="Calibri" w:eastAsia="Calibri" w:cs="Calibri"/>
-                <w:i w:val="false"/>
-                <w:b w:val="false"/>
-                <w:u w:val="none"/>
-                <w:strike w:val="false"/>
-                <w:sz w:val="20"/>
-                <w:szCs w:val="20"/>
-                <w:color w:val="000000"/>
-              </w:rPr>
-            </w:pPr>
-            <w:r>
-              <w:rPr>
-                <w:rFonts w:ascii="Calibri" w:hAnsi="Calibri" w:eastAsia="Calibri" w:cs="Calibri"/>
-                <w:i w:val="false"/>
-                <w:b w:val="false"/>
-                <w:u w:val="none"/>
-                <w:strike w:val="false"/>
-                <w:sz w:val="20"/>
-                <w:szCs w:val="20"/>
-                <w:color w:val="000000"/>
-              </w:rPr>
-              <w:t xml:space="preserve">0.867</w:t>
+            <w:shd w:val="clear" w:color="auto" w:fill="FFFFFF"/>
+            <w:tcMar>
+              <w:top w:w="0" w:type="dxa"/>
+              <w:bottom w:w="0" w:type="dxa"/>
+              <w:left w:w="0" w:type="dxa"/>
+              <w:right w:w="0" w:type="dxa"/>
+            </w:tcMar>
+            <w:vAlign w:val="center"/>
+          </w:tcPr>
+          <w:p>
+            <w:pPr>
+              <w:pStyle w:val="Normal"/>
+              <w:jc w:val="center"/>
+              <w:pBdr>
+                <w:bottom w:val="none" w:sz="0" w:space="0" w:color="000000"/>
+                <w:top w:val="none" w:sz="0" w:space="0" w:color="000000"/>
+                <w:left w:val="none" w:sz="0" w:space="0" w:color="000000"/>
+                <w:right w:val="none" w:sz="0" w:space="0" w:color="000000"/>
+              </w:pBdr>
+              <w:spacing w:after="120" w:before="120" w:line="312"/>
+              <w:ind w:left="100" w:right="100" w:firstLine="0" w:firstLineChars="0"/>
+              <w:rPr>
+                <w:rFonts w:ascii="Calibri" w:hAnsi="Calibri" w:eastAsia="Calibri" w:cs="Calibri"/>
+                <w:i w:val="false"/>
+                <w:b w:val="false"/>
+                <w:u w:val="none"/>
+                <w:strike w:val="false"/>
+                <w:sz w:val="20"/>
+                <w:szCs w:val="20"/>
+                <w:color w:val="000000"/>
+              </w:rPr>
+            </w:pPr>
+            <w:r>
+              <w:rPr>
+                <w:rFonts w:ascii="Calibri" w:hAnsi="Calibri" w:eastAsia="Calibri" w:cs="Calibri"/>
+                <w:i w:val="false"/>
+                <w:b w:val="false"/>
+                <w:u w:val="none"/>
+                <w:strike w:val="false"/>
+                <w:sz w:val="20"/>
+                <w:szCs w:val="20"/>
+                <w:color w:val="000000"/>
+              </w:rPr>
+              <w:t xml:space="preserve">0.903</w:t>
             </w:r>
           </w:p>
         </w:tc>
@@ -7991,50 +7991,50 @@
               <w:left w:val="single" w:sz="4" w:space="0" w:color="DDDDDD"/>
               <w:right w:val="single" w:sz="4" w:space="0" w:color="DDDDDD"/>
             </w:tcBorders>
-            <w:shd w:val="clear" w:color="auto" w:fill="54A554"/>
-            <w:tcMar>
-              <w:top w:w="0" w:type="dxa"/>
-              <w:bottom w:w="0" w:type="dxa"/>
-              <w:left w:w="0" w:type="dxa"/>
-              <w:right w:w="0" w:type="dxa"/>
-            </w:tcMar>
-            <w:vAlign w:val="center"/>
-          </w:tcPr>
-          <w:p>
-            <w:pPr>
-              <w:pStyle w:val="Normal"/>
-              <w:jc w:val="center"/>
-              <w:pBdr>
-                <w:bottom w:val="none" w:sz="0" w:space="0" w:color="000000"/>
-                <w:top w:val="none" w:sz="0" w:space="0" w:color="000000"/>
-                <w:left w:val="none" w:sz="0" w:space="0" w:color="000000"/>
-                <w:right w:val="none" w:sz="0" w:space="0" w:color="000000"/>
-              </w:pBdr>
-              <w:spacing w:after="120" w:before="120" w:line="312"/>
-              <w:ind w:left="100" w:right="100" w:firstLine="0" w:firstLineChars="0"/>
-              <w:rPr>
-                <w:rFonts w:ascii="Calibri" w:hAnsi="Calibri" w:eastAsia="Calibri" w:cs="Calibri"/>
-                <w:i w:val="false"/>
-                <w:b w:val="false"/>
-                <w:u w:val="none"/>
-                <w:strike w:val="false"/>
-                <w:sz w:val="20"/>
-                <w:szCs w:val="20"/>
-                <w:color w:val="000000"/>
-              </w:rPr>
-            </w:pPr>
-            <w:r>
-              <w:rPr>
-                <w:rFonts w:ascii="Calibri" w:hAnsi="Calibri" w:eastAsia="Calibri" w:cs="Calibri"/>
-                <w:i w:val="false"/>
-                <w:b w:val="false"/>
-                <w:u w:val="none"/>
-                <w:strike w:val="false"/>
-                <w:sz w:val="20"/>
-                <w:szCs w:val="20"/>
-                <w:color w:val="000000"/>
-              </w:rPr>
-              <w:t xml:space="preserve">0.431</w:t>
+            <w:shd w:val="clear" w:color="auto" w:fill="56A656"/>
+            <w:tcMar>
+              <w:top w:w="0" w:type="dxa"/>
+              <w:bottom w:w="0" w:type="dxa"/>
+              <w:left w:w="0" w:type="dxa"/>
+              <w:right w:w="0" w:type="dxa"/>
+            </w:tcMar>
+            <w:vAlign w:val="center"/>
+          </w:tcPr>
+          <w:p>
+            <w:pPr>
+              <w:pStyle w:val="Normal"/>
+              <w:jc w:val="center"/>
+              <w:pBdr>
+                <w:bottom w:val="none" w:sz="0" w:space="0" w:color="000000"/>
+                <w:top w:val="none" w:sz="0" w:space="0" w:color="000000"/>
+                <w:left w:val="none" w:sz="0" w:space="0" w:color="000000"/>
+                <w:right w:val="none" w:sz="0" w:space="0" w:color="000000"/>
+              </w:pBdr>
+              <w:spacing w:after="120" w:before="120" w:line="312"/>
+              <w:ind w:left="100" w:right="100" w:firstLine="0" w:firstLineChars="0"/>
+              <w:rPr>
+                <w:rFonts w:ascii="Calibri" w:hAnsi="Calibri" w:eastAsia="Calibri" w:cs="Calibri"/>
+                <w:i w:val="false"/>
+                <w:b w:val="false"/>
+                <w:u w:val="none"/>
+                <w:strike w:val="false"/>
+                <w:sz w:val="20"/>
+                <w:szCs w:val="20"/>
+                <w:color w:val="000000"/>
+              </w:rPr>
+            </w:pPr>
+            <w:r>
+              <w:rPr>
+                <w:rFonts w:ascii="Calibri" w:hAnsi="Calibri" w:eastAsia="Calibri" w:cs="Calibri"/>
+                <w:i w:val="false"/>
+                <w:b w:val="false"/>
+                <w:u w:val="none"/>
+                <w:strike w:val="false"/>
+                <w:sz w:val="20"/>
+                <w:szCs w:val="20"/>
+                <w:color w:val="000000"/>
+              </w:rPr>
+              <w:t xml:space="preserve">0.420</w:t>
             </w:r>
           </w:p>
         </w:tc>
@@ -8089,7 +8089,7 @@
                 <w:szCs w:val="20"/>
                 <w:color w:val="000000"/>
               </w:rPr>
-              <w:t xml:space="preserve">0.289 ± 0.104</w:t>
+              <w:t xml:space="preserve">0.302 &lt;c2&gt;&lt;b1&gt; 0.096</w:t>
             </w:r>
           </w:p>
         </w:tc>
@@ -8101,50 +8101,50 @@
               <w:left w:val="single" w:sz="4" w:space="0" w:color="DDDDDD"/>
               <w:right w:val="single" w:sz="4" w:space="0" w:color="DDDDDD"/>
             </w:tcBorders>
-            <w:shd w:val="clear" w:color="auto" w:fill="6EB36E"/>
-            <w:tcMar>
-              <w:top w:w="0" w:type="dxa"/>
-              <w:bottom w:w="0" w:type="dxa"/>
-              <w:left w:w="0" w:type="dxa"/>
-              <w:right w:w="0" w:type="dxa"/>
-            </w:tcMar>
-            <w:vAlign w:val="center"/>
-          </w:tcPr>
-          <w:p>
-            <w:pPr>
-              <w:pStyle w:val="Normal"/>
-              <w:jc w:val="center"/>
-              <w:pBdr>
-                <w:bottom w:val="none" w:sz="0" w:space="0" w:color="000000"/>
-                <w:top w:val="none" w:sz="0" w:space="0" w:color="000000"/>
-                <w:left w:val="none" w:sz="0" w:space="0" w:color="000000"/>
-                <w:right w:val="none" w:sz="0" w:space="0" w:color="000000"/>
-              </w:pBdr>
-              <w:spacing w:after="120" w:before="120" w:line="312"/>
-              <w:ind w:left="100" w:right="100" w:firstLine="0" w:firstLineChars="0"/>
-              <w:rPr>
-                <w:rFonts w:ascii="Calibri" w:hAnsi="Calibri" w:eastAsia="Calibri" w:cs="Calibri"/>
-                <w:i w:val="false"/>
-                <w:b w:val="false"/>
-                <w:u w:val="none"/>
-                <w:strike w:val="false"/>
-                <w:sz w:val="20"/>
-                <w:szCs w:val="20"/>
-                <w:color w:val="000000"/>
-              </w:rPr>
-            </w:pPr>
-            <w:r>
-              <w:rPr>
-                <w:rFonts w:ascii="Calibri" w:hAnsi="Calibri" w:eastAsia="Calibri" w:cs="Calibri"/>
-                <w:i w:val="false"/>
-                <w:b w:val="false"/>
-                <w:u w:val="none"/>
-                <w:strike w:val="false"/>
-                <w:sz w:val="20"/>
-                <w:szCs w:val="20"/>
-                <w:color w:val="000000"/>
-              </w:rPr>
-              <w:t xml:space="preserve">0.718</w:t>
+            <w:shd w:val="clear" w:color="auto" w:fill="5AA85A"/>
+            <w:tcMar>
+              <w:top w:w="0" w:type="dxa"/>
+              <w:bottom w:w="0" w:type="dxa"/>
+              <w:left w:w="0" w:type="dxa"/>
+              <w:right w:w="0" w:type="dxa"/>
+            </w:tcMar>
+            <w:vAlign w:val="center"/>
+          </w:tcPr>
+          <w:p>
+            <w:pPr>
+              <w:pStyle w:val="Normal"/>
+              <w:jc w:val="center"/>
+              <w:pBdr>
+                <w:bottom w:val="none" w:sz="0" w:space="0" w:color="000000"/>
+                <w:top w:val="none" w:sz="0" w:space="0" w:color="000000"/>
+                <w:left w:val="none" w:sz="0" w:space="0" w:color="000000"/>
+                <w:right w:val="none" w:sz="0" w:space="0" w:color="000000"/>
+              </w:pBdr>
+              <w:spacing w:after="120" w:before="120" w:line="312"/>
+              <w:ind w:left="100" w:right="100" w:firstLine="0" w:firstLineChars="0"/>
+              <w:rPr>
+                <w:rFonts w:ascii="Calibri" w:hAnsi="Calibri" w:eastAsia="Calibri" w:cs="Calibri"/>
+                <w:i w:val="false"/>
+                <w:b w:val="false"/>
+                <w:u w:val="none"/>
+                <w:strike w:val="false"/>
+                <w:sz w:val="20"/>
+                <w:szCs w:val="20"/>
+                <w:color w:val="000000"/>
+              </w:rPr>
+            </w:pPr>
+            <w:r>
+              <w:rPr>
+                <w:rFonts w:ascii="Calibri" w:hAnsi="Calibri" w:eastAsia="Calibri" w:cs="Calibri"/>
+                <w:i w:val="false"/>
+                <w:b w:val="false"/>
+                <w:u w:val="none"/>
+                <w:strike w:val="false"/>
+                <w:sz w:val="20"/>
+                <w:szCs w:val="20"/>
+                <w:color w:val="000000"/>
+              </w:rPr>
+              <w:t xml:space="preserve">0.668</w:t>
             </w:r>
           </w:p>
         </w:tc>
@@ -8156,57 +8156,57 @@
               <w:left w:val="single" w:sz="4" w:space="0" w:color="DDDDDD"/>
               <w:right w:val="single" w:sz="8" w:space="0" w:color="AAAAAA"/>
             </w:tcBorders>
-            <w:shd w:val="clear" w:color="auto" w:fill="459D45"/>
-            <w:tcMar>
-              <w:top w:w="0" w:type="dxa"/>
-              <w:bottom w:w="0" w:type="dxa"/>
-              <w:left w:w="0" w:type="dxa"/>
-              <w:right w:w="0" w:type="dxa"/>
-            </w:tcMar>
-            <w:vAlign w:val="center"/>
-          </w:tcPr>
-          <w:p>
-            <w:pPr>
-              <w:pStyle w:val="Normal"/>
-              <w:jc w:val="center"/>
-              <w:pBdr>
-                <w:bottom w:val="none" w:sz="0" w:space="0" w:color="000000"/>
-                <w:top w:val="none" w:sz="0" w:space="0" w:color="000000"/>
-                <w:left w:val="none" w:sz="0" w:space="0" w:color="000000"/>
-                <w:right w:val="none" w:sz="0" w:space="0" w:color="000000"/>
-              </w:pBdr>
-              <w:spacing w:after="120" w:before="120" w:line="312"/>
-              <w:ind w:left="100" w:right="100" w:firstLine="0" w:firstLineChars="0"/>
-              <w:rPr>
-                <w:rFonts w:ascii="Calibri" w:hAnsi="Calibri" w:eastAsia="Calibri" w:cs="Calibri"/>
-                <w:i w:val="false"/>
-                <w:b w:val="false"/>
-                <w:u w:val="none"/>
-                <w:strike w:val="false"/>
-                <w:sz w:val="20"/>
-                <w:szCs w:val="20"/>
-                <w:color w:val="000000"/>
-              </w:rPr>
-            </w:pPr>
-            <w:r>
-              <w:rPr>
-                <w:rFonts w:ascii="Calibri" w:hAnsi="Calibri" w:eastAsia="Calibri" w:cs="Calibri"/>
-                <w:i w:val="false"/>
-                <w:b w:val="false"/>
-                <w:u w:val="none"/>
-                <w:strike w:val="false"/>
-                <w:sz w:val="20"/>
-                <w:szCs w:val="20"/>
-                <w:color w:val="000000"/>
-              </w:rPr>
-              <w:t xml:space="preserve">0.763</w:t>
+            <w:shd w:val="clear" w:color="auto" w:fill="429C42"/>
+            <w:tcMar>
+              <w:top w:w="0" w:type="dxa"/>
+              <w:bottom w:w="0" w:type="dxa"/>
+              <w:left w:w="0" w:type="dxa"/>
+              <w:right w:w="0" w:type="dxa"/>
+            </w:tcMar>
+            <w:vAlign w:val="center"/>
+          </w:tcPr>
+          <w:p>
+            <w:pPr>
+              <w:pStyle w:val="Normal"/>
+              <w:jc w:val="center"/>
+              <w:pBdr>
+                <w:bottom w:val="none" w:sz="0" w:space="0" w:color="000000"/>
+                <w:top w:val="none" w:sz="0" w:space="0" w:color="000000"/>
+                <w:left w:val="none" w:sz="0" w:space="0" w:color="000000"/>
+                <w:right w:val="none" w:sz="0" w:space="0" w:color="000000"/>
+              </w:pBdr>
+              <w:spacing w:after="120" w:before="120" w:line="312"/>
+              <w:ind w:left="100" w:right="100" w:firstLine="0" w:firstLineChars="0"/>
+              <w:rPr>
+                <w:rFonts w:ascii="Calibri" w:hAnsi="Calibri" w:eastAsia="Calibri" w:cs="Calibri"/>
+                <w:i w:val="false"/>
+                <w:b w:val="false"/>
+                <w:u w:val="none"/>
+                <w:strike w:val="false"/>
+                <w:sz w:val="20"/>
+                <w:szCs w:val="20"/>
+                <w:color w:val="000000"/>
+              </w:rPr>
+            </w:pPr>
+            <w:r>
+              <w:rPr>
+                <w:rFonts w:ascii="Calibri" w:hAnsi="Calibri" w:eastAsia="Calibri" w:cs="Calibri"/>
+                <w:i w:val="false"/>
+                <w:b w:val="false"/>
+                <w:u w:val="none"/>
+                <w:strike w:val="false"/>
+                <w:sz w:val="20"/>
+                <w:szCs w:val="20"/>
+                <w:color w:val="000000"/>
+              </w:rPr>
+              <w:t xml:space="preserve">0.744</w:t>
             </w:r>
           </w:p>
         </w:tc>
       </w:tr>
       <w:tr>
         <w:trPr>
-          <w:trHeight w:val="611" w:hRule="auto"/>
+          <w:trHeight w:val="612" w:hRule="auto"/>
         </w:trPr>
         <w:tc>
           <w:tcPr>
@@ -8369,7 +8369,7 @@
                 <w:szCs w:val="20"/>
                 <w:color w:val="000000"/>
               </w:rPr>
-              <w:t xml:space="preserve">≥15</w:t>
+              <w:t xml:space="preserve">&lt;e2&gt;&lt;89&gt;&lt;a5&gt;29</w:t>
             </w:r>
           </w:p>
         </w:tc>
@@ -8479,7 +8479,7 @@
                 <w:szCs w:val="20"/>
                 <w:color w:val="000000"/>
               </w:rPr>
-              <w:t xml:space="preserve">47.1M</w:t>
+              <w:t xml:space="preserve">47M</w:t>
             </w:r>
           </w:p>
         </w:tc>
@@ -8534,7 +8534,7 @@
                 <w:szCs w:val="20"/>
                 <w:color w:val="000000"/>
               </w:rPr>
-              <w:t xml:space="preserve">0.752</w:t>
+              <w:t xml:space="preserve">0.643</w:t>
             </w:r>
           </w:p>
         </w:tc>
@@ -8589,7 +8589,7 @@
                 <w:szCs w:val="20"/>
                 <w:color w:val="000000"/>
               </w:rPr>
-              <w:t xml:space="preserve">0.818</w:t>
+              <w:t xml:space="preserve">0.903</w:t>
             </w:r>
           </w:p>
         </w:tc>
@@ -8601,50 +8601,50 @@
               <w:left w:val="single" w:sz="4" w:space="0" w:color="DDDDDD"/>
               <w:right w:val="single" w:sz="4" w:space="0" w:color="DDDDDD"/>
             </w:tcBorders>
-            <w:shd w:val="clear" w:color="auto" w:fill="7AB97A"/>
-            <w:tcMar>
-              <w:top w:w="0" w:type="dxa"/>
-              <w:bottom w:w="0" w:type="dxa"/>
-              <w:left w:w="0" w:type="dxa"/>
-              <w:right w:w="0" w:type="dxa"/>
-            </w:tcMar>
-            <w:vAlign w:val="center"/>
-          </w:tcPr>
-          <w:p>
-            <w:pPr>
-              <w:pStyle w:val="Normal"/>
-              <w:jc w:val="center"/>
-              <w:pBdr>
-                <w:bottom w:val="none" w:sz="0" w:space="0" w:color="000000"/>
-                <w:top w:val="none" w:sz="0" w:space="0" w:color="000000"/>
-                <w:left w:val="none" w:sz="0" w:space="0" w:color="000000"/>
-                <w:right w:val="none" w:sz="0" w:space="0" w:color="000000"/>
-              </w:pBdr>
-              <w:spacing w:after="120" w:before="120" w:line="312"/>
-              <w:ind w:left="100" w:right="100" w:firstLine="0" w:firstLineChars="0"/>
-              <w:rPr>
-                <w:rFonts w:ascii="Calibri" w:hAnsi="Calibri" w:eastAsia="Calibri" w:cs="Calibri"/>
-                <w:i w:val="false"/>
-                <w:b w:val="false"/>
-                <w:u w:val="none"/>
-                <w:strike w:val="false"/>
-                <w:sz w:val="20"/>
-                <w:szCs w:val="20"/>
-                <w:color w:val="000000"/>
-              </w:rPr>
-            </w:pPr>
-            <w:r>
-              <w:rPr>
-                <w:rFonts w:ascii="Calibri" w:hAnsi="Calibri" w:eastAsia="Calibri" w:cs="Calibri"/>
-                <w:i w:val="false"/>
-                <w:b w:val="false"/>
-                <w:u w:val="none"/>
-                <w:strike w:val="false"/>
-                <w:sz w:val="20"/>
-                <w:szCs w:val="20"/>
-                <w:color w:val="000000"/>
-              </w:rPr>
-              <w:t xml:space="preserve">0.400</w:t>
+            <w:shd w:val="clear" w:color="auto" w:fill="A9D2A9"/>
+            <w:tcMar>
+              <w:top w:w="0" w:type="dxa"/>
+              <w:bottom w:w="0" w:type="dxa"/>
+              <w:left w:w="0" w:type="dxa"/>
+              <w:right w:w="0" w:type="dxa"/>
+            </w:tcMar>
+            <w:vAlign w:val="center"/>
+          </w:tcPr>
+          <w:p>
+            <w:pPr>
+              <w:pStyle w:val="Normal"/>
+              <w:jc w:val="center"/>
+              <w:pBdr>
+                <w:bottom w:val="none" w:sz="0" w:space="0" w:color="000000"/>
+                <w:top w:val="none" w:sz="0" w:space="0" w:color="000000"/>
+                <w:left w:val="none" w:sz="0" w:space="0" w:color="000000"/>
+                <w:right w:val="none" w:sz="0" w:space="0" w:color="000000"/>
+              </w:pBdr>
+              <w:spacing w:after="120" w:before="120" w:line="312"/>
+              <w:ind w:left="100" w:right="100" w:firstLine="0" w:firstLineChars="0"/>
+              <w:rPr>
+                <w:rFonts w:ascii="Calibri" w:hAnsi="Calibri" w:eastAsia="Calibri" w:cs="Calibri"/>
+                <w:i w:val="false"/>
+                <w:b w:val="false"/>
+                <w:u w:val="none"/>
+                <w:strike w:val="false"/>
+                <w:sz w:val="20"/>
+                <w:szCs w:val="20"/>
+                <w:color w:val="000000"/>
+              </w:rPr>
+            </w:pPr>
+            <w:r>
+              <w:rPr>
+                <w:rFonts w:ascii="Calibri" w:hAnsi="Calibri" w:eastAsia="Calibri" w:cs="Calibri"/>
+                <w:i w:val="false"/>
+                <w:b w:val="false"/>
+                <w:u w:val="none"/>
+                <w:strike w:val="false"/>
+                <w:sz w:val="20"/>
+                <w:szCs w:val="20"/>
+                <w:color w:val="000000"/>
+              </w:rPr>
+              <w:t xml:space="preserve">0.388</w:t>
             </w:r>
           </w:p>
         </w:tc>
@@ -8656,50 +8656,50 @@
               <w:left w:val="single" w:sz="4" w:space="0" w:color="DDDDDD"/>
               <w:right w:val="single" w:sz="4" w:space="0" w:color="DDDDDD"/>
             </w:tcBorders>
-            <w:shd w:val="clear" w:color="auto" w:fill="6DB26D"/>
-            <w:tcMar>
-              <w:top w:w="0" w:type="dxa"/>
-              <w:bottom w:w="0" w:type="dxa"/>
-              <w:left w:w="0" w:type="dxa"/>
-              <w:right w:w="0" w:type="dxa"/>
-            </w:tcMar>
-            <w:vAlign w:val="center"/>
-          </w:tcPr>
-          <w:p>
-            <w:pPr>
-              <w:pStyle w:val="Normal"/>
-              <w:jc w:val="center"/>
-              <w:pBdr>
-                <w:bottom w:val="none" w:sz="0" w:space="0" w:color="000000"/>
-                <w:top w:val="none" w:sz="0" w:space="0" w:color="000000"/>
-                <w:left w:val="none" w:sz="0" w:space="0" w:color="000000"/>
-                <w:right w:val="none" w:sz="0" w:space="0" w:color="000000"/>
-              </w:pBdr>
-              <w:spacing w:after="120" w:before="120" w:line="312"/>
-              <w:ind w:left="100" w:right="100" w:firstLine="0" w:firstLineChars="0"/>
-              <w:rPr>
-                <w:rFonts w:ascii="Calibri" w:hAnsi="Calibri" w:eastAsia="Calibri" w:cs="Calibri"/>
-                <w:i w:val="false"/>
-                <w:b w:val="false"/>
-                <w:u w:val="none"/>
-                <w:strike w:val="false"/>
-                <w:sz w:val="20"/>
-                <w:szCs w:val="20"/>
-                <w:color w:val="000000"/>
-              </w:rPr>
-            </w:pPr>
-            <w:r>
-              <w:rPr>
-                <w:rFonts w:ascii="Calibri" w:hAnsi="Calibri" w:eastAsia="Calibri" w:cs="Calibri"/>
-                <w:i w:val="false"/>
-                <w:b w:val="false"/>
-                <w:u w:val="none"/>
-                <w:strike w:val="false"/>
-                <w:sz w:val="20"/>
-                <w:szCs w:val="20"/>
-                <w:color w:val="000000"/>
-              </w:rPr>
-              <w:t xml:space="preserve">0.345 ± 0.096</w:t>
+            <w:shd w:val="clear" w:color="auto" w:fill="67AF67"/>
+            <w:tcMar>
+              <w:top w:w="0" w:type="dxa"/>
+              <w:bottom w:w="0" w:type="dxa"/>
+              <w:left w:w="0" w:type="dxa"/>
+              <w:right w:w="0" w:type="dxa"/>
+            </w:tcMar>
+            <w:vAlign w:val="center"/>
+          </w:tcPr>
+          <w:p>
+            <w:pPr>
+              <w:pStyle w:val="Normal"/>
+              <w:jc w:val="center"/>
+              <w:pBdr>
+                <w:bottom w:val="none" w:sz="0" w:space="0" w:color="000000"/>
+                <w:top w:val="none" w:sz="0" w:space="0" w:color="000000"/>
+                <w:left w:val="none" w:sz="0" w:space="0" w:color="000000"/>
+                <w:right w:val="none" w:sz="0" w:space="0" w:color="000000"/>
+              </w:pBdr>
+              <w:spacing w:after="120" w:before="120" w:line="312"/>
+              <w:ind w:left="100" w:right="100" w:firstLine="0" w:firstLineChars="0"/>
+              <w:rPr>
+                <w:rFonts w:ascii="Calibri" w:hAnsi="Calibri" w:eastAsia="Calibri" w:cs="Calibri"/>
+                <w:i w:val="false"/>
+                <w:b w:val="false"/>
+                <w:u w:val="none"/>
+                <w:strike w:val="false"/>
+                <w:sz w:val="20"/>
+                <w:szCs w:val="20"/>
+                <w:color w:val="000000"/>
+              </w:rPr>
+            </w:pPr>
+            <w:r>
+              <w:rPr>
+                <w:rFonts w:ascii="Calibri" w:hAnsi="Calibri" w:eastAsia="Calibri" w:cs="Calibri"/>
+                <w:i w:val="false"/>
+                <w:b w:val="false"/>
+                <w:u w:val="none"/>
+                <w:strike w:val="false"/>
+                <w:sz w:val="20"/>
+                <w:szCs w:val="20"/>
+                <w:color w:val="000000"/>
+              </w:rPr>
+              <w:t xml:space="preserve">0.35 &lt;c2&gt;&lt;b1&gt; 0.093</w:t>
             </w:r>
           </w:p>
         </w:tc>
@@ -8711,50 +8711,50 @@
               <w:left w:val="single" w:sz="4" w:space="0" w:color="DDDDDD"/>
               <w:right w:val="single" w:sz="4" w:space="0" w:color="DDDDDD"/>
             </w:tcBorders>
-            <w:shd w:val="clear" w:color="auto" w:fill="7DBB7D"/>
-            <w:tcMar>
-              <w:top w:w="0" w:type="dxa"/>
-              <w:bottom w:w="0" w:type="dxa"/>
-              <w:left w:w="0" w:type="dxa"/>
-              <w:right w:w="0" w:type="dxa"/>
-            </w:tcMar>
-            <w:vAlign w:val="center"/>
-          </w:tcPr>
-          <w:p>
-            <w:pPr>
-              <w:pStyle w:val="Normal"/>
-              <w:jc w:val="center"/>
-              <w:pBdr>
-                <w:bottom w:val="none" w:sz="0" w:space="0" w:color="000000"/>
-                <w:top w:val="none" w:sz="0" w:space="0" w:color="000000"/>
-                <w:left w:val="none" w:sz="0" w:space="0" w:color="000000"/>
-                <w:right w:val="none" w:sz="0" w:space="0" w:color="000000"/>
-              </w:pBdr>
-              <w:spacing w:after="120" w:before="120" w:line="312"/>
-              <w:ind w:left="100" w:right="100" w:firstLine="0" w:firstLineChars="0"/>
-              <w:rPr>
-                <w:rFonts w:ascii="Calibri" w:hAnsi="Calibri" w:eastAsia="Calibri" w:cs="Calibri"/>
-                <w:i w:val="false"/>
-                <w:b w:val="false"/>
-                <w:u w:val="none"/>
-                <w:strike w:val="false"/>
-                <w:sz w:val="20"/>
-                <w:szCs w:val="20"/>
-                <w:color w:val="000000"/>
-              </w:rPr>
-            </w:pPr>
-            <w:r>
-              <w:rPr>
-                <w:rFonts w:ascii="Calibri" w:hAnsi="Calibri" w:eastAsia="Calibri" w:cs="Calibri"/>
-                <w:i w:val="false"/>
-                <w:b w:val="false"/>
-                <w:u w:val="none"/>
-                <w:strike w:val="false"/>
-                <w:sz w:val="20"/>
-                <w:szCs w:val="20"/>
-                <w:color w:val="000000"/>
-              </w:rPr>
-              <w:t xml:space="preserve">0.709</w:t>
+            <w:shd w:val="clear" w:color="auto" w:fill="78B878"/>
+            <w:tcMar>
+              <w:top w:w="0" w:type="dxa"/>
+              <w:bottom w:w="0" w:type="dxa"/>
+              <w:left w:w="0" w:type="dxa"/>
+              <w:right w:w="0" w:type="dxa"/>
+            </w:tcMar>
+            <w:vAlign w:val="center"/>
+          </w:tcPr>
+          <w:p>
+            <w:pPr>
+              <w:pStyle w:val="Normal"/>
+              <w:jc w:val="center"/>
+              <w:pBdr>
+                <w:bottom w:val="none" w:sz="0" w:space="0" w:color="000000"/>
+                <w:top w:val="none" w:sz="0" w:space="0" w:color="000000"/>
+                <w:left w:val="none" w:sz="0" w:space="0" w:color="000000"/>
+                <w:right w:val="none" w:sz="0" w:space="0" w:color="000000"/>
+              </w:pBdr>
+              <w:spacing w:after="120" w:before="120" w:line="312"/>
+              <w:ind w:left="100" w:right="100" w:firstLine="0" w:firstLineChars="0"/>
+              <w:rPr>
+                <w:rFonts w:ascii="Calibri" w:hAnsi="Calibri" w:eastAsia="Calibri" w:cs="Calibri"/>
+                <w:i w:val="false"/>
+                <w:b w:val="false"/>
+                <w:u w:val="none"/>
+                <w:strike w:val="false"/>
+                <w:sz w:val="20"/>
+                <w:szCs w:val="20"/>
+                <w:color w:val="000000"/>
+              </w:rPr>
+            </w:pPr>
+            <w:r>
+              <w:rPr>
+                <w:rFonts w:ascii="Calibri" w:hAnsi="Calibri" w:eastAsia="Calibri" w:cs="Calibri"/>
+                <w:i w:val="false"/>
+                <w:b w:val="false"/>
+                <w:u w:val="none"/>
+                <w:strike w:val="false"/>
+                <w:sz w:val="20"/>
+                <w:szCs w:val="20"/>
+                <w:color w:val="000000"/>
+              </w:rPr>
+              <w:t xml:space="preserve">0.651</w:t>
             </w:r>
           </w:p>
         </w:tc>
@@ -8766,50 +8766,50 @@
               <w:left w:val="single" w:sz="4" w:space="0" w:color="DDDDDD"/>
               <w:right w:val="single" w:sz="8" w:space="0" w:color="AAAAAA"/>
             </w:tcBorders>
-            <w:shd w:val="clear" w:color="auto" w:fill="5BA95B"/>
-            <w:tcMar>
-              <w:top w:w="0" w:type="dxa"/>
-              <w:bottom w:w="0" w:type="dxa"/>
-              <w:left w:w="0" w:type="dxa"/>
-              <w:right w:w="0" w:type="dxa"/>
-            </w:tcMar>
-            <w:vAlign w:val="center"/>
-          </w:tcPr>
-          <w:p>
-            <w:pPr>
-              <w:pStyle w:val="Normal"/>
-              <w:jc w:val="center"/>
-              <w:pBdr>
-                <w:bottom w:val="none" w:sz="0" w:space="0" w:color="000000"/>
-                <w:top w:val="none" w:sz="0" w:space="0" w:color="000000"/>
-                <w:left w:val="none" w:sz="0" w:space="0" w:color="000000"/>
-                <w:right w:val="none" w:sz="0" w:space="0" w:color="000000"/>
-              </w:pBdr>
-              <w:spacing w:after="120" w:before="120" w:line="312"/>
-              <w:ind w:left="100" w:right="100" w:firstLine="0" w:firstLineChars="0"/>
-              <w:rPr>
-                <w:rFonts w:ascii="Calibri" w:hAnsi="Calibri" w:eastAsia="Calibri" w:cs="Calibri"/>
-                <w:i w:val="false"/>
-                <w:b w:val="false"/>
-                <w:u w:val="none"/>
-                <w:strike w:val="false"/>
-                <w:sz w:val="20"/>
-                <w:szCs w:val="20"/>
-                <w:color w:val="000000"/>
-              </w:rPr>
-            </w:pPr>
-            <w:r>
-              <w:rPr>
-                <w:rFonts w:ascii="Calibri" w:hAnsi="Calibri" w:eastAsia="Calibri" w:cs="Calibri"/>
-                <w:i w:val="false"/>
-                <w:b w:val="false"/>
-                <w:u w:val="none"/>
-                <w:strike w:val="false"/>
-                <w:sz w:val="20"/>
-                <w:szCs w:val="20"/>
-                <w:color w:val="000000"/>
-              </w:rPr>
-              <w:t xml:space="preserve">0.750</w:t>
+            <w:shd w:val="clear" w:color="auto" w:fill="5EAB5E"/>
+            <w:tcMar>
+              <w:top w:w="0" w:type="dxa"/>
+              <w:bottom w:w="0" w:type="dxa"/>
+              <w:left w:w="0" w:type="dxa"/>
+              <w:right w:w="0" w:type="dxa"/>
+            </w:tcMar>
+            <w:vAlign w:val="center"/>
+          </w:tcPr>
+          <w:p>
+            <w:pPr>
+              <w:pStyle w:val="Normal"/>
+              <w:jc w:val="center"/>
+              <w:pBdr>
+                <w:bottom w:val="none" w:sz="0" w:space="0" w:color="000000"/>
+                <w:top w:val="none" w:sz="0" w:space="0" w:color="000000"/>
+                <w:left w:val="none" w:sz="0" w:space="0" w:color="000000"/>
+                <w:right w:val="none" w:sz="0" w:space="0" w:color="000000"/>
+              </w:pBdr>
+              <w:spacing w:after="120" w:before="120" w:line="312"/>
+              <w:ind w:left="100" w:right="100" w:firstLine="0" w:firstLineChars="0"/>
+              <w:rPr>
+                <w:rFonts w:ascii="Calibri" w:hAnsi="Calibri" w:eastAsia="Calibri" w:cs="Calibri"/>
+                <w:i w:val="false"/>
+                <w:b w:val="false"/>
+                <w:u w:val="none"/>
+                <w:strike w:val="false"/>
+                <w:sz w:val="20"/>
+                <w:szCs w:val="20"/>
+                <w:color w:val="000000"/>
+              </w:rPr>
+            </w:pPr>
+            <w:r>
+              <w:rPr>
+                <w:rFonts w:ascii="Calibri" w:hAnsi="Calibri" w:eastAsia="Calibri" w:cs="Calibri"/>
+                <w:i w:val="false"/>
+                <w:b w:val="false"/>
+                <w:u w:val="none"/>
+                <w:strike w:val="false"/>
+                <w:sz w:val="20"/>
+                <w:szCs w:val="20"/>
+                <w:color w:val="000000"/>
+              </w:rPr>
+              <w:t xml:space="preserve">0.728</w:t>
             </w:r>
           </w:p>
         </w:tc>
@@ -8979,7 +8979,7 @@
                 <w:szCs w:val="20"/>
                 <w:color w:val="000000"/>
               </w:rPr>
-              <w:t xml:space="preserve">≥12</w:t>
+              <w:t xml:space="preserve">&lt;e2&gt;&lt;89&gt;&lt;a5&gt;23</w:t>
             </w:r>
           </w:p>
         </w:tc>
@@ -9101,50 +9101,50 @@
               <w:left w:val="single" w:sz="4" w:space="0" w:color="DDDDDD"/>
               <w:right w:val="single" w:sz="4" w:space="0" w:color="DDDDDD"/>
             </w:tcBorders>
-            <w:shd w:val="clear" w:color="auto" w:fill="228B22"/>
-            <w:tcMar>
-              <w:top w:w="0" w:type="dxa"/>
-              <w:bottom w:w="0" w:type="dxa"/>
-              <w:left w:w="0" w:type="dxa"/>
-              <w:right w:w="0" w:type="dxa"/>
-            </w:tcMar>
-            <w:vAlign w:val="center"/>
-          </w:tcPr>
-          <w:p>
-            <w:pPr>
-              <w:pStyle w:val="Normal"/>
-              <w:jc w:val="center"/>
-              <w:pBdr>
-                <w:bottom w:val="none" w:sz="0" w:space="0" w:color="000000"/>
-                <w:top w:val="none" w:sz="0" w:space="0" w:color="000000"/>
-                <w:left w:val="none" w:sz="0" w:space="0" w:color="000000"/>
-                <w:right w:val="none" w:sz="0" w:space="0" w:color="000000"/>
-              </w:pBdr>
-              <w:spacing w:after="120" w:before="120" w:line="312"/>
-              <w:ind w:left="100" w:right="100" w:firstLine="0" w:firstLineChars="0"/>
-              <w:rPr>
-                <w:rFonts w:ascii="Calibri" w:hAnsi="Calibri" w:eastAsia="Calibri" w:cs="Calibri"/>
-                <w:i w:val="false"/>
-                <w:b w:val="false"/>
-                <w:u w:val="none"/>
-                <w:strike w:val="false"/>
-                <w:sz w:val="20"/>
-                <w:szCs w:val="20"/>
-                <w:color w:val="000000"/>
-              </w:rPr>
-            </w:pPr>
-            <w:r>
-              <w:rPr>
-                <w:rFonts w:ascii="Calibri" w:hAnsi="Calibri" w:eastAsia="Calibri" w:cs="Calibri"/>
-                <w:i w:val="false"/>
-                <w:b w:val="false"/>
-                <w:u w:val="none"/>
-                <w:strike w:val="false"/>
-                <w:sz w:val="20"/>
-                <w:szCs w:val="20"/>
-                <w:color w:val="000000"/>
-              </w:rPr>
-              <w:t xml:space="preserve">0.834</w:t>
+            <w:shd w:val="clear" w:color="auto" w:fill="A7D1A7"/>
+            <w:tcMar>
+              <w:top w:w="0" w:type="dxa"/>
+              <w:bottom w:w="0" w:type="dxa"/>
+              <w:left w:w="0" w:type="dxa"/>
+              <w:right w:w="0" w:type="dxa"/>
+            </w:tcMar>
+            <w:vAlign w:val="center"/>
+          </w:tcPr>
+          <w:p>
+            <w:pPr>
+              <w:pStyle w:val="Normal"/>
+              <w:jc w:val="center"/>
+              <w:pBdr>
+                <w:bottom w:val="none" w:sz="0" w:space="0" w:color="000000"/>
+                <w:top w:val="none" w:sz="0" w:space="0" w:color="000000"/>
+                <w:left w:val="none" w:sz="0" w:space="0" w:color="000000"/>
+                <w:right w:val="none" w:sz="0" w:space="0" w:color="000000"/>
+              </w:pBdr>
+              <w:spacing w:after="120" w:before="120" w:line="312"/>
+              <w:ind w:left="100" w:right="100" w:firstLine="0" w:firstLineChars="0"/>
+              <w:rPr>
+                <w:rFonts w:ascii="Calibri" w:hAnsi="Calibri" w:eastAsia="Calibri" w:cs="Calibri"/>
+                <w:i w:val="false"/>
+                <w:b w:val="false"/>
+                <w:u w:val="none"/>
+                <w:strike w:val="false"/>
+                <w:sz w:val="20"/>
+                <w:szCs w:val="20"/>
+                <w:color w:val="000000"/>
+              </w:rPr>
+            </w:pPr>
+            <w:r>
+              <w:rPr>
+                <w:rFonts w:ascii="Calibri" w:hAnsi="Calibri" w:eastAsia="Calibri" w:cs="Calibri"/>
+                <w:i w:val="false"/>
+                <w:b w:val="false"/>
+                <w:u w:val="none"/>
+                <w:strike w:val="false"/>
+                <w:sz w:val="20"/>
+                <w:szCs w:val="20"/>
+                <w:color w:val="000000"/>
+              </w:rPr>
+              <w:t xml:space="preserve">0.693</w:t>
             </w:r>
           </w:p>
         </w:tc>
@@ -9199,7 +9199,7 @@
                 <w:szCs w:val="20"/>
                 <w:color w:val="000000"/>
               </w:rPr>
-              <w:t xml:space="preserve">0.903</w:t>
+              <w:t xml:space="preserve">0.915</w:t>
             </w:r>
           </w:p>
         </w:tc>
@@ -9254,7 +9254,7 @@
                 <w:szCs w:val="20"/>
                 <w:color w:val="000000"/>
               </w:rPr>
-              <w:t xml:space="preserve">0.473</w:t>
+              <w:t xml:space="preserve">0.440</w:t>
             </w:r>
           </w:p>
         </w:tc>
@@ -9309,7 +9309,7 @@
                 <w:szCs w:val="20"/>
                 <w:color w:val="000000"/>
               </w:rPr>
-              <w:t xml:space="preserve">0.455 ± 0.082</w:t>
+              <w:t xml:space="preserve">0.456 &lt;c2&gt;&lt;b1&gt; 0.076</w:t>
             </w:r>
           </w:p>
         </w:tc>
@@ -9364,7 +9364,7 @@
                 <w:szCs w:val="20"/>
                 <w:color w:val="000000"/>
               </w:rPr>
-              <w:t xml:space="preserve">0.632</w:t>
+              <w:t xml:space="preserve">0.576</w:t>
             </w:r>
           </w:p>
         </w:tc>
@@ -9419,14 +9419,14 @@
                 <w:szCs w:val="20"/>
                 <w:color w:val="000000"/>
               </w:rPr>
-              <w:t xml:space="preserve">0.652</w:t>
+              <w:t xml:space="preserve">0.637</w:t>
             </w:r>
           </w:p>
         </w:tc>
       </w:tr>
       <w:tr>
         <w:trPr>
-          <w:trHeight w:val="611" w:hRule="auto"/>
+          <w:trHeight w:val="612" w:hRule="auto"/>
         </w:trPr>
         <w:tc>
           <w:tcPr>
@@ -9589,7 +9589,7 @@
                 <w:szCs w:val="20"/>
                 <w:color w:val="000000"/>
               </w:rPr>
-              <w:t xml:space="preserve">≥23</w:t>
+              <w:t xml:space="preserve">&lt;e2&gt;&lt;89&gt;&lt;a5&gt;45</w:t>
             </w:r>
           </w:p>
         </w:tc>
@@ -9711,50 +9711,50 @@
               <w:left w:val="single" w:sz="4" w:space="0" w:color="DDDDDD"/>
               <w:right w:val="single" w:sz="4" w:space="0" w:color="DDDDDD"/>
             </w:tcBorders>
-            <w:shd w:val="clear" w:color="auto" w:fill="83BE83"/>
-            <w:tcMar>
-              <w:top w:w="0" w:type="dxa"/>
-              <w:bottom w:w="0" w:type="dxa"/>
-              <w:left w:w="0" w:type="dxa"/>
-              <w:right w:w="0" w:type="dxa"/>
-            </w:tcMar>
-            <w:vAlign w:val="center"/>
-          </w:tcPr>
-          <w:p>
-            <w:pPr>
-              <w:pStyle w:val="Normal"/>
-              <w:jc w:val="center"/>
-              <w:pBdr>
-                <w:bottom w:val="none" w:sz="0" w:space="0" w:color="000000"/>
-                <w:top w:val="none" w:sz="0" w:space="0" w:color="000000"/>
-                <w:left w:val="none" w:sz="0" w:space="0" w:color="000000"/>
-                <w:right w:val="none" w:sz="0" w:space="0" w:color="000000"/>
-              </w:pBdr>
-              <w:spacing w:after="120" w:before="120" w:line="312"/>
-              <w:ind w:left="100" w:right="100" w:firstLine="0" w:firstLineChars="0"/>
-              <w:rPr>
-                <w:rFonts w:ascii="Calibri" w:hAnsi="Calibri" w:eastAsia="Calibri" w:cs="Calibri"/>
-                <w:i w:val="false"/>
-                <w:b w:val="false"/>
-                <w:u w:val="none"/>
-                <w:strike w:val="false"/>
-                <w:sz w:val="20"/>
-                <w:szCs w:val="20"/>
-                <w:color w:val="000000"/>
-              </w:rPr>
-            </w:pPr>
-            <w:r>
-              <w:rPr>
-                <w:rFonts w:ascii="Calibri" w:hAnsi="Calibri" w:eastAsia="Calibri" w:cs="Calibri"/>
-                <w:i w:val="false"/>
-                <w:b w:val="false"/>
-                <w:u w:val="none"/>
-                <w:strike w:val="false"/>
-                <w:sz w:val="20"/>
-                <w:szCs w:val="20"/>
-                <w:color w:val="000000"/>
-              </w:rPr>
-              <w:t xml:space="preserve">0.798</w:t>
+            <w:shd w:val="clear" w:color="auto" w:fill="228B22"/>
+            <w:tcMar>
+              <w:top w:w="0" w:type="dxa"/>
+              <w:bottom w:w="0" w:type="dxa"/>
+              <w:left w:w="0" w:type="dxa"/>
+              <w:right w:w="0" w:type="dxa"/>
+            </w:tcMar>
+            <w:vAlign w:val="center"/>
+          </w:tcPr>
+          <w:p>
+            <w:pPr>
+              <w:pStyle w:val="Normal"/>
+              <w:jc w:val="center"/>
+              <w:pBdr>
+                <w:bottom w:val="none" w:sz="0" w:space="0" w:color="000000"/>
+                <w:top w:val="none" w:sz="0" w:space="0" w:color="000000"/>
+                <w:left w:val="none" w:sz="0" w:space="0" w:color="000000"/>
+                <w:right w:val="none" w:sz="0" w:space="0" w:color="000000"/>
+              </w:pBdr>
+              <w:spacing w:after="120" w:before="120" w:line="312"/>
+              <w:ind w:left="100" w:right="100" w:firstLine="0" w:firstLineChars="0"/>
+              <w:rPr>
+                <w:rFonts w:ascii="Calibri" w:hAnsi="Calibri" w:eastAsia="Calibri" w:cs="Calibri"/>
+                <w:i w:val="false"/>
+                <w:b w:val="false"/>
+                <w:u w:val="none"/>
+                <w:strike w:val="false"/>
+                <w:sz w:val="20"/>
+                <w:szCs w:val="20"/>
+                <w:color w:val="000000"/>
+              </w:rPr>
+            </w:pPr>
+            <w:r>
+              <w:rPr>
+                <w:rFonts w:ascii="Calibri" w:hAnsi="Calibri" w:eastAsia="Calibri" w:cs="Calibri"/>
+                <w:i w:val="false"/>
+                <w:b w:val="false"/>
+                <w:u w:val="none"/>
+                <w:strike w:val="false"/>
+                <w:sz w:val="20"/>
+                <w:szCs w:val="20"/>
+                <w:color w:val="000000"/>
+              </w:rPr>
+              <w:t xml:space="preserve">0.768</w:t>
             </w:r>
           </w:p>
         </w:tc>
@@ -9766,7 +9766,7 @@
               <w:left w:val="single" w:sz="4" w:space="0" w:color="DDDDDD"/>
               <w:right w:val="single" w:sz="4" w:space="0" w:color="DDDDDD"/>
             </w:tcBorders>
-            <w:shd w:val="clear" w:color="auto" w:fill="228B22"/>
+            <w:shd w:val="clear" w:color="auto" w:fill="FFFFFF"/>
             <w:tcMar>
               <w:top w:w="0" w:type="dxa"/>
               <w:bottom w:w="0" w:type="dxa"/>
@@ -9864,7 +9864,7 @@
                 <w:szCs w:val="20"/>
                 <w:color w:val="000000"/>
               </w:rPr>
-              <w:t xml:space="preserve">0.289</w:t>
+              <w:t xml:space="preserve">0.355</w:t>
             </w:r>
           </w:p>
         </w:tc>
@@ -9876,50 +9876,50 @@
               <w:left w:val="single" w:sz="4" w:space="0" w:color="DDDDDD"/>
               <w:right w:val="single" w:sz="4" w:space="0" w:color="DDDDDD"/>
             </w:tcBorders>
-            <w:shd w:val="clear" w:color="auto" w:fill="77B877"/>
-            <w:tcMar>
-              <w:top w:w="0" w:type="dxa"/>
-              <w:bottom w:w="0" w:type="dxa"/>
-              <w:left w:w="0" w:type="dxa"/>
-              <w:right w:w="0" w:type="dxa"/>
-            </w:tcMar>
-            <w:vAlign w:val="center"/>
-          </w:tcPr>
-          <w:p>
-            <w:pPr>
-              <w:pStyle w:val="Normal"/>
-              <w:jc w:val="center"/>
-              <w:pBdr>
-                <w:bottom w:val="none" w:sz="0" w:space="0" w:color="000000"/>
-                <w:top w:val="none" w:sz="0" w:space="0" w:color="000000"/>
-                <w:left w:val="none" w:sz="0" w:space="0" w:color="000000"/>
-                <w:right w:val="none" w:sz="0" w:space="0" w:color="000000"/>
-              </w:pBdr>
-              <w:spacing w:after="120" w:before="120" w:line="312"/>
-              <w:ind w:left="100" w:right="100" w:firstLine="0" w:firstLineChars="0"/>
-              <w:rPr>
-                <w:rFonts w:ascii="Calibri" w:hAnsi="Calibri" w:eastAsia="Calibri" w:cs="Calibri"/>
-                <w:i w:val="false"/>
-                <w:b w:val="false"/>
-                <w:u w:val="none"/>
-                <w:strike w:val="false"/>
-                <w:sz w:val="20"/>
-                <w:szCs w:val="20"/>
-                <w:color w:val="000000"/>
-              </w:rPr>
-            </w:pPr>
-            <w:r>
-              <w:rPr>
-                <w:rFonts w:ascii="Calibri" w:hAnsi="Calibri" w:eastAsia="Calibri" w:cs="Calibri"/>
-                <w:i w:val="false"/>
-                <w:b w:val="false"/>
-                <w:u w:val="none"/>
-                <w:strike w:val="false"/>
-                <w:sz w:val="20"/>
-                <w:szCs w:val="20"/>
-                <w:color w:val="000000"/>
-              </w:rPr>
-              <w:t xml:space="preserve">0.353 ± 0.112</w:t>
+            <w:shd w:val="clear" w:color="auto" w:fill="54A554"/>
+            <w:tcMar>
+              <w:top w:w="0" w:type="dxa"/>
+              <w:bottom w:w="0" w:type="dxa"/>
+              <w:left w:w="0" w:type="dxa"/>
+              <w:right w:w="0" w:type="dxa"/>
+            </w:tcMar>
+            <w:vAlign w:val="center"/>
+          </w:tcPr>
+          <w:p>
+            <w:pPr>
+              <w:pStyle w:val="Normal"/>
+              <w:jc w:val="center"/>
+              <w:pBdr>
+                <w:bottom w:val="none" w:sz="0" w:space="0" w:color="000000"/>
+                <w:top w:val="none" w:sz="0" w:space="0" w:color="000000"/>
+                <w:left w:val="none" w:sz="0" w:space="0" w:color="000000"/>
+                <w:right w:val="none" w:sz="0" w:space="0" w:color="000000"/>
+              </w:pBdr>
+              <w:spacing w:after="120" w:before="120" w:line="312"/>
+              <w:ind w:left="100" w:right="100" w:firstLine="0" w:firstLineChars="0"/>
+              <w:rPr>
+                <w:rFonts w:ascii="Calibri" w:hAnsi="Calibri" w:eastAsia="Calibri" w:cs="Calibri"/>
+                <w:i w:val="false"/>
+                <w:b w:val="false"/>
+                <w:u w:val="none"/>
+                <w:strike w:val="false"/>
+                <w:sz w:val="20"/>
+                <w:szCs w:val="20"/>
+                <w:color w:val="000000"/>
+              </w:rPr>
+            </w:pPr>
+            <w:r>
+              <w:rPr>
+                <w:rFonts w:ascii="Calibri" w:hAnsi="Calibri" w:eastAsia="Calibri" w:cs="Calibri"/>
+                <w:i w:val="false"/>
+                <w:b w:val="false"/>
+                <w:u w:val="none"/>
+                <w:strike w:val="false"/>
+                <w:sz w:val="20"/>
+                <w:szCs w:val="20"/>
+                <w:color w:val="000000"/>
+              </w:rPr>
+              <w:t xml:space="preserve">0.337 &lt;c2&gt;&lt;b1&gt; 0.099</w:t>
             </w:r>
           </w:p>
         </w:tc>
@@ -9974,7 +9974,7 @@
                 <w:szCs w:val="20"/>
                 <w:color w:val="000000"/>
               </w:rPr>
-              <w:t xml:space="preserve">0.763</w:t>
+              <w:t xml:space="preserve">0.699</w:t>
             </w:r>
           </w:p>
         </w:tc>
@@ -10029,7 +10029,3354 @@
                 <w:szCs w:val="20"/>
                 <w:color w:val="000000"/>
               </w:rPr>
-              <w:t xml:space="preserve">0.784</w:t>
+              <w:t xml:space="preserve">0.762</w:t>
+            </w:r>
+          </w:p>
+        </w:tc>
+      </w:tr>
+    </w:tbl>
+    <w:p>
+      <w:pPr>
+        <w:pStyle w:val="Normal"/>
+      </w:pPr>
+      <w:r>
+        <w:t xml:space="preserve"/>
+      </w:r>
+    </w:p>
+    <w:p>
+      <w:pPr>
+        <w:pStyle w:val="Titre1"/>
+      </w:pPr>
+      <w:r>
+        <w:t xml:space="preserve">Table S1: Best filtering parameters (supplementary)</w:t>
+      </w:r>
+    </w:p>
+    <w:tbl xmlns:a="http://schemas.openxmlformats.org/drawingml/2006/main" xmlns:pic="http://schemas.openxmlformats.org/drawingml/2006/picture">
+      <w:tblPr>
+        <w:tblLayout w:type="fixed"/>
+        <w:jc w:val="center"/>
+        <w:tblLook w:firstRow="1" w:lastRow="0" w:firstColumn="0" w:lastColumn="0" w:noHBand="0" w:noVBand="1"/>
+      </w:tblPr>
+      <w:tblGrid>
+        <w:gridCol w:w="1371"/>
+        <w:gridCol w:w="1289"/>
+        <w:gridCol w:w="2001"/>
+        <w:gridCol w:w="891"/>
+        <w:gridCol w:w="1183"/>
+        <w:gridCol w:w="1489"/>
+        <w:gridCol w:w="2321"/>
+        <w:gridCol w:w="1489"/>
+        <w:gridCol w:w="3511"/>
+        <w:gridCol w:w="1489"/>
+        <w:gridCol w:w="1489"/>
+      </w:tblGrid>
+      <w:tr>
+        <w:trPr>
+          <w:trHeight w:val="777" w:hRule="auto"/>
+          <w:tblHeader/>
+        </w:trPr>
+        <w:tc>
+          <w:tcPr>
+            <w:tcBorders>
+              <w:bottom w:val="single" w:sz="8" w:space="0" w:color="AAAAAA"/>
+              <w:top w:val="single" w:sz="8" w:space="0" w:color="AAAAAA"/>
+              <w:left w:val="single" w:sz="8" w:space="0" w:color="AAAAAA"/>
+              <w:right w:val="single" w:sz="4" w:space="0" w:color="DDDDDD"/>
+            </w:tcBorders>
+            <w:shd w:val="clear" w:color="auto" w:fill="2C3E50"/>
+            <w:tcMar>
+              <w:top w:w="0" w:type="dxa"/>
+              <w:bottom w:w="0" w:type="dxa"/>
+              <w:left w:w="0" w:type="dxa"/>
+              <w:right w:w="0" w:type="dxa"/>
+            </w:tcMar>
+            <w:vAlign w:val="center"/>
+          </w:tcPr>
+          <w:p>
+            <w:pPr>
+              <w:pStyle w:val="Normal"/>
+              <w:jc w:val="center"/>
+              <w:pBdr>
+                <w:bottom w:val="none" w:sz="0" w:space="0" w:color="000000"/>
+                <w:top w:val="none" w:sz="0" w:space="0" w:color="000000"/>
+                <w:left w:val="none" w:sz="0" w:space="0" w:color="000000"/>
+                <w:right w:val="none" w:sz="0" w:space="0" w:color="000000"/>
+              </w:pBdr>
+              <w:spacing w:after="100" w:before="100" w:line="312"/>
+              <w:ind w:left="100" w:right="100" w:firstLine="0" w:firstLineChars="0"/>
+              <w:rPr>
+                <w:rFonts w:ascii="Calibri" w:hAnsi="Calibri" w:eastAsia="Calibri" w:cs="Calibri"/>
+                <w:i w:val="false"/>
+                <w:b w:val="true"/>
+                <w:u w:val="none"/>
+                <w:strike w:val="false"/>
+                <w:sz w:val="20"/>
+                <w:szCs w:val="20"/>
+                <w:color w:val="FFFFFF"/>
+              </w:rPr>
+            </w:pPr>
+            <w:r>
+              <w:rPr>
+                <w:rFonts w:ascii="Calibri" w:hAnsi="Calibri" w:eastAsia="Calibri" w:cs="Calibri"/>
+                <w:i w:val="false"/>
+                <w:b w:val="true"/>
+                <w:u w:val="none"/>
+                <w:strike w:val="false"/>
+                <w:sz w:val="20"/>
+                <w:szCs w:val="20"/>
+                <w:color w:val="FFFFFF"/>
+              </w:rPr>
+              <w:t xml:space="preserve">Software</w:t>
+            </w:r>
+          </w:p>
+        </w:tc>
+        <w:tc>
+          <w:tcPr>
+            <w:tcBorders>
+              <w:bottom w:val="single" w:sz="8" w:space="0" w:color="AAAAAA"/>
+              <w:top w:val="single" w:sz="8" w:space="0" w:color="AAAAAA"/>
+              <w:left w:val="single" w:sz="4" w:space="0" w:color="DDDDDD"/>
+              <w:right w:val="single" w:sz="4" w:space="0" w:color="DDDDDD"/>
+            </w:tcBorders>
+            <w:shd w:val="clear" w:color="auto" w:fill="2C3E50"/>
+            <w:tcMar>
+              <w:top w:w="0" w:type="dxa"/>
+              <w:bottom w:w="0" w:type="dxa"/>
+              <w:left w:w="0" w:type="dxa"/>
+              <w:right w:w="0" w:type="dxa"/>
+            </w:tcMar>
+            <w:vAlign w:val="center"/>
+          </w:tcPr>
+          <w:p>
+            <w:pPr>
+              <w:pStyle w:val="Normal"/>
+              <w:jc w:val="center"/>
+              <w:pBdr>
+                <w:bottom w:val="none" w:sz="0" w:space="0" w:color="000000"/>
+                <w:top w:val="none" w:sz="0" w:space="0" w:color="000000"/>
+                <w:left w:val="none" w:sz="0" w:space="0" w:color="000000"/>
+                <w:right w:val="none" w:sz="0" w:space="0" w:color="000000"/>
+              </w:pBdr>
+              <w:spacing w:after="100" w:before="100" w:line="312"/>
+              <w:ind w:left="100" w:right="100" w:firstLine="0" w:firstLineChars="0"/>
+              <w:rPr>
+                <w:rFonts w:ascii="Calibri" w:hAnsi="Calibri" w:eastAsia="Calibri" w:cs="Calibri"/>
+                <w:i w:val="false"/>
+                <w:b w:val="true"/>
+                <w:u w:val="none"/>
+                <w:strike w:val="false"/>
+                <w:sz w:val="20"/>
+                <w:szCs w:val="20"/>
+                <w:color w:val="FFFFFF"/>
+              </w:rPr>
+            </w:pPr>
+            <w:r>
+              <w:rPr>
+                <w:rFonts w:ascii="Calibri" w:hAnsi="Calibri" w:eastAsia="Calibri" w:cs="Calibri"/>
+                <w:i w:val="false"/>
+                <w:b w:val="true"/>
+                <w:u w:val="none"/>
+                <w:strike w:val="false"/>
+                <w:sz w:val="20"/>
+                <w:szCs w:val="20"/>
+                <w:color w:val="FFFFFF"/>
+              </w:rPr>
+              <w:t xml:space="preserve">Dataset</w:t>
+            </w:r>
+          </w:p>
+        </w:tc>
+        <w:tc>
+          <w:tcPr>
+            <w:tcBorders>
+              <w:bottom w:val="single" w:sz="8" w:space="0" w:color="AAAAAA"/>
+              <w:top w:val="single" w:sz="8" w:space="0" w:color="AAAAAA"/>
+              <w:left w:val="single" w:sz="4" w:space="0" w:color="DDDDDD"/>
+              <w:right w:val="single" w:sz="4" w:space="0" w:color="DDDDDD"/>
+            </w:tcBorders>
+            <w:shd w:val="clear" w:color="auto" w:fill="2C3E50"/>
+            <w:tcMar>
+              <w:top w:w="0" w:type="dxa"/>
+              <w:bottom w:w="0" w:type="dxa"/>
+              <w:left w:w="0" w:type="dxa"/>
+              <w:right w:w="0" w:type="dxa"/>
+            </w:tcMar>
+            <w:vAlign w:val="center"/>
+          </w:tcPr>
+          <w:p>
+            <w:pPr>
+              <w:pStyle w:val="Normal"/>
+              <w:jc w:val="center"/>
+              <w:pBdr>
+                <w:bottom w:val="none" w:sz="0" w:space="0" w:color="000000"/>
+                <w:top w:val="none" w:sz="0" w:space="0" w:color="000000"/>
+                <w:left w:val="none" w:sz="0" w:space="0" w:color="000000"/>
+                <w:right w:val="none" w:sz="0" w:space="0" w:color="000000"/>
+              </w:pBdr>
+              <w:spacing w:after="100" w:before="100" w:line="312"/>
+              <w:ind w:left="100" w:right="100" w:firstLine="0" w:firstLineChars="0"/>
+              <w:rPr>
+                <w:rFonts w:ascii="Calibri" w:hAnsi="Calibri" w:eastAsia="Calibri" w:cs="Calibri"/>
+                <w:i w:val="false"/>
+                <w:b w:val="true"/>
+                <w:u w:val="none"/>
+                <w:strike w:val="false"/>
+                <w:sz w:val="20"/>
+                <w:szCs w:val="20"/>
+                <w:color w:val="FFFFFF"/>
+              </w:rPr>
+            </w:pPr>
+            <w:r>
+              <w:rPr>
+                <w:rFonts w:ascii="Calibri" w:hAnsi="Calibri" w:eastAsia="Calibri" w:cs="Calibri"/>
+                <w:i w:val="false"/>
+                <w:b w:val="true"/>
+                <w:u w:val="none"/>
+                <w:strike w:val="false"/>
+                <w:sz w:val="20"/>
+                <w:szCs w:val="20"/>
+                <w:color w:val="FFFFFF"/>
+              </w:rPr>
+              <w:t xml:space="preserve">Min</w:t>
+            </w:r>
+            <w:r>
+              <w:rPr>
+                <w:rFonts w:ascii="Calibri" w:hAnsi="Calibri" w:eastAsia="Calibri" w:cs="Calibri"/>
+                <w:i w:val="false"/>
+                <w:b w:val="true"/>
+                <w:u w:val="none"/>
+                <w:strike w:val="false"/>
+                <w:sz w:val="20"/>
+                <w:szCs w:val="20"/>
+                <w:color w:val="FFFFFF"/>
+              </w:rPr>
+              <w:br/>
+            </w:r>
+            <w:r>
+              <w:rPr>
+                <w:rFonts w:ascii="Calibri" w:hAnsi="Calibri" w:eastAsia="Calibri" w:cs="Calibri"/>
+                <w:i w:val="false"/>
+                <w:b w:val="true"/>
+                <w:u w:val="none"/>
+                <w:strike w:val="false"/>
+                <w:sz w:val="20"/>
+                <w:szCs w:val="20"/>
+                <w:color w:val="FFFFFF"/>
+              </w:rPr>
+              <w:t xml:space="preserve">Reads</w:t>
+            </w:r>
+          </w:p>
+        </w:tc>
+        <w:tc>
+          <w:tcPr>
+            <w:tcBorders>
+              <w:bottom w:val="single" w:sz="8" w:space="0" w:color="AAAAAA"/>
+              <w:top w:val="single" w:sz="8" w:space="0" w:color="AAAAAA"/>
+              <w:left w:val="single" w:sz="4" w:space="0" w:color="DDDDDD"/>
+              <w:right w:val="single" w:sz="4" w:space="0" w:color="DDDDDD"/>
+            </w:tcBorders>
+            <w:shd w:val="clear" w:color="auto" w:fill="2C3E50"/>
+            <w:tcMar>
+              <w:top w:w="0" w:type="dxa"/>
+              <w:bottom w:w="0" w:type="dxa"/>
+              <w:left w:w="0" w:type="dxa"/>
+              <w:right w:w="0" w:type="dxa"/>
+            </w:tcMar>
+            <w:vAlign w:val="center"/>
+          </w:tcPr>
+          <w:p>
+            <w:pPr>
+              <w:pStyle w:val="Normal"/>
+              <w:jc w:val="center"/>
+              <w:pBdr>
+                <w:bottom w:val="none" w:sz="0" w:space="0" w:color="000000"/>
+                <w:top w:val="none" w:sz="0" w:space="0" w:color="000000"/>
+                <w:left w:val="none" w:sz="0" w:space="0" w:color="000000"/>
+                <w:right w:val="none" w:sz="0" w:space="0" w:color="000000"/>
+              </w:pBdr>
+              <w:spacing w:after="100" w:before="100" w:line="312"/>
+              <w:ind w:left="100" w:right="100" w:firstLine="0" w:firstLineChars="0"/>
+              <w:rPr>
+                <w:rFonts w:ascii="Calibri" w:hAnsi="Calibri" w:eastAsia="Calibri" w:cs="Calibri"/>
+                <w:i w:val="false"/>
+                <w:b w:val="true"/>
+                <w:u w:val="none"/>
+                <w:strike w:val="false"/>
+                <w:sz w:val="20"/>
+                <w:szCs w:val="20"/>
+                <w:color w:val="FFFFFF"/>
+              </w:rPr>
+            </w:pPr>
+            <w:r>
+              <w:rPr>
+                <w:rFonts w:ascii="Calibri" w:hAnsi="Calibri" w:eastAsia="Calibri" w:cs="Calibri"/>
+                <w:i w:val="false"/>
+                <w:b w:val="true"/>
+                <w:u w:val="none"/>
+                <w:strike w:val="false"/>
+                <w:sz w:val="20"/>
+                <w:szCs w:val="20"/>
+                <w:color w:val="FFFFFF"/>
+              </w:rPr>
+              <w:t xml:space="preserve">Min</w:t>
+            </w:r>
+            <w:r>
+              <w:rPr>
+                <w:rFonts w:ascii="Calibri" w:hAnsi="Calibri" w:eastAsia="Calibri" w:cs="Calibri"/>
+                <w:i w:val="false"/>
+                <w:b w:val="true"/>
+                <w:u w:val="none"/>
+                <w:strike w:val="false"/>
+                <w:sz w:val="20"/>
+                <w:szCs w:val="20"/>
+                <w:color w:val="FFFFFF"/>
+              </w:rPr>
+              <w:br/>
+            </w:r>
+            <w:r>
+              <w:rPr>
+                <w:rFonts w:ascii="Calibri" w:hAnsi="Calibri" w:eastAsia="Calibri" w:cs="Calibri"/>
+                <w:i w:val="false"/>
+                <w:b w:val="true"/>
+                <w:u w:val="none"/>
+                <w:strike w:val="false"/>
+                <w:sz w:val="20"/>
+                <w:szCs w:val="20"/>
+                <w:color w:val="FFFFFF"/>
+              </w:rPr>
+              <w:t xml:space="preserve">Reps</w:t>
+            </w:r>
+          </w:p>
+        </w:tc>
+        <w:tc>
+          <w:tcPr>
+            <w:tcBorders>
+              <w:bottom w:val="single" w:sz="8" w:space="0" w:color="AAAAAA"/>
+              <w:top w:val="single" w:sz="8" w:space="0" w:color="AAAAAA"/>
+              <w:left w:val="single" w:sz="4" w:space="0" w:color="DDDDDD"/>
+              <w:right w:val="single" w:sz="4" w:space="0" w:color="DDDDDD"/>
+            </w:tcBorders>
+            <w:shd w:val="clear" w:color="auto" w:fill="2C3E50"/>
+            <w:tcMar>
+              <w:top w:w="0" w:type="dxa"/>
+              <w:bottom w:w="0" w:type="dxa"/>
+              <w:left w:w="0" w:type="dxa"/>
+              <w:right w:w="0" w:type="dxa"/>
+            </w:tcMar>
+            <w:vAlign w:val="center"/>
+          </w:tcPr>
+          <w:p>
+            <w:pPr>
+              <w:pStyle w:val="Normal"/>
+              <w:jc w:val="center"/>
+              <w:pBdr>
+                <w:bottom w:val="none" w:sz="0" w:space="0" w:color="000000"/>
+                <w:top w:val="none" w:sz="0" w:space="0" w:color="000000"/>
+                <w:left w:val="none" w:sz="0" w:space="0" w:color="000000"/>
+                <w:right w:val="none" w:sz="0" w:space="0" w:color="000000"/>
+              </w:pBdr>
+              <w:spacing w:after="100" w:before="100" w:line="312"/>
+              <w:ind w:left="100" w:right="100" w:firstLine="0" w:firstLineChars="0"/>
+              <w:rPr>
+                <w:rFonts w:ascii="Calibri" w:hAnsi="Calibri" w:eastAsia="Calibri" w:cs="Calibri"/>
+                <w:i w:val="false"/>
+                <w:b w:val="true"/>
+                <w:u w:val="none"/>
+                <w:strike w:val="false"/>
+                <w:sz w:val="20"/>
+                <w:szCs w:val="20"/>
+                <w:color w:val="FFFFFF"/>
+              </w:rPr>
+            </w:pPr>
+            <w:r>
+              <w:rPr>
+                <w:rFonts w:ascii="Calibri" w:hAnsi="Calibri" w:eastAsia="Calibri" w:cs="Calibri"/>
+                <w:i w:val="false"/>
+                <w:b w:val="true"/>
+                <w:u w:val="none"/>
+                <w:strike w:val="false"/>
+                <w:sz w:val="20"/>
+                <w:szCs w:val="20"/>
+                <w:color w:val="FFFFFF"/>
+              </w:rPr>
+              <w:t xml:space="preserve"># Reads</w:t>
+            </w:r>
+            <w:r>
+              <w:rPr>
+                <w:rFonts w:ascii="Calibri" w:hAnsi="Calibri" w:eastAsia="Calibri" w:cs="Calibri"/>
+                <w:i w:val="false"/>
+                <w:b w:val="true"/>
+                <w:u w:val="none"/>
+                <w:strike w:val="false"/>
+                <w:sz w:val="20"/>
+                <w:szCs w:val="20"/>
+                <w:color w:val="FFFFFF"/>
+              </w:rPr>
+              <w:br/>
+            </w:r>
+            <w:r>
+              <w:rPr>
+                <w:rFonts w:ascii="Calibri" w:hAnsi="Calibri" w:eastAsia="Calibri" w:cs="Calibri"/>
+                <w:i w:val="false"/>
+                <w:b w:val="true"/>
+                <w:u w:val="none"/>
+                <w:strike w:val="false"/>
+                <w:sz w:val="20"/>
+                <w:szCs w:val="20"/>
+                <w:color w:val="FFFFFF"/>
+              </w:rPr>
+              <w:t xml:space="preserve">in OTUs</w:t>
+            </w:r>
+          </w:p>
+        </w:tc>
+        <w:tc>
+          <w:tcPr>
+            <w:tcBorders>
+              <w:bottom w:val="single" w:sz="8" w:space="0" w:color="AAAAAA"/>
+              <w:top w:val="single" w:sz="8" w:space="0" w:color="AAAAAA"/>
+              <w:left w:val="single" w:sz="4" w:space="0" w:color="DDDDDD"/>
+              <w:right w:val="single" w:sz="4" w:space="0" w:color="DDDDDD"/>
+            </w:tcBorders>
+            <w:shd w:val="clear" w:color="auto" w:fill="2C3E50"/>
+            <w:tcMar>
+              <w:top w:w="0" w:type="dxa"/>
+              <w:bottom w:w="0" w:type="dxa"/>
+              <w:left w:w="0" w:type="dxa"/>
+              <w:right w:w="0" w:type="dxa"/>
+            </w:tcMar>
+            <w:vAlign w:val="center"/>
+          </w:tcPr>
+          <w:p>
+            <w:pPr>
+              <w:pStyle w:val="Normal"/>
+              <w:jc w:val="center"/>
+              <w:pBdr>
+                <w:bottom w:val="none" w:sz="0" w:space="0" w:color="000000"/>
+                <w:top w:val="none" w:sz="0" w:space="0" w:color="000000"/>
+                <w:left w:val="none" w:sz="0" w:space="0" w:color="000000"/>
+                <w:right w:val="none" w:sz="0" w:space="0" w:color="000000"/>
+              </w:pBdr>
+              <w:spacing w:after="100" w:before="100" w:line="312"/>
+              <w:ind w:left="100" w:right="100" w:firstLine="0" w:firstLineChars="0"/>
+              <w:rPr>
+                <w:rFonts w:ascii="Calibri" w:hAnsi="Calibri" w:eastAsia="Calibri" w:cs="Calibri"/>
+                <w:i w:val="false"/>
+                <w:b w:val="true"/>
+                <w:u w:val="none"/>
+                <w:strike w:val="false"/>
+                <w:sz w:val="20"/>
+                <w:szCs w:val="20"/>
+                <w:color w:val="FFFFFF"/>
+              </w:rPr>
+            </w:pPr>
+            <w:r>
+              <w:rPr>
+                <w:rFonts w:ascii="Calibri" w:hAnsi="Calibri" w:eastAsia="Calibri" w:cs="Calibri"/>
+                <w:i w:val="false"/>
+                <w:b w:val="true"/>
+                <w:u w:val="none"/>
+                <w:strike w:val="false"/>
+                <w:sz w:val="20"/>
+                <w:szCs w:val="20"/>
+                <w:color w:val="FFFFFF"/>
+              </w:rPr>
+              <w:t xml:space="preserve">CCC</w:t>
+            </w:r>
+            <w:r>
+              <w:rPr>
+                <w:rFonts w:ascii="Calibri" w:hAnsi="Calibri" w:eastAsia="Calibri" w:cs="Calibri"/>
+                <w:i w:val="false"/>
+                <w:b w:val="true"/>
+                <w:u w:val="none"/>
+                <w:strike w:val="false"/>
+                <w:sz w:val="20"/>
+                <w:szCs w:val="20"/>
+                <w:color w:val="FFFFFF"/>
+              </w:rPr>
+              <w:br/>
+            </w:r>
+            <w:r>
+              <w:rPr>
+                <w:rFonts w:ascii="Calibri" w:hAnsi="Calibri" w:eastAsia="Calibri" w:cs="Calibri"/>
+                <w:i w:val="false"/>
+                <w:b w:val="true"/>
+                <w:u w:val="none"/>
+                <w:strike w:val="false"/>
+                <w:sz w:val="20"/>
+                <w:szCs w:val="20"/>
+                <w:color w:val="FFFFFF"/>
+              </w:rPr>
+              <w:t xml:space="preserve">(&lt;ce&gt;&lt;b1&gt;)</w:t>
+            </w:r>
+          </w:p>
+        </w:tc>
+        <w:tc>
+          <w:tcPr>
+            <w:tcBorders>
+              <w:bottom w:val="single" w:sz="8" w:space="0" w:color="AAAAAA"/>
+              <w:top w:val="single" w:sz="8" w:space="0" w:color="AAAAAA"/>
+              <w:left w:val="single" w:sz="4" w:space="0" w:color="DDDDDD"/>
+              <w:right w:val="single" w:sz="4" w:space="0" w:color="DDDDDD"/>
+            </w:tcBorders>
+            <w:shd w:val="clear" w:color="auto" w:fill="2C3E50"/>
+            <w:tcMar>
+              <w:top w:w="0" w:type="dxa"/>
+              <w:bottom w:w="0" w:type="dxa"/>
+              <w:left w:w="0" w:type="dxa"/>
+              <w:right w:w="0" w:type="dxa"/>
+            </w:tcMar>
+            <w:vAlign w:val="center"/>
+          </w:tcPr>
+          <w:p>
+            <w:pPr>
+              <w:pStyle w:val="Normal"/>
+              <w:jc w:val="center"/>
+              <w:pBdr>
+                <w:bottom w:val="none" w:sz="0" w:space="0" w:color="000000"/>
+                <w:top w:val="none" w:sz="0" w:space="0" w:color="000000"/>
+                <w:left w:val="none" w:sz="0" w:space="0" w:color="000000"/>
+                <w:right w:val="none" w:sz="0" w:space="0" w:color="000000"/>
+              </w:pBdr>
+              <w:spacing w:after="100" w:before="100" w:line="312"/>
+              <w:ind w:left="100" w:right="100" w:firstLine="0" w:firstLineChars="0"/>
+              <w:rPr>
+                <w:rFonts w:ascii="Calibri" w:hAnsi="Calibri" w:eastAsia="Calibri" w:cs="Calibri"/>
+                <w:i w:val="false"/>
+                <w:b w:val="true"/>
+                <w:u w:val="none"/>
+                <w:strike w:val="false"/>
+                <w:sz w:val="20"/>
+                <w:szCs w:val="20"/>
+                <w:color w:val="FFFFFF"/>
+              </w:rPr>
+            </w:pPr>
+            <w:r>
+              <w:rPr>
+                <w:rFonts w:ascii="Calibri" w:hAnsi="Calibri" w:eastAsia="Calibri" w:cs="Calibri"/>
+                <w:i w:val="false"/>
+                <w:b w:val="true"/>
+                <w:u w:val="none"/>
+                <w:strike w:val="false"/>
+                <w:sz w:val="20"/>
+                <w:szCs w:val="20"/>
+                <w:color w:val="FFFFFF"/>
+              </w:rPr>
+              <w:t xml:space="preserve">Spearman </w:t>
+            </w:r>
+            <w:r>
+              <w:rPr>
+                <w:rFonts w:ascii="Calibri" w:hAnsi="Calibri" w:eastAsia="Calibri" w:cs="Calibri"/>
+                <w:i w:val="true"/>
+                <w:b w:val="true"/>
+                <w:u w:val="none"/>
+                <w:strike w:val="false"/>
+                <w:sz w:val="20"/>
+                <w:szCs w:val="20"/>
+                <w:color w:val="FFFFFF"/>
+              </w:rPr>
+              <w:t xml:space="preserve">&lt;cf&gt;&lt;81&gt;</w:t>
+            </w:r>
+            <w:r>
+              <w:rPr>
+                <w:rFonts w:ascii="Calibri" w:hAnsi="Calibri" w:eastAsia="Calibri" w:cs="Calibri"/>
+                <w:i w:val="false"/>
+                <w:b w:val="true"/>
+                <w:u w:val="none"/>
+                <w:strike w:val="false"/>
+                <w:sz w:val="20"/>
+                <w:szCs w:val="20"/>
+                <w:color w:val="FFFFFF"/>
+              </w:rPr>
+              <w:br/>
+            </w:r>
+            <w:r>
+              <w:rPr>
+                <w:rFonts w:ascii="Calibri" w:hAnsi="Calibri" w:eastAsia="Calibri" w:cs="Calibri"/>
+                <w:i w:val="false"/>
+                <w:b w:val="true"/>
+                <w:u w:val="none"/>
+                <w:strike w:val="false"/>
+                <w:sz w:val="20"/>
+                <w:szCs w:val="20"/>
+                <w:color w:val="FFFFFF"/>
+              </w:rPr>
+              <w:t xml:space="preserve">(&lt;ce&gt;&lt;b1&gt;)</w:t>
+            </w:r>
+          </w:p>
+        </w:tc>
+        <w:tc>
+          <w:tcPr>
+            <w:tcBorders>
+              <w:bottom w:val="single" w:sz="8" w:space="0" w:color="AAAAAA"/>
+              <w:top w:val="single" w:sz="8" w:space="0" w:color="AAAAAA"/>
+              <w:left w:val="single" w:sz="4" w:space="0" w:color="DDDDDD"/>
+              <w:right w:val="single" w:sz="4" w:space="0" w:color="DDDDDD"/>
+            </w:tcBorders>
+            <w:shd w:val="clear" w:color="auto" w:fill="2C3E50"/>
+            <w:tcMar>
+              <w:top w:w="0" w:type="dxa"/>
+              <w:bottom w:w="0" w:type="dxa"/>
+              <w:left w:w="0" w:type="dxa"/>
+              <w:right w:w="0" w:type="dxa"/>
+            </w:tcMar>
+            <w:vAlign w:val="center"/>
+          </w:tcPr>
+          <w:p>
+            <w:pPr>
+              <w:pStyle w:val="Normal"/>
+              <w:jc w:val="center"/>
+              <w:pBdr>
+                <w:bottom w:val="none" w:sz="0" w:space="0" w:color="000000"/>
+                <w:top w:val="none" w:sz="0" w:space="0" w:color="000000"/>
+                <w:left w:val="none" w:sz="0" w:space="0" w:color="000000"/>
+                <w:right w:val="none" w:sz="0" w:space="0" w:color="000000"/>
+              </w:pBdr>
+              <w:spacing w:after="100" w:before="100" w:line="312"/>
+              <w:ind w:left="100" w:right="100" w:firstLine="0" w:firstLineChars="0"/>
+              <w:rPr>
+                <w:rFonts w:ascii="Calibri" w:hAnsi="Calibri" w:eastAsia="Calibri" w:cs="Calibri"/>
+                <w:i w:val="false"/>
+                <w:b w:val="true"/>
+                <w:u w:val="none"/>
+                <w:strike w:val="false"/>
+                <w:sz w:val="20"/>
+                <w:szCs w:val="20"/>
+                <w:color w:val="FFFFFF"/>
+              </w:rPr>
+            </w:pPr>
+            <w:r>
+              <w:rPr>
+                <w:rFonts w:ascii="Calibri" w:hAnsi="Calibri" w:eastAsia="Calibri" w:cs="Calibri"/>
+                <w:i w:val="false"/>
+                <w:b w:val="true"/>
+                <w:u w:val="none"/>
+                <w:strike w:val="false"/>
+                <w:sz w:val="20"/>
+                <w:szCs w:val="20"/>
+                <w:color w:val="FFFFFF"/>
+              </w:rPr>
+              <w:t xml:space="preserve">Mantel </w:t>
+            </w:r>
+            <w:r>
+              <w:rPr>
+                <w:rFonts w:ascii="Calibri" w:hAnsi="Calibri" w:eastAsia="Calibri" w:cs="Calibri"/>
+                <w:i w:val="true"/>
+                <w:b w:val="true"/>
+                <w:u w:val="none"/>
+                <w:strike w:val="false"/>
+                <w:sz w:val="20"/>
+                <w:szCs w:val="20"/>
+                <w:color w:val="FFFFFF"/>
+              </w:rPr>
+              <w:t xml:space="preserve">R</w:t>
+            </w:r>
+            <w:r>
+              <w:rPr>
+                <w:rFonts w:ascii="Calibri" w:hAnsi="Calibri" w:eastAsia="Calibri" w:cs="Calibri"/>
+                <w:i w:val="false"/>
+                <w:b w:val="true"/>
+                <w:u w:val="none"/>
+                <w:strike w:val="false"/>
+                <w:sz w:val="20"/>
+                <w:szCs w:val="20"/>
+                <w:color w:val="FFFFFF"/>
+              </w:rPr>
+              <w:br/>
+            </w:r>
+            <w:r>
+              <w:rPr>
+                <w:rFonts w:ascii="Calibri" w:hAnsi="Calibri" w:eastAsia="Calibri" w:cs="Calibri"/>
+                <w:i w:val="false"/>
+                <w:b w:val="true"/>
+                <w:u w:val="none"/>
+                <w:strike w:val="false"/>
+                <w:sz w:val="20"/>
+                <w:szCs w:val="20"/>
+                <w:color w:val="FFFFFF"/>
+              </w:rPr>
+              <w:t xml:space="preserve">(&lt;ce&gt;&lt;b2&gt;)</w:t>
+            </w:r>
+          </w:p>
+        </w:tc>
+        <w:tc>
+          <w:tcPr>
+            <w:tcBorders>
+              <w:bottom w:val="single" w:sz="8" w:space="0" w:color="AAAAAA"/>
+              <w:top w:val="single" w:sz="8" w:space="0" w:color="AAAAAA"/>
+              <w:left w:val="single" w:sz="4" w:space="0" w:color="DDDDDD"/>
+              <w:right w:val="single" w:sz="4" w:space="0" w:color="DDDDDD"/>
+            </w:tcBorders>
+            <w:shd w:val="clear" w:color="auto" w:fill="2C3E50"/>
+            <w:tcMar>
+              <w:top w:w="0" w:type="dxa"/>
+              <w:bottom w:w="0" w:type="dxa"/>
+              <w:left w:w="0" w:type="dxa"/>
+              <w:right w:w="0" w:type="dxa"/>
+            </w:tcMar>
+            <w:vAlign w:val="center"/>
+          </w:tcPr>
+          <w:p>
+            <w:pPr>
+              <w:pStyle w:val="Normal"/>
+              <w:jc w:val="center"/>
+              <w:pBdr>
+                <w:bottom w:val="none" w:sz="0" w:space="0" w:color="000000"/>
+                <w:top w:val="none" w:sz="0" w:space="0" w:color="000000"/>
+                <w:left w:val="none" w:sz="0" w:space="0" w:color="000000"/>
+                <w:right w:val="none" w:sz="0" w:space="0" w:color="000000"/>
+              </w:pBdr>
+              <w:spacing w:after="100" w:before="100" w:line="312"/>
+              <w:ind w:left="100" w:right="100" w:firstLine="0" w:firstLineChars="0"/>
+              <w:rPr>
+                <w:rFonts w:ascii="Calibri" w:hAnsi="Calibri" w:eastAsia="Calibri" w:cs="Calibri"/>
+                <w:i w:val="false"/>
+                <w:b w:val="true"/>
+                <w:u w:val="none"/>
+                <w:strike w:val="false"/>
+                <w:sz w:val="20"/>
+                <w:szCs w:val="20"/>
+                <w:color w:val="FFFFFF"/>
+              </w:rPr>
+            </w:pPr>
+            <w:r>
+              <w:rPr>
+                <w:rFonts w:ascii="Calibri" w:hAnsi="Calibri" w:eastAsia="Calibri" w:cs="Calibri"/>
+                <w:i w:val="false"/>
+                <w:b w:val="true"/>
+                <w:u w:val="none"/>
+                <w:strike w:val="false"/>
+                <w:sz w:val="20"/>
+                <w:szCs w:val="20"/>
+                <w:color w:val="FFFFFF"/>
+              </w:rPr>
+              <w:t xml:space="preserve">Bray-Curtis Dist &lt;c2&gt;&lt;b1&gt; SD</w:t>
+            </w:r>
+            <w:r>
+              <w:rPr>
+                <w:rFonts w:ascii="Calibri" w:hAnsi="Calibri" w:eastAsia="Calibri" w:cs="Calibri"/>
+                <w:i w:val="false"/>
+                <w:b w:val="true"/>
+                <w:u w:val="none"/>
+                <w:strike w:val="false"/>
+                <w:sz w:val="20"/>
+                <w:szCs w:val="20"/>
+                <w:color w:val="FFFFFF"/>
+              </w:rPr>
+              <w:br/>
+            </w:r>
+            <w:r>
+              <w:rPr>
+                <w:rFonts w:ascii="Calibri" w:hAnsi="Calibri" w:eastAsia="Calibri" w:cs="Calibri"/>
+                <w:i w:val="false"/>
+                <w:b w:val="true"/>
+                <w:u w:val="none"/>
+                <w:strike w:val="false"/>
+                <w:sz w:val="20"/>
+                <w:szCs w:val="20"/>
+                <w:color w:val="FFFFFF"/>
+              </w:rPr>
+              <w:t xml:space="preserve">(&lt;ce&gt;&lt;b2&gt;)</w:t>
+            </w:r>
+          </w:p>
+        </w:tc>
+        <w:tc>
+          <w:tcPr>
+            <w:tcBorders>
+              <w:bottom w:val="single" w:sz="8" w:space="0" w:color="AAAAAA"/>
+              <w:top w:val="single" w:sz="8" w:space="0" w:color="AAAAAA"/>
+              <w:left w:val="single" w:sz="4" w:space="0" w:color="DDDDDD"/>
+              <w:right w:val="single" w:sz="4" w:space="0" w:color="DDDDDD"/>
+            </w:tcBorders>
+            <w:shd w:val="clear" w:color="auto" w:fill="2C3E50"/>
+            <w:tcMar>
+              <w:top w:w="0" w:type="dxa"/>
+              <w:bottom w:w="0" w:type="dxa"/>
+              <w:left w:w="0" w:type="dxa"/>
+              <w:right w:w="0" w:type="dxa"/>
+            </w:tcMar>
+            <w:vAlign w:val="center"/>
+          </w:tcPr>
+          <w:p>
+            <w:pPr>
+              <w:pStyle w:val="Normal"/>
+              <w:jc w:val="center"/>
+              <w:pBdr>
+                <w:bottom w:val="none" w:sz="0" w:space="0" w:color="000000"/>
+                <w:top w:val="none" w:sz="0" w:space="0" w:color="000000"/>
+                <w:left w:val="none" w:sz="0" w:space="0" w:color="000000"/>
+                <w:right w:val="none" w:sz="0" w:space="0" w:color="000000"/>
+              </w:pBdr>
+              <w:spacing w:after="100" w:before="100" w:line="312"/>
+              <w:ind w:left="100" w:right="100" w:firstLine="0" w:firstLineChars="0"/>
+              <w:rPr>
+                <w:rFonts w:ascii="Calibri" w:hAnsi="Calibri" w:eastAsia="Calibri" w:cs="Calibri"/>
+                <w:i w:val="false"/>
+                <w:b w:val="true"/>
+                <w:u w:val="none"/>
+                <w:strike w:val="false"/>
+                <w:sz w:val="20"/>
+                <w:szCs w:val="20"/>
+                <w:color w:val="FFFFFF"/>
+              </w:rPr>
+            </w:pPr>
+            <w:r>
+              <w:rPr>
+                <w:rFonts w:ascii="Calibri" w:hAnsi="Calibri" w:eastAsia="Calibri" w:cs="Calibri"/>
+                <w:i w:val="false"/>
+                <w:b w:val="true"/>
+                <w:u w:val="none"/>
+                <w:strike w:val="false"/>
+                <w:sz w:val="20"/>
+                <w:szCs w:val="20"/>
+                <w:color w:val="FFFFFF"/>
+              </w:rPr>
+              <w:t xml:space="preserve">% Target</w:t>
+            </w:r>
+            <w:r>
+              <w:rPr>
+                <w:rFonts w:ascii="Calibri" w:hAnsi="Calibri" w:eastAsia="Calibri" w:cs="Calibri"/>
+                <w:i w:val="false"/>
+                <w:b w:val="true"/>
+                <w:u w:val="none"/>
+                <w:strike w:val="false"/>
+                <w:sz w:val="20"/>
+                <w:szCs w:val="20"/>
+                <w:color w:val="FFFFFF"/>
+              </w:rPr>
+              <w:br/>
+            </w:r>
+            <w:r>
+              <w:rPr>
+                <w:rFonts w:ascii="Calibri" w:hAnsi="Calibri" w:eastAsia="Calibri" w:cs="Calibri"/>
+                <w:i w:val="false"/>
+                <w:b w:val="true"/>
+                <w:u w:val="none"/>
+                <w:strike w:val="false"/>
+                <w:sz w:val="20"/>
+                <w:szCs w:val="20"/>
+                <w:color w:val="FFFFFF"/>
+              </w:rPr>
+              <w:t xml:space="preserve">(&lt;ce&gt;&lt;b3&gt;)</w:t>
+            </w:r>
+          </w:p>
+        </w:tc>
+        <w:tc>
+          <w:tcPr>
+            <w:tcBorders>
+              <w:bottom w:val="single" w:sz="8" w:space="0" w:color="AAAAAA"/>
+              <w:top w:val="single" w:sz="8" w:space="0" w:color="AAAAAA"/>
+              <w:left w:val="single" w:sz="4" w:space="0" w:color="DDDDDD"/>
+              <w:right w:val="single" w:sz="8" w:space="0" w:color="AAAAAA"/>
+            </w:tcBorders>
+            <w:shd w:val="clear" w:color="auto" w:fill="2C3E50"/>
+            <w:tcMar>
+              <w:top w:w="0" w:type="dxa"/>
+              <w:bottom w:w="0" w:type="dxa"/>
+              <w:left w:w="0" w:type="dxa"/>
+              <w:right w:w="0" w:type="dxa"/>
+            </w:tcMar>
+            <w:vAlign w:val="center"/>
+          </w:tcPr>
+          <w:p>
+            <w:pPr>
+              <w:pStyle w:val="Normal"/>
+              <w:jc w:val="center"/>
+              <w:pBdr>
+                <w:bottom w:val="none" w:sz="0" w:space="0" w:color="000000"/>
+                <w:top w:val="none" w:sz="0" w:space="0" w:color="000000"/>
+                <w:left w:val="none" w:sz="0" w:space="0" w:color="000000"/>
+                <w:right w:val="none" w:sz="0" w:space="0" w:color="000000"/>
+              </w:pBdr>
+              <w:spacing w:after="100" w:before="100" w:line="312"/>
+              <w:ind w:left="100" w:right="100" w:firstLine="0" w:firstLineChars="0"/>
+              <w:rPr>
+                <w:rFonts w:ascii="Calibri" w:hAnsi="Calibri" w:eastAsia="Calibri" w:cs="Calibri"/>
+                <w:i w:val="false"/>
+                <w:b w:val="true"/>
+                <w:u w:val="none"/>
+                <w:strike w:val="false"/>
+                <w:sz w:val="20"/>
+                <w:szCs w:val="20"/>
+                <w:color w:val="FFFFFF"/>
+              </w:rPr>
+            </w:pPr>
+            <w:r>
+              <w:rPr>
+                <w:rFonts w:ascii="Calibri" w:hAnsi="Calibri" w:eastAsia="Calibri" w:cs="Calibri"/>
+                <w:i w:val="false"/>
+                <w:b w:val="true"/>
+                <w:u w:val="none"/>
+                <w:strike w:val="false"/>
+                <w:sz w:val="20"/>
+                <w:szCs w:val="20"/>
+                <w:color w:val="FFFFFF"/>
+              </w:rPr>
+              <w:t xml:space="preserve">F1-score</w:t>
+            </w:r>
+            <w:r>
+              <w:rPr>
+                <w:rFonts w:ascii="Calibri" w:hAnsi="Calibri" w:eastAsia="Calibri" w:cs="Calibri"/>
+                <w:i w:val="false"/>
+                <w:b w:val="true"/>
+                <w:u w:val="none"/>
+                <w:strike w:val="false"/>
+                <w:sz w:val="20"/>
+                <w:szCs w:val="20"/>
+                <w:color w:val="FFFFFF"/>
+              </w:rPr>
+              <w:br/>
+            </w:r>
+            <w:r>
+              <w:rPr>
+                <w:rFonts w:ascii="Calibri" w:hAnsi="Calibri" w:eastAsia="Calibri" w:cs="Calibri"/>
+                <w:i w:val="false"/>
+                <w:b w:val="true"/>
+                <w:u w:val="none"/>
+                <w:strike w:val="false"/>
+                <w:sz w:val="20"/>
+                <w:szCs w:val="20"/>
+                <w:color w:val="FFFFFF"/>
+              </w:rPr>
+              <w:t xml:space="preserve">(&lt;ce&gt;&lt;b3&gt;)</w:t>
+            </w:r>
+          </w:p>
+        </w:tc>
+      </w:tr>
+      <w:tr>
+        <w:trPr>
+          <w:trHeight w:val="649" w:hRule="auto"/>
+        </w:trPr>
+        <w:tc>
+          <w:tcPr>
+            <w:tcBorders>
+              <w:bottom w:val="single" w:sz="4" w:space="0" w:color="DDDDDD"/>
+              <w:top w:val="single" w:sz="8" w:space="0" w:color="AAAAAA"/>
+              <w:left w:val="single" w:sz="8" w:space="0" w:color="AAAAAA"/>
+              <w:right w:val="single" w:sz="4" w:space="0" w:color="DDDDDD"/>
+            </w:tcBorders>
+            <w:shd w:val="clear" w:color="auto" w:fill="FFFFFF"/>
+            <w:tcMar>
+              <w:top w:w="0" w:type="dxa"/>
+              <w:bottom w:w="0" w:type="dxa"/>
+              <w:left w:w="0" w:type="dxa"/>
+              <w:right w:w="0" w:type="dxa"/>
+            </w:tcMar>
+            <w:vAlign w:val="center"/>
+          </w:tcPr>
+          <w:p>
+            <w:pPr>
+              <w:pStyle w:val="Normal"/>
+              <w:jc w:val="center"/>
+              <w:pBdr>
+                <w:bottom w:val="none" w:sz="0" w:space="0" w:color="000000"/>
+                <w:top w:val="none" w:sz="0" w:space="0" w:color="000000"/>
+                <w:left w:val="none" w:sz="0" w:space="0" w:color="000000"/>
+                <w:right w:val="none" w:sz="0" w:space="0" w:color="000000"/>
+              </w:pBdr>
+              <w:spacing w:after="120" w:before="120" w:line="312"/>
+              <w:ind w:left="100" w:right="100" w:firstLine="0" w:firstLineChars="0"/>
+              <w:rPr>
+                <w:rFonts w:ascii="Calibri" w:hAnsi="Calibri" w:eastAsia="Calibri" w:cs="Calibri"/>
+                <w:i w:val="false"/>
+                <w:b w:val="false"/>
+                <w:u w:val="none"/>
+                <w:strike w:val="false"/>
+                <w:sz w:val="20"/>
+                <w:szCs w:val="20"/>
+                <w:color w:val="000000"/>
+              </w:rPr>
+            </w:pPr>
+            <w:r>
+              <w:rPr>
+                <w:rFonts w:ascii="Calibri" w:hAnsi="Calibri" w:eastAsia="Calibri" w:cs="Calibri"/>
+                <w:i w:val="false"/>
+                <w:b w:val="false"/>
+                <w:u w:val="none"/>
+                <w:strike w:val="false"/>
+                <w:sz w:val="20"/>
+                <w:szCs w:val="20"/>
+                <w:color w:val="000000"/>
+              </w:rPr>
+              <w:t xml:space="preserve">MAP</w:t>
+            </w:r>
+          </w:p>
+        </w:tc>
+        <w:tc>
+          <w:tcPr>
+            <w:tcBorders>
+              <w:bottom w:val="single" w:sz="4" w:space="0" w:color="DDDDDD"/>
+              <w:top w:val="single" w:sz="8" w:space="0" w:color="AAAAAA"/>
+              <w:left w:val="single" w:sz="4" w:space="0" w:color="DDDDDD"/>
+              <w:right w:val="single" w:sz="4" w:space="0" w:color="DDDDDD"/>
+            </w:tcBorders>
+            <w:shd w:val="clear" w:color="auto" w:fill="FFFFFF"/>
+            <w:tcMar>
+              <w:top w:w="0" w:type="dxa"/>
+              <w:bottom w:w="0" w:type="dxa"/>
+              <w:left w:w="0" w:type="dxa"/>
+              <w:right w:w="0" w:type="dxa"/>
+            </w:tcMar>
+            <w:vAlign w:val="center"/>
+          </w:tcPr>
+          <w:p>
+            <w:pPr>
+              <w:pStyle w:val="Normal"/>
+              <w:jc w:val="center"/>
+              <w:pBdr>
+                <w:bottom w:val="none" w:sz="0" w:space="0" w:color="000000"/>
+                <w:top w:val="none" w:sz="0" w:space="0" w:color="000000"/>
+                <w:left w:val="none" w:sz="0" w:space="0" w:color="000000"/>
+                <w:right w:val="none" w:sz="0" w:space="0" w:color="000000"/>
+              </w:pBdr>
+              <w:spacing w:after="120" w:before="120" w:line="312"/>
+              <w:ind w:left="100" w:right="100" w:firstLine="0" w:firstLineChars="0"/>
+              <w:rPr>
+                <w:rFonts w:ascii="Calibri" w:hAnsi="Calibri" w:eastAsia="Calibri" w:cs="Calibri"/>
+                <w:i w:val="false"/>
+                <w:b w:val="true"/>
+                <w:u w:val="none"/>
+                <w:strike w:val="false"/>
+                <w:sz w:val="20"/>
+                <w:szCs w:val="20"/>
+                <w:color w:val="1F4E79"/>
+              </w:rPr>
+            </w:pPr>
+            <w:r>
+              <w:rPr>
+                <w:rFonts w:ascii="Calibri" w:hAnsi="Calibri" w:eastAsia="Calibri" w:cs="Calibri"/>
+                <w:i w:val="false"/>
+                <w:b w:val="true"/>
+                <w:u w:val="none"/>
+                <w:strike w:val="false"/>
+                <w:sz w:val="20"/>
+                <w:szCs w:val="20"/>
+                <w:color w:val="1F4E79"/>
+              </w:rPr>
+              <w:t xml:space="preserve">Nanopore</w:t>
+            </w:r>
+          </w:p>
+        </w:tc>
+        <w:tc>
+          <w:tcPr>
+            <w:tcBorders>
+              <w:bottom w:val="single" w:sz="4" w:space="0" w:color="DDDDDD"/>
+              <w:top w:val="single" w:sz="8" w:space="0" w:color="AAAAAA"/>
+              <w:left w:val="single" w:sz="4" w:space="0" w:color="DDDDDD"/>
+              <w:right w:val="single" w:sz="4" w:space="0" w:color="DDDDDD"/>
+            </w:tcBorders>
+            <w:shd w:val="clear" w:color="auto" w:fill="FFFFFF"/>
+            <w:tcMar>
+              <w:top w:w="0" w:type="dxa"/>
+              <w:bottom w:w="0" w:type="dxa"/>
+              <w:left w:w="0" w:type="dxa"/>
+              <w:right w:w="0" w:type="dxa"/>
+            </w:tcMar>
+            <w:vAlign w:val="center"/>
+          </w:tcPr>
+          <w:p>
+            <w:pPr>
+              <w:pStyle w:val="Normal"/>
+              <w:jc w:val="center"/>
+              <w:pBdr>
+                <w:bottom w:val="none" w:sz="0" w:space="0" w:color="000000"/>
+                <w:top w:val="none" w:sz="0" w:space="0" w:color="000000"/>
+                <w:left w:val="none" w:sz="0" w:space="0" w:color="000000"/>
+                <w:right w:val="none" w:sz="0" w:space="0" w:color="000000"/>
+              </w:pBdr>
+              <w:spacing w:after="120" w:before="120" w:line="312"/>
+              <w:ind w:left="100" w:right="100" w:firstLine="0" w:firstLineChars="0"/>
+              <w:rPr>
+                <w:rFonts w:ascii="Calibri" w:hAnsi="Calibri" w:eastAsia="Calibri" w:cs="Calibri"/>
+                <w:i w:val="false"/>
+                <w:b w:val="false"/>
+                <w:u w:val="none"/>
+                <w:strike w:val="false"/>
+                <w:sz w:val="20"/>
+                <w:szCs w:val="20"/>
+                <w:color w:val="000000"/>
+              </w:rPr>
+            </w:pPr>
+            <w:r>
+              <w:rPr>
+                <w:rFonts w:ascii="Calibri" w:hAnsi="Calibri" w:eastAsia="Calibri" w:cs="Calibri"/>
+                <w:i w:val="false"/>
+                <w:b w:val="false"/>
+                <w:u w:val="none"/>
+                <w:strike w:val="false"/>
+                <w:sz w:val="20"/>
+                <w:szCs w:val="20"/>
+                <w:color w:val="000000"/>
+              </w:rPr>
+              <w:t xml:space="preserve">&lt;e2&gt;&lt;89&gt;&lt;a5&gt;24</w:t>
+            </w:r>
+          </w:p>
+        </w:tc>
+        <w:tc>
+          <w:tcPr>
+            <w:tcBorders>
+              <w:bottom w:val="single" w:sz="4" w:space="0" w:color="DDDDDD"/>
+              <w:top w:val="single" w:sz="8" w:space="0" w:color="AAAAAA"/>
+              <w:left w:val="single" w:sz="4" w:space="0" w:color="DDDDDD"/>
+              <w:right w:val="single" w:sz="4" w:space="0" w:color="DDDDDD"/>
+            </w:tcBorders>
+            <w:shd w:val="clear" w:color="auto" w:fill="FFFFFF"/>
+            <w:tcMar>
+              <w:top w:w="0" w:type="dxa"/>
+              <w:bottom w:w="0" w:type="dxa"/>
+              <w:left w:w="0" w:type="dxa"/>
+              <w:right w:w="0" w:type="dxa"/>
+            </w:tcMar>
+            <w:vAlign w:val="center"/>
+          </w:tcPr>
+          <w:p>
+            <w:pPr>
+              <w:pStyle w:val="Normal"/>
+              <w:jc w:val="center"/>
+              <w:pBdr>
+                <w:bottom w:val="none" w:sz="0" w:space="0" w:color="000000"/>
+                <w:top w:val="none" w:sz="0" w:space="0" w:color="000000"/>
+                <w:left w:val="none" w:sz="0" w:space="0" w:color="000000"/>
+                <w:right w:val="none" w:sz="0" w:space="0" w:color="000000"/>
+              </w:pBdr>
+              <w:spacing w:after="120" w:before="120" w:line="312"/>
+              <w:ind w:left="100" w:right="100" w:firstLine="0" w:firstLineChars="0"/>
+              <w:rPr>
+                <w:rFonts w:ascii="Calibri" w:hAnsi="Calibri" w:eastAsia="Calibri" w:cs="Calibri"/>
+                <w:i w:val="false"/>
+                <w:b w:val="false"/>
+                <w:u w:val="none"/>
+                <w:strike w:val="false"/>
+                <w:sz w:val="20"/>
+                <w:szCs w:val="20"/>
+                <w:color w:val="000000"/>
+              </w:rPr>
+            </w:pPr>
+            <w:r>
+              <w:rPr>
+                <w:rFonts w:ascii="Calibri" w:hAnsi="Calibri" w:eastAsia="Calibri" w:cs="Calibri"/>
+                <w:i w:val="false"/>
+                <w:b w:val="false"/>
+                <w:u w:val="none"/>
+                <w:strike w:val="false"/>
+                <w:sz w:val="20"/>
+                <w:szCs w:val="20"/>
+                <w:color w:val="000000"/>
+              </w:rPr>
+              <w:t xml:space="preserve">1</w:t>
+            </w:r>
+          </w:p>
+        </w:tc>
+        <w:tc>
+          <w:tcPr>
+            <w:tcBorders>
+              <w:bottom w:val="single" w:sz="4" w:space="0" w:color="DDDDDD"/>
+              <w:top w:val="single" w:sz="8" w:space="0" w:color="AAAAAA"/>
+              <w:left w:val="single" w:sz="4" w:space="0" w:color="DDDDDD"/>
+              <w:right w:val="single" w:sz="4" w:space="0" w:color="DDDDDD"/>
+            </w:tcBorders>
+            <w:shd w:val="clear" w:color="auto" w:fill="FFFFFF"/>
+            <w:tcMar>
+              <w:top w:w="0" w:type="dxa"/>
+              <w:bottom w:w="0" w:type="dxa"/>
+              <w:left w:w="0" w:type="dxa"/>
+              <w:right w:w="0" w:type="dxa"/>
+            </w:tcMar>
+            <w:vAlign w:val="center"/>
+          </w:tcPr>
+          <w:p>
+            <w:pPr>
+              <w:pStyle w:val="Normal"/>
+              <w:jc w:val="center"/>
+              <w:pBdr>
+                <w:bottom w:val="none" w:sz="0" w:space="0" w:color="000000"/>
+                <w:top w:val="none" w:sz="0" w:space="0" w:color="000000"/>
+                <w:left w:val="none" w:sz="0" w:space="0" w:color="000000"/>
+                <w:right w:val="none" w:sz="0" w:space="0" w:color="000000"/>
+              </w:pBdr>
+              <w:spacing w:after="120" w:before="120" w:line="312"/>
+              <w:ind w:left="100" w:right="100" w:firstLine="0" w:firstLineChars="0"/>
+              <w:rPr>
+                <w:rFonts w:ascii="Calibri" w:hAnsi="Calibri" w:eastAsia="Calibri" w:cs="Calibri"/>
+                <w:i w:val="false"/>
+                <w:b w:val="false"/>
+                <w:u w:val="none"/>
+                <w:strike w:val="false"/>
+                <w:sz w:val="20"/>
+                <w:szCs w:val="20"/>
+                <w:color w:val="000000"/>
+              </w:rPr>
+            </w:pPr>
+            <w:r>
+              <w:rPr>
+                <w:rFonts w:ascii="Calibri" w:hAnsi="Calibri" w:eastAsia="Calibri" w:cs="Calibri"/>
+                <w:i w:val="false"/>
+                <w:b w:val="false"/>
+                <w:u w:val="none"/>
+                <w:strike w:val="false"/>
+                <w:sz w:val="20"/>
+                <w:szCs w:val="20"/>
+                <w:color w:val="000000"/>
+              </w:rPr>
+              <w:t xml:space="preserve">110.2M</w:t>
+            </w:r>
+          </w:p>
+        </w:tc>
+        <w:tc>
+          <w:tcPr>
+            <w:tcBorders>
+              <w:bottom w:val="single" w:sz="4" w:space="0" w:color="DDDDDD"/>
+              <w:top w:val="single" w:sz="8" w:space="0" w:color="AAAAAA"/>
+              <w:left w:val="single" w:sz="4" w:space="0" w:color="DDDDDD"/>
+              <w:right w:val="single" w:sz="4" w:space="0" w:color="DDDDDD"/>
+            </w:tcBorders>
+            <w:shd w:val="clear" w:color="auto" w:fill="228B22"/>
+            <w:tcMar>
+              <w:top w:w="0" w:type="dxa"/>
+              <w:bottom w:w="0" w:type="dxa"/>
+              <w:left w:w="0" w:type="dxa"/>
+              <w:right w:w="0" w:type="dxa"/>
+            </w:tcMar>
+            <w:vAlign w:val="center"/>
+          </w:tcPr>
+          <w:p>
+            <w:pPr>
+              <w:pStyle w:val="Normal"/>
+              <w:jc w:val="center"/>
+              <w:pBdr>
+                <w:bottom w:val="none" w:sz="0" w:space="0" w:color="000000"/>
+                <w:top w:val="none" w:sz="0" w:space="0" w:color="000000"/>
+                <w:left w:val="none" w:sz="0" w:space="0" w:color="000000"/>
+                <w:right w:val="none" w:sz="0" w:space="0" w:color="000000"/>
+              </w:pBdr>
+              <w:spacing w:after="120" w:before="120" w:line="312"/>
+              <w:ind w:left="100" w:right="100" w:firstLine="0" w:firstLineChars="0"/>
+              <w:rPr>
+                <w:rFonts w:ascii="Calibri" w:hAnsi="Calibri" w:eastAsia="Calibri" w:cs="Calibri"/>
+                <w:i w:val="false"/>
+                <w:b w:val="false"/>
+                <w:u w:val="none"/>
+                <w:strike w:val="false"/>
+                <w:sz w:val="20"/>
+                <w:szCs w:val="20"/>
+                <w:color w:val="000000"/>
+              </w:rPr>
+            </w:pPr>
+            <w:r>
+              <w:rPr>
+                <w:rFonts w:ascii="Calibri" w:hAnsi="Calibri" w:eastAsia="Calibri" w:cs="Calibri"/>
+                <w:i w:val="false"/>
+                <w:b w:val="false"/>
+                <w:u w:val="none"/>
+                <w:strike w:val="false"/>
+                <w:sz w:val="20"/>
+                <w:szCs w:val="20"/>
+                <w:color w:val="000000"/>
+              </w:rPr>
+              <w:t xml:space="preserve">0.864</w:t>
+            </w:r>
+          </w:p>
+        </w:tc>
+        <w:tc>
+          <w:tcPr>
+            <w:tcBorders>
+              <w:bottom w:val="single" w:sz="4" w:space="0" w:color="DDDDDD"/>
+              <w:top w:val="single" w:sz="8" w:space="0" w:color="AAAAAA"/>
+              <w:left w:val="single" w:sz="4" w:space="0" w:color="DDDDDD"/>
+              <w:right w:val="single" w:sz="4" w:space="0" w:color="DDDDDD"/>
+            </w:tcBorders>
+            <w:shd w:val="clear" w:color="auto" w:fill="8AC28A"/>
+            <w:tcMar>
+              <w:top w:w="0" w:type="dxa"/>
+              <w:bottom w:w="0" w:type="dxa"/>
+              <w:left w:w="0" w:type="dxa"/>
+              <w:right w:w="0" w:type="dxa"/>
+            </w:tcMar>
+            <w:vAlign w:val="center"/>
+          </w:tcPr>
+          <w:p>
+            <w:pPr>
+              <w:pStyle w:val="Normal"/>
+              <w:jc w:val="center"/>
+              <w:pBdr>
+                <w:bottom w:val="none" w:sz="0" w:space="0" w:color="000000"/>
+                <w:top w:val="none" w:sz="0" w:space="0" w:color="000000"/>
+                <w:left w:val="none" w:sz="0" w:space="0" w:color="000000"/>
+                <w:right w:val="none" w:sz="0" w:space="0" w:color="000000"/>
+              </w:pBdr>
+              <w:spacing w:after="120" w:before="120" w:line="312"/>
+              <w:ind w:left="100" w:right="100" w:firstLine="0" w:firstLineChars="0"/>
+              <w:rPr>
+                <w:rFonts w:ascii="Calibri" w:hAnsi="Calibri" w:eastAsia="Calibri" w:cs="Calibri"/>
+                <w:i w:val="false"/>
+                <w:b w:val="false"/>
+                <w:u w:val="none"/>
+                <w:strike w:val="false"/>
+                <w:sz w:val="20"/>
+                <w:szCs w:val="20"/>
+                <w:color w:val="000000"/>
+              </w:rPr>
+            </w:pPr>
+            <w:r>
+              <w:rPr>
+                <w:rFonts w:ascii="Calibri" w:hAnsi="Calibri" w:eastAsia="Calibri" w:cs="Calibri"/>
+                <w:i w:val="false"/>
+                <w:b w:val="false"/>
+                <w:u w:val="none"/>
+                <w:strike w:val="false"/>
+                <w:sz w:val="20"/>
+                <w:szCs w:val="20"/>
+                <w:color w:val="000000"/>
+              </w:rPr>
+              <w:t xml:space="preserve">0.879</w:t>
+            </w:r>
+          </w:p>
+        </w:tc>
+        <w:tc>
+          <w:tcPr>
+            <w:tcBorders>
+              <w:bottom w:val="single" w:sz="4" w:space="0" w:color="DDDDDD"/>
+              <w:top w:val="single" w:sz="8" w:space="0" w:color="AAAAAA"/>
+              <w:left w:val="single" w:sz="4" w:space="0" w:color="DDDDDD"/>
+              <w:right w:val="single" w:sz="4" w:space="0" w:color="DDDDDD"/>
+            </w:tcBorders>
+            <w:shd w:val="clear" w:color="auto" w:fill="61AC61"/>
+            <w:tcMar>
+              <w:top w:w="0" w:type="dxa"/>
+              <w:bottom w:w="0" w:type="dxa"/>
+              <w:left w:w="0" w:type="dxa"/>
+              <w:right w:w="0" w:type="dxa"/>
+            </w:tcMar>
+            <w:vAlign w:val="center"/>
+          </w:tcPr>
+          <w:p>
+            <w:pPr>
+              <w:pStyle w:val="Normal"/>
+              <w:jc w:val="center"/>
+              <w:pBdr>
+                <w:bottom w:val="none" w:sz="0" w:space="0" w:color="000000"/>
+                <w:top w:val="none" w:sz="0" w:space="0" w:color="000000"/>
+                <w:left w:val="none" w:sz="0" w:space="0" w:color="000000"/>
+                <w:right w:val="none" w:sz="0" w:space="0" w:color="000000"/>
+              </w:pBdr>
+              <w:spacing w:after="120" w:before="120" w:line="312"/>
+              <w:ind w:left="100" w:right="100" w:firstLine="0" w:firstLineChars="0"/>
+              <w:rPr>
+                <w:rFonts w:ascii="Calibri" w:hAnsi="Calibri" w:eastAsia="Calibri" w:cs="Calibri"/>
+                <w:i w:val="false"/>
+                <w:b w:val="false"/>
+                <w:u w:val="none"/>
+                <w:strike w:val="false"/>
+                <w:sz w:val="20"/>
+                <w:szCs w:val="20"/>
+                <w:color w:val="000000"/>
+              </w:rPr>
+            </w:pPr>
+            <w:r>
+              <w:rPr>
+                <w:rFonts w:ascii="Calibri" w:hAnsi="Calibri" w:eastAsia="Calibri" w:cs="Calibri"/>
+                <w:i w:val="false"/>
+                <w:b w:val="false"/>
+                <w:u w:val="none"/>
+                <w:strike w:val="false"/>
+                <w:sz w:val="20"/>
+                <w:szCs w:val="20"/>
+                <w:color w:val="000000"/>
+              </w:rPr>
+              <w:t xml:space="preserve">0.482</w:t>
+            </w:r>
+          </w:p>
+        </w:tc>
+        <w:tc>
+          <w:tcPr>
+            <w:tcBorders>
+              <w:bottom w:val="single" w:sz="4" w:space="0" w:color="DDDDDD"/>
+              <w:top w:val="single" w:sz="8" w:space="0" w:color="AAAAAA"/>
+              <w:left w:val="single" w:sz="4" w:space="0" w:color="DDDDDD"/>
+              <w:right w:val="single" w:sz="4" w:space="0" w:color="DDDDDD"/>
+            </w:tcBorders>
+            <w:shd w:val="clear" w:color="auto" w:fill="228B22"/>
+            <w:tcMar>
+              <w:top w:w="0" w:type="dxa"/>
+              <w:bottom w:w="0" w:type="dxa"/>
+              <w:left w:w="0" w:type="dxa"/>
+              <w:right w:w="0" w:type="dxa"/>
+            </w:tcMar>
+            <w:vAlign w:val="center"/>
+          </w:tcPr>
+          <w:p>
+            <w:pPr>
+              <w:pStyle w:val="Normal"/>
+              <w:jc w:val="center"/>
+              <w:pBdr>
+                <w:bottom w:val="none" w:sz="0" w:space="0" w:color="000000"/>
+                <w:top w:val="none" w:sz="0" w:space="0" w:color="000000"/>
+                <w:left w:val="none" w:sz="0" w:space="0" w:color="000000"/>
+                <w:right w:val="none" w:sz="0" w:space="0" w:color="000000"/>
+              </w:pBdr>
+              <w:spacing w:after="120" w:before="120" w:line="312"/>
+              <w:ind w:left="100" w:right="100" w:firstLine="0" w:firstLineChars="0"/>
+              <w:rPr>
+                <w:rFonts w:ascii="Calibri" w:hAnsi="Calibri" w:eastAsia="Calibri" w:cs="Calibri"/>
+                <w:i w:val="false"/>
+                <w:b w:val="false"/>
+                <w:u w:val="none"/>
+                <w:strike w:val="false"/>
+                <w:sz w:val="20"/>
+                <w:szCs w:val="20"/>
+                <w:color w:val="000000"/>
+              </w:rPr>
+            </w:pPr>
+            <w:r>
+              <w:rPr>
+                <w:rFonts w:ascii="Calibri" w:hAnsi="Calibri" w:eastAsia="Calibri" w:cs="Calibri"/>
+                <w:i w:val="false"/>
+                <w:b w:val="false"/>
+                <w:u w:val="none"/>
+                <w:strike w:val="false"/>
+                <w:sz w:val="20"/>
+                <w:szCs w:val="20"/>
+                <w:color w:val="000000"/>
+              </w:rPr>
+              <w:t xml:space="preserve">0.285 &lt;c2&gt;&lt;b1&gt; 0.108</w:t>
+            </w:r>
+          </w:p>
+        </w:tc>
+        <w:tc>
+          <w:tcPr>
+            <w:tcBorders>
+              <w:bottom w:val="single" w:sz="4" w:space="0" w:color="DDDDDD"/>
+              <w:top w:val="single" w:sz="8" w:space="0" w:color="AAAAAA"/>
+              <w:left w:val="single" w:sz="4" w:space="0" w:color="DDDDDD"/>
+              <w:right w:val="single" w:sz="4" w:space="0" w:color="DDDDDD"/>
+            </w:tcBorders>
+            <w:shd w:val="clear" w:color="auto" w:fill="228B22"/>
+            <w:tcMar>
+              <w:top w:w="0" w:type="dxa"/>
+              <w:bottom w:w="0" w:type="dxa"/>
+              <w:left w:w="0" w:type="dxa"/>
+              <w:right w:w="0" w:type="dxa"/>
+            </w:tcMar>
+            <w:vAlign w:val="center"/>
+          </w:tcPr>
+          <w:p>
+            <w:pPr>
+              <w:pStyle w:val="Normal"/>
+              <w:jc w:val="center"/>
+              <w:pBdr>
+                <w:bottom w:val="none" w:sz="0" w:space="0" w:color="000000"/>
+                <w:top w:val="none" w:sz="0" w:space="0" w:color="000000"/>
+                <w:left w:val="none" w:sz="0" w:space="0" w:color="000000"/>
+                <w:right w:val="none" w:sz="0" w:space="0" w:color="000000"/>
+              </w:pBdr>
+              <w:spacing w:after="120" w:before="120" w:line="312"/>
+              <w:ind w:left="100" w:right="100" w:firstLine="0" w:firstLineChars="0"/>
+              <w:rPr>
+                <w:rFonts w:ascii="Calibri" w:hAnsi="Calibri" w:eastAsia="Calibri" w:cs="Calibri"/>
+                <w:i w:val="false"/>
+                <w:b w:val="false"/>
+                <w:u w:val="none"/>
+                <w:strike w:val="false"/>
+                <w:sz w:val="20"/>
+                <w:szCs w:val="20"/>
+                <w:color w:val="000000"/>
+              </w:rPr>
+            </w:pPr>
+            <w:r>
+              <w:rPr>
+                <w:rFonts w:ascii="Calibri" w:hAnsi="Calibri" w:eastAsia="Calibri" w:cs="Calibri"/>
+                <w:i w:val="false"/>
+                <w:b w:val="false"/>
+                <w:u w:val="none"/>
+                <w:strike w:val="false"/>
+                <w:sz w:val="20"/>
+                <w:szCs w:val="20"/>
+                <w:color w:val="000000"/>
+              </w:rPr>
+              <w:t xml:space="preserve">0.775</w:t>
+            </w:r>
+          </w:p>
+        </w:tc>
+        <w:tc>
+          <w:tcPr>
+            <w:tcBorders>
+              <w:bottom w:val="single" w:sz="4" w:space="0" w:color="DDDDDD"/>
+              <w:top w:val="single" w:sz="8" w:space="0" w:color="AAAAAA"/>
+              <w:left w:val="single" w:sz="4" w:space="0" w:color="DDDDDD"/>
+              <w:right w:val="single" w:sz="8" w:space="0" w:color="AAAAAA"/>
+            </w:tcBorders>
+            <w:shd w:val="clear" w:color="auto" w:fill="228B22"/>
+            <w:tcMar>
+              <w:top w:w="0" w:type="dxa"/>
+              <w:bottom w:w="0" w:type="dxa"/>
+              <w:left w:w="0" w:type="dxa"/>
+              <w:right w:w="0" w:type="dxa"/>
+            </w:tcMar>
+            <w:vAlign w:val="center"/>
+          </w:tcPr>
+          <w:p>
+            <w:pPr>
+              <w:pStyle w:val="Normal"/>
+              <w:jc w:val="center"/>
+              <w:pBdr>
+                <w:bottom w:val="none" w:sz="0" w:space="0" w:color="000000"/>
+                <w:top w:val="none" w:sz="0" w:space="0" w:color="000000"/>
+                <w:left w:val="none" w:sz="0" w:space="0" w:color="000000"/>
+                <w:right w:val="none" w:sz="0" w:space="0" w:color="000000"/>
+              </w:pBdr>
+              <w:spacing w:after="120" w:before="120" w:line="312"/>
+              <w:ind w:left="100" w:right="100" w:firstLine="0" w:firstLineChars="0"/>
+              <w:rPr>
+                <w:rFonts w:ascii="Calibri" w:hAnsi="Calibri" w:eastAsia="Calibri" w:cs="Calibri"/>
+                <w:i w:val="false"/>
+                <w:b w:val="false"/>
+                <w:u w:val="none"/>
+                <w:strike w:val="false"/>
+                <w:sz w:val="20"/>
+                <w:szCs w:val="20"/>
+                <w:color w:val="000000"/>
+              </w:rPr>
+            </w:pPr>
+            <w:r>
+              <w:rPr>
+                <w:rFonts w:ascii="Calibri" w:hAnsi="Calibri" w:eastAsia="Calibri" w:cs="Calibri"/>
+                <w:i w:val="false"/>
+                <w:b w:val="false"/>
+                <w:u w:val="none"/>
+                <w:strike w:val="false"/>
+                <w:sz w:val="20"/>
+                <w:szCs w:val="20"/>
+                <w:color w:val="000000"/>
+              </w:rPr>
+              <w:t xml:space="preserve">0.781</w:t>
+            </w:r>
+          </w:p>
+        </w:tc>
+      </w:tr>
+      <w:tr>
+        <w:trPr>
+          <w:trHeight w:val="612" w:hRule="auto"/>
+        </w:trPr>
+        <w:tc>
+          <w:tcPr>
+            <w:tcBorders>
+              <w:bottom w:val="single" w:sz="4" w:space="0" w:color="DDDDDD"/>
+              <w:top w:val="single" w:sz="4" w:space="0" w:color="DDDDDD"/>
+              <w:left w:val="single" w:sz="8" w:space="0" w:color="AAAAAA"/>
+              <w:right w:val="single" w:sz="4" w:space="0" w:color="DDDDDD"/>
+            </w:tcBorders>
+            <w:shd w:val="clear" w:color="auto" w:fill="FFFFFF"/>
+            <w:tcMar>
+              <w:top w:w="0" w:type="dxa"/>
+              <w:bottom w:w="0" w:type="dxa"/>
+              <w:left w:w="0" w:type="dxa"/>
+              <w:right w:w="0" w:type="dxa"/>
+            </w:tcMar>
+            <w:vAlign w:val="center"/>
+          </w:tcPr>
+          <w:p>
+            <w:pPr>
+              <w:pStyle w:val="Normal"/>
+              <w:jc w:val="center"/>
+              <w:pBdr>
+                <w:bottom w:val="none" w:sz="0" w:space="0" w:color="000000"/>
+                <w:top w:val="none" w:sz="0" w:space="0" w:color="000000"/>
+                <w:left w:val="none" w:sz="0" w:space="0" w:color="000000"/>
+                <w:right w:val="none" w:sz="0" w:space="0" w:color="000000"/>
+              </w:pBdr>
+              <w:spacing w:after="120" w:before="120" w:line="312"/>
+              <w:ind w:left="100" w:right="100" w:firstLine="0" w:firstLineChars="0"/>
+              <w:rPr>
+                <w:rFonts w:ascii="Calibri" w:hAnsi="Calibri" w:eastAsia="Calibri" w:cs="Calibri"/>
+                <w:i w:val="false"/>
+                <w:b w:val="false"/>
+                <w:u w:val="none"/>
+                <w:strike w:val="false"/>
+                <w:sz w:val="20"/>
+                <w:szCs w:val="20"/>
+                <w:color w:val="000000"/>
+              </w:rPr>
+            </w:pPr>
+            <w:r>
+              <w:rPr>
+                <w:rFonts w:ascii="Calibri" w:hAnsi="Calibri" w:eastAsia="Calibri" w:cs="Calibri"/>
+                <w:i w:val="false"/>
+                <w:b w:val="false"/>
+                <w:u w:val="none"/>
+                <w:strike w:val="false"/>
+                <w:sz w:val="20"/>
+                <w:szCs w:val="20"/>
+                <w:color w:val="000000"/>
+              </w:rPr>
+              <w:t xml:space="preserve">MAP</w:t>
+            </w:r>
+          </w:p>
+        </w:tc>
+        <w:tc>
+          <w:tcPr>
+            <w:tcBorders>
+              <w:bottom w:val="single" w:sz="4" w:space="0" w:color="DDDDDD"/>
+              <w:top w:val="single" w:sz="4" w:space="0" w:color="DDDDDD"/>
+              <w:left w:val="single" w:sz="4" w:space="0" w:color="DDDDDD"/>
+              <w:right w:val="single" w:sz="4" w:space="0" w:color="DDDDDD"/>
+            </w:tcBorders>
+            <w:shd w:val="clear" w:color="auto" w:fill="FFFFFF"/>
+            <w:tcMar>
+              <w:top w:w="0" w:type="dxa"/>
+              <w:bottom w:w="0" w:type="dxa"/>
+              <w:left w:w="0" w:type="dxa"/>
+              <w:right w:w="0" w:type="dxa"/>
+            </w:tcMar>
+            <w:vAlign w:val="center"/>
+          </w:tcPr>
+          <w:p>
+            <w:pPr>
+              <w:pStyle w:val="Normal"/>
+              <w:jc w:val="center"/>
+              <w:pBdr>
+                <w:bottom w:val="none" w:sz="0" w:space="0" w:color="000000"/>
+                <w:top w:val="none" w:sz="0" w:space="0" w:color="000000"/>
+                <w:left w:val="none" w:sz="0" w:space="0" w:color="000000"/>
+                <w:right w:val="none" w:sz="0" w:space="0" w:color="000000"/>
+              </w:pBdr>
+              <w:spacing w:after="120" w:before="120" w:line="312"/>
+              <w:ind w:left="100" w:right="100" w:firstLine="0" w:firstLineChars="0"/>
+              <w:rPr>
+                <w:rFonts w:ascii="Calibri" w:hAnsi="Calibri" w:eastAsia="Calibri" w:cs="Calibri"/>
+                <w:i w:val="false"/>
+                <w:b w:val="true"/>
+                <w:u w:val="none"/>
+                <w:strike w:val="false"/>
+                <w:sz w:val="20"/>
+                <w:szCs w:val="20"/>
+                <w:color w:val="E67E22"/>
+              </w:rPr>
+            </w:pPr>
+            <w:r>
+              <w:rPr>
+                <w:rFonts w:ascii="Calibri" w:hAnsi="Calibri" w:eastAsia="Calibri" w:cs="Calibri"/>
+                <w:i w:val="false"/>
+                <w:b w:val="true"/>
+                <w:u w:val="none"/>
+                <w:strike w:val="false"/>
+                <w:sz w:val="20"/>
+                <w:szCs w:val="20"/>
+                <w:color w:val="E67E22"/>
+              </w:rPr>
+              <w:t xml:space="preserve">Illumina</w:t>
+            </w:r>
+          </w:p>
+        </w:tc>
+        <w:tc>
+          <w:tcPr>
+            <w:tcBorders>
+              <w:bottom w:val="single" w:sz="4" w:space="0" w:color="DDDDDD"/>
+              <w:top w:val="single" w:sz="4" w:space="0" w:color="DDDDDD"/>
+              <w:left w:val="single" w:sz="4" w:space="0" w:color="DDDDDD"/>
+              <w:right w:val="single" w:sz="4" w:space="0" w:color="DDDDDD"/>
+            </w:tcBorders>
+            <w:shd w:val="clear" w:color="auto" w:fill="FFFFFF"/>
+            <w:tcMar>
+              <w:top w:w="0" w:type="dxa"/>
+              <w:bottom w:w="0" w:type="dxa"/>
+              <w:left w:w="0" w:type="dxa"/>
+              <w:right w:w="0" w:type="dxa"/>
+            </w:tcMar>
+            <w:vAlign w:val="center"/>
+          </w:tcPr>
+          <w:p>
+            <w:pPr>
+              <w:pStyle w:val="Normal"/>
+              <w:jc w:val="center"/>
+              <w:pBdr>
+                <w:bottom w:val="none" w:sz="0" w:space="0" w:color="000000"/>
+                <w:top w:val="none" w:sz="0" w:space="0" w:color="000000"/>
+                <w:left w:val="none" w:sz="0" w:space="0" w:color="000000"/>
+                <w:right w:val="none" w:sz="0" w:space="0" w:color="000000"/>
+              </w:pBdr>
+              <w:spacing w:after="120" w:before="120" w:line="312"/>
+              <w:ind w:left="100" w:right="100" w:firstLine="0" w:firstLineChars="0"/>
+              <w:rPr>
+                <w:rFonts w:ascii="Calibri" w:hAnsi="Calibri" w:eastAsia="Calibri" w:cs="Calibri"/>
+                <w:i w:val="false"/>
+                <w:b w:val="false"/>
+                <w:u w:val="none"/>
+                <w:strike w:val="false"/>
+                <w:sz w:val="20"/>
+                <w:szCs w:val="20"/>
+                <w:color w:val="000000"/>
+              </w:rPr>
+            </w:pPr>
+            <w:r>
+              <w:rPr>
+                <w:rFonts w:ascii="Calibri" w:hAnsi="Calibri" w:eastAsia="Calibri" w:cs="Calibri"/>
+                <w:i w:val="false"/>
+                <w:b w:val="false"/>
+                <w:u w:val="none"/>
+                <w:strike w:val="false"/>
+                <w:sz w:val="20"/>
+                <w:szCs w:val="20"/>
+                <w:color w:val="000000"/>
+              </w:rPr>
+              <w:t xml:space="preserve">&lt;e2&gt;&lt;89&gt;&lt;a5&gt;25</w:t>
+            </w:r>
+          </w:p>
+        </w:tc>
+        <w:tc>
+          <w:tcPr>
+            <w:tcBorders>
+              <w:bottom w:val="single" w:sz="4" w:space="0" w:color="DDDDDD"/>
+              <w:top w:val="single" w:sz="4" w:space="0" w:color="DDDDDD"/>
+              <w:left w:val="single" w:sz="4" w:space="0" w:color="DDDDDD"/>
+              <w:right w:val="single" w:sz="4" w:space="0" w:color="DDDDDD"/>
+            </w:tcBorders>
+            <w:shd w:val="clear" w:color="auto" w:fill="FFFFFF"/>
+            <w:tcMar>
+              <w:top w:w="0" w:type="dxa"/>
+              <w:bottom w:w="0" w:type="dxa"/>
+              <w:left w:w="0" w:type="dxa"/>
+              <w:right w:w="0" w:type="dxa"/>
+            </w:tcMar>
+            <w:vAlign w:val="center"/>
+          </w:tcPr>
+          <w:p>
+            <w:pPr>
+              <w:pStyle w:val="Normal"/>
+              <w:jc w:val="center"/>
+              <w:pBdr>
+                <w:bottom w:val="none" w:sz="0" w:space="0" w:color="000000"/>
+                <w:top w:val="none" w:sz="0" w:space="0" w:color="000000"/>
+                <w:left w:val="none" w:sz="0" w:space="0" w:color="000000"/>
+                <w:right w:val="none" w:sz="0" w:space="0" w:color="000000"/>
+              </w:pBdr>
+              <w:spacing w:after="120" w:before="120" w:line="312"/>
+              <w:ind w:left="100" w:right="100" w:firstLine="0" w:firstLineChars="0"/>
+              <w:rPr>
+                <w:rFonts w:ascii="Calibri" w:hAnsi="Calibri" w:eastAsia="Calibri" w:cs="Calibri"/>
+                <w:i w:val="false"/>
+                <w:b w:val="false"/>
+                <w:u w:val="none"/>
+                <w:strike w:val="false"/>
+                <w:sz w:val="20"/>
+                <w:szCs w:val="20"/>
+                <w:color w:val="000000"/>
+              </w:rPr>
+            </w:pPr>
+            <w:r>
+              <w:rPr>
+                <w:rFonts w:ascii="Calibri" w:hAnsi="Calibri" w:eastAsia="Calibri" w:cs="Calibri"/>
+                <w:i w:val="false"/>
+                <w:b w:val="false"/>
+                <w:u w:val="none"/>
+                <w:strike w:val="false"/>
+                <w:sz w:val="20"/>
+                <w:szCs w:val="20"/>
+                <w:color w:val="000000"/>
+              </w:rPr>
+              <w:t xml:space="preserve">1</w:t>
+            </w:r>
+          </w:p>
+        </w:tc>
+        <w:tc>
+          <w:tcPr>
+            <w:tcBorders>
+              <w:bottom w:val="single" w:sz="4" w:space="0" w:color="DDDDDD"/>
+              <w:top w:val="single" w:sz="4" w:space="0" w:color="DDDDDD"/>
+              <w:left w:val="single" w:sz="4" w:space="0" w:color="DDDDDD"/>
+              <w:right w:val="single" w:sz="4" w:space="0" w:color="DDDDDD"/>
+            </w:tcBorders>
+            <w:shd w:val="clear" w:color="auto" w:fill="FFFFFF"/>
+            <w:tcMar>
+              <w:top w:w="0" w:type="dxa"/>
+              <w:bottom w:w="0" w:type="dxa"/>
+              <w:left w:w="0" w:type="dxa"/>
+              <w:right w:w="0" w:type="dxa"/>
+            </w:tcMar>
+            <w:vAlign w:val="center"/>
+          </w:tcPr>
+          <w:p>
+            <w:pPr>
+              <w:pStyle w:val="Normal"/>
+              <w:jc w:val="center"/>
+              <w:pBdr>
+                <w:bottom w:val="none" w:sz="0" w:space="0" w:color="000000"/>
+                <w:top w:val="none" w:sz="0" w:space="0" w:color="000000"/>
+                <w:left w:val="none" w:sz="0" w:space="0" w:color="000000"/>
+                <w:right w:val="none" w:sz="0" w:space="0" w:color="000000"/>
+              </w:pBdr>
+              <w:spacing w:after="120" w:before="120" w:line="312"/>
+              <w:ind w:left="100" w:right="100" w:firstLine="0" w:firstLineChars="0"/>
+              <w:rPr>
+                <w:rFonts w:ascii="Calibri" w:hAnsi="Calibri" w:eastAsia="Calibri" w:cs="Calibri"/>
+                <w:i w:val="false"/>
+                <w:b w:val="false"/>
+                <w:u w:val="none"/>
+                <w:strike w:val="false"/>
+                <w:sz w:val="20"/>
+                <w:szCs w:val="20"/>
+                <w:color w:val="000000"/>
+              </w:rPr>
+            </w:pPr>
+            <w:r>
+              <w:rPr>
+                <w:rFonts w:ascii="Calibri" w:hAnsi="Calibri" w:eastAsia="Calibri" w:cs="Calibri"/>
+                <w:i w:val="false"/>
+                <w:b w:val="false"/>
+                <w:u w:val="none"/>
+                <w:strike w:val="false"/>
+                <w:sz w:val="20"/>
+                <w:szCs w:val="20"/>
+                <w:color w:val="000000"/>
+              </w:rPr>
+              <w:t xml:space="preserve">47.1M</w:t>
+            </w:r>
+          </w:p>
+        </w:tc>
+        <w:tc>
+          <w:tcPr>
+            <w:tcBorders>
+              <w:bottom w:val="single" w:sz="4" w:space="0" w:color="DDDDDD"/>
+              <w:top w:val="single" w:sz="4" w:space="0" w:color="DDDDDD"/>
+              <w:left w:val="single" w:sz="4" w:space="0" w:color="DDDDDD"/>
+              <w:right w:val="single" w:sz="4" w:space="0" w:color="DDDDDD"/>
+            </w:tcBorders>
+            <w:shd w:val="clear" w:color="auto" w:fill="CAE3CA"/>
+            <w:tcMar>
+              <w:top w:w="0" w:type="dxa"/>
+              <w:bottom w:w="0" w:type="dxa"/>
+              <w:left w:w="0" w:type="dxa"/>
+              <w:right w:w="0" w:type="dxa"/>
+            </w:tcMar>
+            <w:vAlign w:val="center"/>
+          </w:tcPr>
+          <w:p>
+            <w:pPr>
+              <w:pStyle w:val="Normal"/>
+              <w:jc w:val="center"/>
+              <w:pBdr>
+                <w:bottom w:val="none" w:sz="0" w:space="0" w:color="000000"/>
+                <w:top w:val="none" w:sz="0" w:space="0" w:color="000000"/>
+                <w:left w:val="none" w:sz="0" w:space="0" w:color="000000"/>
+                <w:right w:val="none" w:sz="0" w:space="0" w:color="000000"/>
+              </w:pBdr>
+              <w:spacing w:after="120" w:before="120" w:line="312"/>
+              <w:ind w:left="100" w:right="100" w:firstLine="0" w:firstLineChars="0"/>
+              <w:rPr>
+                <w:rFonts w:ascii="Calibri" w:hAnsi="Calibri" w:eastAsia="Calibri" w:cs="Calibri"/>
+                <w:i w:val="false"/>
+                <w:b w:val="false"/>
+                <w:u w:val="none"/>
+                <w:strike w:val="false"/>
+                <w:sz w:val="20"/>
+                <w:szCs w:val="20"/>
+                <w:color w:val="000000"/>
+              </w:rPr>
+            </w:pPr>
+            <w:r>
+              <w:rPr>
+                <w:rFonts w:ascii="Calibri" w:hAnsi="Calibri" w:eastAsia="Calibri" w:cs="Calibri"/>
+                <w:i w:val="false"/>
+                <w:b w:val="false"/>
+                <w:u w:val="none"/>
+                <w:strike w:val="false"/>
+                <w:sz w:val="20"/>
+                <w:szCs w:val="20"/>
+                <w:color w:val="000000"/>
+              </w:rPr>
+              <w:t xml:space="preserve">0.731</w:t>
+            </w:r>
+          </w:p>
+        </w:tc>
+        <w:tc>
+          <w:tcPr>
+            <w:tcBorders>
+              <w:bottom w:val="single" w:sz="4" w:space="0" w:color="DDDDDD"/>
+              <w:top w:val="single" w:sz="4" w:space="0" w:color="DDDDDD"/>
+              <w:left w:val="single" w:sz="4" w:space="0" w:color="DDDDDD"/>
+              <w:right w:val="single" w:sz="4" w:space="0" w:color="DDDDDD"/>
+            </w:tcBorders>
+            <w:shd w:val="clear" w:color="auto" w:fill="FFFFFF"/>
+            <w:tcMar>
+              <w:top w:w="0" w:type="dxa"/>
+              <w:bottom w:w="0" w:type="dxa"/>
+              <w:left w:w="0" w:type="dxa"/>
+              <w:right w:w="0" w:type="dxa"/>
+            </w:tcMar>
+            <w:vAlign w:val="center"/>
+          </w:tcPr>
+          <w:p>
+            <w:pPr>
+              <w:pStyle w:val="Normal"/>
+              <w:jc w:val="center"/>
+              <w:pBdr>
+                <w:bottom w:val="none" w:sz="0" w:space="0" w:color="000000"/>
+                <w:top w:val="none" w:sz="0" w:space="0" w:color="000000"/>
+                <w:left w:val="none" w:sz="0" w:space="0" w:color="000000"/>
+                <w:right w:val="none" w:sz="0" w:space="0" w:color="000000"/>
+              </w:pBdr>
+              <w:spacing w:after="120" w:before="120" w:line="312"/>
+              <w:ind w:left="100" w:right="100" w:firstLine="0" w:firstLineChars="0"/>
+              <w:rPr>
+                <w:rFonts w:ascii="Calibri" w:hAnsi="Calibri" w:eastAsia="Calibri" w:cs="Calibri"/>
+                <w:i w:val="false"/>
+                <w:b w:val="false"/>
+                <w:u w:val="none"/>
+                <w:strike w:val="false"/>
+                <w:sz w:val="20"/>
+                <w:szCs w:val="20"/>
+                <w:color w:val="000000"/>
+              </w:rPr>
+            </w:pPr>
+            <w:r>
+              <w:rPr>
+                <w:rFonts w:ascii="Calibri" w:hAnsi="Calibri" w:eastAsia="Calibri" w:cs="Calibri"/>
+                <w:i w:val="false"/>
+                <w:b w:val="false"/>
+                <w:u w:val="none"/>
+                <w:strike w:val="false"/>
+                <w:sz w:val="20"/>
+                <w:szCs w:val="20"/>
+                <w:color w:val="000000"/>
+              </w:rPr>
+              <w:t xml:space="preserve">0.842</w:t>
+            </w:r>
+          </w:p>
+        </w:tc>
+        <w:tc>
+          <w:tcPr>
+            <w:tcBorders>
+              <w:bottom w:val="single" w:sz="4" w:space="0" w:color="DDDDDD"/>
+              <w:top w:val="single" w:sz="4" w:space="0" w:color="DDDDDD"/>
+              <w:left w:val="single" w:sz="4" w:space="0" w:color="DDDDDD"/>
+              <w:right w:val="single" w:sz="4" w:space="0" w:color="DDDDDD"/>
+            </w:tcBorders>
+            <w:shd w:val="clear" w:color="auto" w:fill="9DCB9D"/>
+            <w:tcMar>
+              <w:top w:w="0" w:type="dxa"/>
+              <w:bottom w:w="0" w:type="dxa"/>
+              <w:left w:w="0" w:type="dxa"/>
+              <w:right w:w="0" w:type="dxa"/>
+            </w:tcMar>
+            <w:vAlign w:val="center"/>
+          </w:tcPr>
+          <w:p>
+            <w:pPr>
+              <w:pStyle w:val="Normal"/>
+              <w:jc w:val="center"/>
+              <w:pBdr>
+                <w:bottom w:val="none" w:sz="0" w:space="0" w:color="000000"/>
+                <w:top w:val="none" w:sz="0" w:space="0" w:color="000000"/>
+                <w:left w:val="none" w:sz="0" w:space="0" w:color="000000"/>
+                <w:right w:val="none" w:sz="0" w:space="0" w:color="000000"/>
+              </w:pBdr>
+              <w:spacing w:after="120" w:before="120" w:line="312"/>
+              <w:ind w:left="100" w:right="100" w:firstLine="0" w:firstLineChars="0"/>
+              <w:rPr>
+                <w:rFonts w:ascii="Calibri" w:hAnsi="Calibri" w:eastAsia="Calibri" w:cs="Calibri"/>
+                <w:i w:val="false"/>
+                <w:b w:val="false"/>
+                <w:u w:val="none"/>
+                <w:strike w:val="false"/>
+                <w:sz w:val="20"/>
+                <w:szCs w:val="20"/>
+                <w:color w:val="000000"/>
+              </w:rPr>
+            </w:pPr>
+            <w:r>
+              <w:rPr>
+                <w:rFonts w:ascii="Calibri" w:hAnsi="Calibri" w:eastAsia="Calibri" w:cs="Calibri"/>
+                <w:i w:val="false"/>
+                <w:b w:val="false"/>
+                <w:u w:val="none"/>
+                <w:strike w:val="false"/>
+                <w:sz w:val="20"/>
+                <w:szCs w:val="20"/>
+                <w:color w:val="000000"/>
+              </w:rPr>
+              <w:t xml:space="preserve">0.443</w:t>
+            </w:r>
+          </w:p>
+        </w:tc>
+        <w:tc>
+          <w:tcPr>
+            <w:tcBorders>
+              <w:bottom w:val="single" w:sz="4" w:space="0" w:color="DDDDDD"/>
+              <w:top w:val="single" w:sz="4" w:space="0" w:color="DDDDDD"/>
+              <w:left w:val="single" w:sz="4" w:space="0" w:color="DDDDDD"/>
+              <w:right w:val="single" w:sz="4" w:space="0" w:color="DDDDDD"/>
+            </w:tcBorders>
+            <w:shd w:val="clear" w:color="auto" w:fill="79B979"/>
+            <w:tcMar>
+              <w:top w:w="0" w:type="dxa"/>
+              <w:bottom w:w="0" w:type="dxa"/>
+              <w:left w:w="0" w:type="dxa"/>
+              <w:right w:w="0" w:type="dxa"/>
+            </w:tcMar>
+            <w:vAlign w:val="center"/>
+          </w:tcPr>
+          <w:p>
+            <w:pPr>
+              <w:pStyle w:val="Normal"/>
+              <w:jc w:val="center"/>
+              <w:pBdr>
+                <w:bottom w:val="none" w:sz="0" w:space="0" w:color="000000"/>
+                <w:top w:val="none" w:sz="0" w:space="0" w:color="000000"/>
+                <w:left w:val="none" w:sz="0" w:space="0" w:color="000000"/>
+                <w:right w:val="none" w:sz="0" w:space="0" w:color="000000"/>
+              </w:pBdr>
+              <w:spacing w:after="120" w:before="120" w:line="312"/>
+              <w:ind w:left="100" w:right="100" w:firstLine="0" w:firstLineChars="0"/>
+              <w:rPr>
+                <w:rFonts w:ascii="Calibri" w:hAnsi="Calibri" w:eastAsia="Calibri" w:cs="Calibri"/>
+                <w:i w:val="false"/>
+                <w:b w:val="false"/>
+                <w:u w:val="none"/>
+                <w:strike w:val="false"/>
+                <w:sz w:val="20"/>
+                <w:szCs w:val="20"/>
+                <w:color w:val="000000"/>
+              </w:rPr>
+            </w:pPr>
+            <w:r>
+              <w:rPr>
+                <w:rFonts w:ascii="Calibri" w:hAnsi="Calibri" w:eastAsia="Calibri" w:cs="Calibri"/>
+                <w:i w:val="false"/>
+                <w:b w:val="false"/>
+                <w:u w:val="none"/>
+                <w:strike w:val="false"/>
+                <w:sz w:val="20"/>
+                <w:szCs w:val="20"/>
+                <w:color w:val="000000"/>
+              </w:rPr>
+              <w:t xml:space="preserve">0.349 &lt;c2&gt;&lt;b1&gt; 0.097</w:t>
+            </w:r>
+          </w:p>
+        </w:tc>
+        <w:tc>
+          <w:tcPr>
+            <w:tcBorders>
+              <w:bottom w:val="single" w:sz="4" w:space="0" w:color="DDDDDD"/>
+              <w:top w:val="single" w:sz="4" w:space="0" w:color="DDDDDD"/>
+              <w:left w:val="single" w:sz="4" w:space="0" w:color="DDDDDD"/>
+              <w:right w:val="single" w:sz="4" w:space="0" w:color="DDDDDD"/>
+            </w:tcBorders>
+            <w:shd w:val="clear" w:color="auto" w:fill="73B573"/>
+            <w:tcMar>
+              <w:top w:w="0" w:type="dxa"/>
+              <w:bottom w:w="0" w:type="dxa"/>
+              <w:left w:w="0" w:type="dxa"/>
+              <w:right w:w="0" w:type="dxa"/>
+            </w:tcMar>
+            <w:vAlign w:val="center"/>
+          </w:tcPr>
+          <w:p>
+            <w:pPr>
+              <w:pStyle w:val="Normal"/>
+              <w:jc w:val="center"/>
+              <w:pBdr>
+                <w:bottom w:val="none" w:sz="0" w:space="0" w:color="000000"/>
+                <w:top w:val="none" w:sz="0" w:space="0" w:color="000000"/>
+                <w:left w:val="none" w:sz="0" w:space="0" w:color="000000"/>
+                <w:right w:val="none" w:sz="0" w:space="0" w:color="000000"/>
+              </w:pBdr>
+              <w:spacing w:after="120" w:before="120" w:line="312"/>
+              <w:ind w:left="100" w:right="100" w:firstLine="0" w:firstLineChars="0"/>
+              <w:rPr>
+                <w:rFonts w:ascii="Calibri" w:hAnsi="Calibri" w:eastAsia="Calibri" w:cs="Calibri"/>
+                <w:i w:val="false"/>
+                <w:b w:val="false"/>
+                <w:u w:val="none"/>
+                <w:strike w:val="false"/>
+                <w:sz w:val="20"/>
+                <w:szCs w:val="20"/>
+                <w:color w:val="000000"/>
+              </w:rPr>
+            </w:pPr>
+            <w:r>
+              <w:rPr>
+                <w:rFonts w:ascii="Calibri" w:hAnsi="Calibri" w:eastAsia="Calibri" w:cs="Calibri"/>
+                <w:i w:val="false"/>
+                <w:b w:val="false"/>
+                <w:u w:val="none"/>
+                <w:strike w:val="false"/>
+                <w:sz w:val="20"/>
+                <w:szCs w:val="20"/>
+                <w:color w:val="000000"/>
+              </w:rPr>
+              <w:t xml:space="preserve">0.703</w:t>
+            </w:r>
+          </w:p>
+        </w:tc>
+        <w:tc>
+          <w:tcPr>
+            <w:tcBorders>
+              <w:bottom w:val="single" w:sz="4" w:space="0" w:color="DDDDDD"/>
+              <w:top w:val="single" w:sz="4" w:space="0" w:color="DDDDDD"/>
+              <w:left w:val="single" w:sz="4" w:space="0" w:color="DDDDDD"/>
+              <w:right w:val="single" w:sz="8" w:space="0" w:color="AAAAAA"/>
+            </w:tcBorders>
+            <w:shd w:val="clear" w:color="auto" w:fill="55A655"/>
+            <w:tcMar>
+              <w:top w:w="0" w:type="dxa"/>
+              <w:bottom w:w="0" w:type="dxa"/>
+              <w:left w:w="0" w:type="dxa"/>
+              <w:right w:w="0" w:type="dxa"/>
+            </w:tcMar>
+            <w:vAlign w:val="center"/>
+          </w:tcPr>
+          <w:p>
+            <w:pPr>
+              <w:pStyle w:val="Normal"/>
+              <w:jc w:val="center"/>
+              <w:pBdr>
+                <w:bottom w:val="none" w:sz="0" w:space="0" w:color="000000"/>
+                <w:top w:val="none" w:sz="0" w:space="0" w:color="000000"/>
+                <w:left w:val="none" w:sz="0" w:space="0" w:color="000000"/>
+                <w:right w:val="none" w:sz="0" w:space="0" w:color="000000"/>
+              </w:pBdr>
+              <w:spacing w:after="120" w:before="120" w:line="312"/>
+              <w:ind w:left="100" w:right="100" w:firstLine="0" w:firstLineChars="0"/>
+              <w:rPr>
+                <w:rFonts w:ascii="Calibri" w:hAnsi="Calibri" w:eastAsia="Calibri" w:cs="Calibri"/>
+                <w:i w:val="false"/>
+                <w:b w:val="false"/>
+                <w:u w:val="none"/>
+                <w:strike w:val="false"/>
+                <w:sz w:val="20"/>
+                <w:szCs w:val="20"/>
+                <w:color w:val="000000"/>
+              </w:rPr>
+            </w:pPr>
+            <w:r>
+              <w:rPr>
+                <w:rFonts w:ascii="Calibri" w:hAnsi="Calibri" w:eastAsia="Calibri" w:cs="Calibri"/>
+                <w:i w:val="false"/>
+                <w:b w:val="false"/>
+                <w:u w:val="none"/>
+                <w:strike w:val="false"/>
+                <w:sz w:val="20"/>
+                <w:szCs w:val="20"/>
+                <w:color w:val="000000"/>
+              </w:rPr>
+              <w:t xml:space="preserve">0.748</w:t>
+            </w:r>
+          </w:p>
+        </w:tc>
+      </w:tr>
+      <w:tr>
+        <w:trPr>
+          <w:trHeight w:val="652" w:hRule="auto"/>
+        </w:trPr>
+        <w:tc>
+          <w:tcPr>
+            <w:tcBorders>
+              <w:bottom w:val="single" w:sz="4" w:space="0" w:color="DDDDDD"/>
+              <w:top w:val="single" w:sz="4" w:space="0" w:color="DDDDDD"/>
+              <w:left w:val="single" w:sz="8" w:space="0" w:color="AAAAAA"/>
+              <w:right w:val="single" w:sz="4" w:space="0" w:color="DDDDDD"/>
+            </w:tcBorders>
+            <w:shd w:val="clear" w:color="auto" w:fill="FFFFFF"/>
+            <w:tcMar>
+              <w:top w:w="0" w:type="dxa"/>
+              <w:bottom w:w="0" w:type="dxa"/>
+              <w:left w:w="0" w:type="dxa"/>
+              <w:right w:w="0" w:type="dxa"/>
+            </w:tcMar>
+            <w:vAlign w:val="center"/>
+          </w:tcPr>
+          <w:p>
+            <w:pPr>
+              <w:pStyle w:val="Normal"/>
+              <w:jc w:val="center"/>
+              <w:pBdr>
+                <w:bottom w:val="none" w:sz="0" w:space="0" w:color="000000"/>
+                <w:top w:val="none" w:sz="0" w:space="0" w:color="000000"/>
+                <w:left w:val="none" w:sz="0" w:space="0" w:color="000000"/>
+                <w:right w:val="none" w:sz="0" w:space="0" w:color="000000"/>
+              </w:pBdr>
+              <w:spacing w:after="120" w:before="120" w:line="312"/>
+              <w:ind w:left="100" w:right="100" w:firstLine="0" w:firstLineChars="0"/>
+              <w:rPr>
+                <w:rFonts w:ascii="Calibri" w:hAnsi="Calibri" w:eastAsia="Calibri" w:cs="Calibri"/>
+                <w:i w:val="false"/>
+                <w:b w:val="false"/>
+                <w:u w:val="none"/>
+                <w:strike w:val="false"/>
+                <w:sz w:val="20"/>
+                <w:szCs w:val="20"/>
+                <w:color w:val="000000"/>
+              </w:rPr>
+            </w:pPr>
+            <w:r>
+              <w:rPr>
+                <w:rFonts w:ascii="Calibri" w:hAnsi="Calibri" w:eastAsia="Calibri" w:cs="Calibri"/>
+                <w:i w:val="false"/>
+                <w:b w:val="false"/>
+                <w:u w:val="none"/>
+                <w:strike w:val="false"/>
+                <w:sz w:val="20"/>
+                <w:szCs w:val="20"/>
+                <w:color w:val="000000"/>
+              </w:rPr>
+              <w:t xml:space="preserve">spcfy.io</w:t>
+            </w:r>
+          </w:p>
+        </w:tc>
+        <w:tc>
+          <w:tcPr>
+            <w:tcBorders>
+              <w:bottom w:val="single" w:sz="4" w:space="0" w:color="DDDDDD"/>
+              <w:top w:val="single" w:sz="4" w:space="0" w:color="DDDDDD"/>
+              <w:left w:val="single" w:sz="4" w:space="0" w:color="DDDDDD"/>
+              <w:right w:val="single" w:sz="4" w:space="0" w:color="DDDDDD"/>
+            </w:tcBorders>
+            <w:shd w:val="clear" w:color="auto" w:fill="FFFFFF"/>
+            <w:tcMar>
+              <w:top w:w="0" w:type="dxa"/>
+              <w:bottom w:w="0" w:type="dxa"/>
+              <w:left w:w="0" w:type="dxa"/>
+              <w:right w:w="0" w:type="dxa"/>
+            </w:tcMar>
+            <w:vAlign w:val="center"/>
+          </w:tcPr>
+          <w:p>
+            <w:pPr>
+              <w:pStyle w:val="Normal"/>
+              <w:jc w:val="center"/>
+              <w:pBdr>
+                <w:bottom w:val="none" w:sz="0" w:space="0" w:color="000000"/>
+                <w:top w:val="none" w:sz="0" w:space="0" w:color="000000"/>
+                <w:left w:val="none" w:sz="0" w:space="0" w:color="000000"/>
+                <w:right w:val="none" w:sz="0" w:space="0" w:color="000000"/>
+              </w:pBdr>
+              <w:spacing w:after="120" w:before="120" w:line="312"/>
+              <w:ind w:left="100" w:right="100" w:firstLine="0" w:firstLineChars="0"/>
+              <w:rPr>
+                <w:rFonts w:ascii="Calibri" w:hAnsi="Calibri" w:eastAsia="Calibri" w:cs="Calibri"/>
+                <w:i w:val="false"/>
+                <w:b w:val="true"/>
+                <w:u w:val="none"/>
+                <w:strike w:val="false"/>
+                <w:sz w:val="20"/>
+                <w:szCs w:val="20"/>
+                <w:color w:val="E67E22"/>
+              </w:rPr>
+            </w:pPr>
+            <w:r>
+              <w:rPr>
+                <w:rFonts w:ascii="Calibri" w:hAnsi="Calibri" w:eastAsia="Calibri" w:cs="Calibri"/>
+                <w:i w:val="false"/>
+                <w:b w:val="true"/>
+                <w:u w:val="none"/>
+                <w:strike w:val="false"/>
+                <w:sz w:val="20"/>
+                <w:szCs w:val="20"/>
+                <w:color w:val="E67E22"/>
+              </w:rPr>
+              <w:t xml:space="preserve">Illumina</w:t>
+            </w:r>
+          </w:p>
+        </w:tc>
+        <w:tc>
+          <w:tcPr>
+            <w:tcBorders>
+              <w:bottom w:val="single" w:sz="4" w:space="0" w:color="DDDDDD"/>
+              <w:top w:val="single" w:sz="4" w:space="0" w:color="DDDDDD"/>
+              <w:left w:val="single" w:sz="4" w:space="0" w:color="DDDDDD"/>
+              <w:right w:val="single" w:sz="4" w:space="0" w:color="DDDDDD"/>
+            </w:tcBorders>
+            <w:shd w:val="clear" w:color="auto" w:fill="FFFFFF"/>
+            <w:tcMar>
+              <w:top w:w="0" w:type="dxa"/>
+              <w:bottom w:w="0" w:type="dxa"/>
+              <w:left w:w="0" w:type="dxa"/>
+              <w:right w:w="0" w:type="dxa"/>
+            </w:tcMar>
+            <w:vAlign w:val="center"/>
+          </w:tcPr>
+          <w:p>
+            <w:pPr>
+              <w:pStyle w:val="Normal"/>
+              <w:jc w:val="center"/>
+              <w:pBdr>
+                <w:bottom w:val="none" w:sz="0" w:space="0" w:color="000000"/>
+                <w:top w:val="none" w:sz="0" w:space="0" w:color="000000"/>
+                <w:left w:val="none" w:sz="0" w:space="0" w:color="000000"/>
+                <w:right w:val="none" w:sz="0" w:space="0" w:color="000000"/>
+              </w:pBdr>
+              <w:spacing w:after="120" w:before="120" w:line="312"/>
+              <w:ind w:left="100" w:right="100" w:firstLine="0" w:firstLineChars="0"/>
+              <w:rPr>
+                <w:rFonts w:ascii="Calibri" w:hAnsi="Calibri" w:eastAsia="Calibri" w:cs="Calibri"/>
+                <w:i w:val="false"/>
+                <w:b w:val="false"/>
+                <w:u w:val="none"/>
+                <w:strike w:val="false"/>
+                <w:sz w:val="20"/>
+                <w:szCs w:val="20"/>
+                <w:color w:val="000000"/>
+              </w:rPr>
+            </w:pPr>
+            <w:r>
+              <w:rPr>
+                <w:rFonts w:ascii="Calibri" w:hAnsi="Calibri" w:eastAsia="Calibri" w:cs="Calibri"/>
+                <w:i w:val="false"/>
+                <w:b w:val="false"/>
+                <w:u w:val="none"/>
+                <w:strike w:val="false"/>
+                <w:sz w:val="20"/>
+                <w:szCs w:val="20"/>
+                <w:color w:val="000000"/>
+              </w:rPr>
+              <w:t xml:space="preserve">&lt;e2&gt;&lt;89&gt;&lt;a5&gt;31</w:t>
+            </w:r>
+          </w:p>
+        </w:tc>
+        <w:tc>
+          <w:tcPr>
+            <w:tcBorders>
+              <w:bottom w:val="single" w:sz="4" w:space="0" w:color="DDDDDD"/>
+              <w:top w:val="single" w:sz="4" w:space="0" w:color="DDDDDD"/>
+              <w:left w:val="single" w:sz="4" w:space="0" w:color="DDDDDD"/>
+              <w:right w:val="single" w:sz="4" w:space="0" w:color="DDDDDD"/>
+            </w:tcBorders>
+            <w:shd w:val="clear" w:color="auto" w:fill="FFFFFF"/>
+            <w:tcMar>
+              <w:top w:w="0" w:type="dxa"/>
+              <w:bottom w:w="0" w:type="dxa"/>
+              <w:left w:w="0" w:type="dxa"/>
+              <w:right w:w="0" w:type="dxa"/>
+            </w:tcMar>
+            <w:vAlign w:val="center"/>
+          </w:tcPr>
+          <w:p>
+            <w:pPr>
+              <w:pStyle w:val="Normal"/>
+              <w:jc w:val="center"/>
+              <w:pBdr>
+                <w:bottom w:val="none" w:sz="0" w:space="0" w:color="000000"/>
+                <w:top w:val="none" w:sz="0" w:space="0" w:color="000000"/>
+                <w:left w:val="none" w:sz="0" w:space="0" w:color="000000"/>
+                <w:right w:val="none" w:sz="0" w:space="0" w:color="000000"/>
+              </w:pBdr>
+              <w:spacing w:after="120" w:before="120" w:line="312"/>
+              <w:ind w:left="100" w:right="100" w:firstLine="0" w:firstLineChars="0"/>
+              <w:rPr>
+                <w:rFonts w:ascii="Calibri" w:hAnsi="Calibri" w:eastAsia="Calibri" w:cs="Calibri"/>
+                <w:i w:val="false"/>
+                <w:b w:val="false"/>
+                <w:u w:val="none"/>
+                <w:strike w:val="false"/>
+                <w:sz w:val="20"/>
+                <w:szCs w:val="20"/>
+                <w:color w:val="000000"/>
+              </w:rPr>
+            </w:pPr>
+            <w:r>
+              <w:rPr>
+                <w:rFonts w:ascii="Calibri" w:hAnsi="Calibri" w:eastAsia="Calibri" w:cs="Calibri"/>
+                <w:i w:val="false"/>
+                <w:b w:val="false"/>
+                <w:u w:val="none"/>
+                <w:strike w:val="false"/>
+                <w:sz w:val="20"/>
+                <w:szCs w:val="20"/>
+                <w:color w:val="000000"/>
+              </w:rPr>
+              <w:t xml:space="preserve">2</w:t>
+            </w:r>
+          </w:p>
+        </w:tc>
+        <w:tc>
+          <w:tcPr>
+            <w:tcBorders>
+              <w:bottom w:val="single" w:sz="4" w:space="0" w:color="DDDDDD"/>
+              <w:top w:val="single" w:sz="4" w:space="0" w:color="DDDDDD"/>
+              <w:left w:val="single" w:sz="4" w:space="0" w:color="DDDDDD"/>
+              <w:right w:val="single" w:sz="4" w:space="0" w:color="DDDDDD"/>
+            </w:tcBorders>
+            <w:shd w:val="clear" w:color="auto" w:fill="FFFFFF"/>
+            <w:tcMar>
+              <w:top w:w="0" w:type="dxa"/>
+              <w:bottom w:w="0" w:type="dxa"/>
+              <w:left w:w="0" w:type="dxa"/>
+              <w:right w:w="0" w:type="dxa"/>
+            </w:tcMar>
+            <w:vAlign w:val="center"/>
+          </w:tcPr>
+          <w:p>
+            <w:pPr>
+              <w:pStyle w:val="Normal"/>
+              <w:jc w:val="center"/>
+              <w:pBdr>
+                <w:bottom w:val="none" w:sz="0" w:space="0" w:color="000000"/>
+                <w:top w:val="none" w:sz="0" w:space="0" w:color="000000"/>
+                <w:left w:val="none" w:sz="0" w:space="0" w:color="000000"/>
+                <w:right w:val="none" w:sz="0" w:space="0" w:color="000000"/>
+              </w:pBdr>
+              <w:spacing w:after="120" w:before="120" w:line="312"/>
+              <w:ind w:left="100" w:right="100" w:firstLine="0" w:firstLineChars="0"/>
+              <w:rPr>
+                <w:rFonts w:ascii="Calibri" w:hAnsi="Calibri" w:eastAsia="Calibri" w:cs="Calibri"/>
+                <w:i w:val="false"/>
+                <w:b w:val="false"/>
+                <w:u w:val="none"/>
+                <w:strike w:val="false"/>
+                <w:sz w:val="20"/>
+                <w:szCs w:val="20"/>
+                <w:color w:val="000000"/>
+              </w:rPr>
+            </w:pPr>
+            <w:r>
+              <w:rPr>
+                <w:rFonts w:ascii="Calibri" w:hAnsi="Calibri" w:eastAsia="Calibri" w:cs="Calibri"/>
+                <w:i w:val="false"/>
+                <w:b w:val="false"/>
+                <w:u w:val="none"/>
+                <w:strike w:val="false"/>
+                <w:sz w:val="20"/>
+                <w:szCs w:val="20"/>
+                <w:color w:val="000000"/>
+              </w:rPr>
+              <w:t xml:space="preserve">37.6M</w:t>
+            </w:r>
+          </w:p>
+        </w:tc>
+        <w:tc>
+          <w:tcPr>
+            <w:tcBorders>
+              <w:bottom w:val="single" w:sz="4" w:space="0" w:color="DDDDDD"/>
+              <w:top w:val="single" w:sz="4" w:space="0" w:color="DDDDDD"/>
+              <w:left w:val="single" w:sz="4" w:space="0" w:color="DDDDDD"/>
+              <w:right w:val="single" w:sz="4" w:space="0" w:color="DDDDDD"/>
+            </w:tcBorders>
+            <w:shd w:val="clear" w:color="auto" w:fill="FFFFFF"/>
+            <w:tcMar>
+              <w:top w:w="0" w:type="dxa"/>
+              <w:bottom w:w="0" w:type="dxa"/>
+              <w:left w:w="0" w:type="dxa"/>
+              <w:right w:w="0" w:type="dxa"/>
+            </w:tcMar>
+            <w:vAlign w:val="center"/>
+          </w:tcPr>
+          <w:p>
+            <w:pPr>
+              <w:pStyle w:val="Normal"/>
+              <w:jc w:val="center"/>
+              <w:pBdr>
+                <w:bottom w:val="none" w:sz="0" w:space="0" w:color="000000"/>
+                <w:top w:val="none" w:sz="0" w:space="0" w:color="000000"/>
+                <w:left w:val="none" w:sz="0" w:space="0" w:color="000000"/>
+                <w:right w:val="none" w:sz="0" w:space="0" w:color="000000"/>
+              </w:pBdr>
+              <w:spacing w:after="120" w:before="120" w:line="312"/>
+              <w:ind w:left="100" w:right="100" w:firstLine="0" w:firstLineChars="0"/>
+              <w:rPr>
+                <w:rFonts w:ascii="Calibri" w:hAnsi="Calibri" w:eastAsia="Calibri" w:cs="Calibri"/>
+                <w:i w:val="false"/>
+                <w:b w:val="false"/>
+                <w:u w:val="none"/>
+                <w:strike w:val="false"/>
+                <w:sz w:val="20"/>
+                <w:szCs w:val="20"/>
+                <w:color w:val="000000"/>
+              </w:rPr>
+            </w:pPr>
+            <w:r>
+              <w:rPr>
+                <w:rFonts w:ascii="Calibri" w:hAnsi="Calibri" w:eastAsia="Calibri" w:cs="Calibri"/>
+                <w:i w:val="false"/>
+                <w:b w:val="false"/>
+                <w:u w:val="none"/>
+                <w:strike w:val="false"/>
+                <w:sz w:val="20"/>
+                <w:szCs w:val="20"/>
+                <w:color w:val="000000"/>
+              </w:rPr>
+              <w:t xml:space="preserve">0.689</w:t>
+            </w:r>
+          </w:p>
+        </w:tc>
+        <w:tc>
+          <w:tcPr>
+            <w:tcBorders>
+              <w:bottom w:val="single" w:sz="4" w:space="0" w:color="DDDDDD"/>
+              <w:top w:val="single" w:sz="4" w:space="0" w:color="DDDDDD"/>
+              <w:left w:val="single" w:sz="4" w:space="0" w:color="DDDDDD"/>
+              <w:right w:val="single" w:sz="4" w:space="0" w:color="DDDDDD"/>
+            </w:tcBorders>
+            <w:shd w:val="clear" w:color="auto" w:fill="D6E9D6"/>
+            <w:tcMar>
+              <w:top w:w="0" w:type="dxa"/>
+              <w:bottom w:w="0" w:type="dxa"/>
+              <w:left w:w="0" w:type="dxa"/>
+              <w:right w:w="0" w:type="dxa"/>
+            </w:tcMar>
+            <w:vAlign w:val="center"/>
+          </w:tcPr>
+          <w:p>
+            <w:pPr>
+              <w:pStyle w:val="Normal"/>
+              <w:jc w:val="center"/>
+              <w:pBdr>
+                <w:bottom w:val="none" w:sz="0" w:space="0" w:color="000000"/>
+                <w:top w:val="none" w:sz="0" w:space="0" w:color="000000"/>
+                <w:left w:val="none" w:sz="0" w:space="0" w:color="000000"/>
+                <w:right w:val="none" w:sz="0" w:space="0" w:color="000000"/>
+              </w:pBdr>
+              <w:spacing w:after="120" w:before="120" w:line="312"/>
+              <w:ind w:left="100" w:right="100" w:firstLine="0" w:firstLineChars="0"/>
+              <w:rPr>
+                <w:rFonts w:ascii="Calibri" w:hAnsi="Calibri" w:eastAsia="Calibri" w:cs="Calibri"/>
+                <w:i w:val="false"/>
+                <w:b w:val="false"/>
+                <w:u w:val="none"/>
+                <w:strike w:val="false"/>
+                <w:sz w:val="20"/>
+                <w:szCs w:val="20"/>
+                <w:color w:val="000000"/>
+              </w:rPr>
+            </w:pPr>
+            <w:r>
+              <w:rPr>
+                <w:rFonts w:ascii="Calibri" w:hAnsi="Calibri" w:eastAsia="Calibri" w:cs="Calibri"/>
+                <w:i w:val="false"/>
+                <w:b w:val="false"/>
+                <w:u w:val="none"/>
+                <w:strike w:val="false"/>
+                <w:sz w:val="20"/>
+                <w:szCs w:val="20"/>
+                <w:color w:val="000000"/>
+              </w:rPr>
+              <w:t xml:space="preserve">0.855</w:t>
+            </w:r>
+          </w:p>
+        </w:tc>
+        <w:tc>
+          <w:tcPr>
+            <w:tcBorders>
+              <w:bottom w:val="single" w:sz="4" w:space="0" w:color="DDDDDD"/>
+              <w:top w:val="single" w:sz="4" w:space="0" w:color="DDDDDD"/>
+              <w:left w:val="single" w:sz="4" w:space="0" w:color="DDDDDD"/>
+              <w:right w:val="single" w:sz="4" w:space="0" w:color="DDDDDD"/>
+            </w:tcBorders>
+            <w:shd w:val="clear" w:color="auto" w:fill="228B22"/>
+            <w:tcMar>
+              <w:top w:w="0" w:type="dxa"/>
+              <w:bottom w:w="0" w:type="dxa"/>
+              <w:left w:w="0" w:type="dxa"/>
+              <w:right w:w="0" w:type="dxa"/>
+            </w:tcMar>
+            <w:vAlign w:val="center"/>
+          </w:tcPr>
+          <w:p>
+            <w:pPr>
+              <w:pStyle w:val="Normal"/>
+              <w:jc w:val="center"/>
+              <w:pBdr>
+                <w:bottom w:val="none" w:sz="0" w:space="0" w:color="000000"/>
+                <w:top w:val="none" w:sz="0" w:space="0" w:color="000000"/>
+                <w:left w:val="none" w:sz="0" w:space="0" w:color="000000"/>
+                <w:right w:val="none" w:sz="0" w:space="0" w:color="000000"/>
+              </w:pBdr>
+              <w:spacing w:after="120" w:before="120" w:line="312"/>
+              <w:ind w:left="100" w:right="100" w:firstLine="0" w:firstLineChars="0"/>
+              <w:rPr>
+                <w:rFonts w:ascii="Calibri" w:hAnsi="Calibri" w:eastAsia="Calibri" w:cs="Calibri"/>
+                <w:i w:val="false"/>
+                <w:b w:val="false"/>
+                <w:u w:val="none"/>
+                <w:strike w:val="false"/>
+                <w:sz w:val="20"/>
+                <w:szCs w:val="20"/>
+                <w:color w:val="000000"/>
+              </w:rPr>
+            </w:pPr>
+            <w:r>
+              <w:rPr>
+                <w:rFonts w:ascii="Calibri" w:hAnsi="Calibri" w:eastAsia="Calibri" w:cs="Calibri"/>
+                <w:i w:val="false"/>
+                <w:b w:val="false"/>
+                <w:u w:val="none"/>
+                <w:strike w:val="false"/>
+                <w:sz w:val="20"/>
+                <w:szCs w:val="20"/>
+                <w:color w:val="000000"/>
+              </w:rPr>
+              <w:t xml:space="preserve">0.523</w:t>
+            </w:r>
+          </w:p>
+        </w:tc>
+        <w:tc>
+          <w:tcPr>
+            <w:tcBorders>
+              <w:bottom w:val="single" w:sz="4" w:space="0" w:color="DDDDDD"/>
+              <w:top w:val="single" w:sz="4" w:space="0" w:color="DDDDDD"/>
+              <w:left w:val="single" w:sz="4" w:space="0" w:color="DDDDDD"/>
+              <w:right w:val="single" w:sz="4" w:space="0" w:color="DDDDDD"/>
+            </w:tcBorders>
+            <w:shd w:val="clear" w:color="auto" w:fill="FFFFFF"/>
+            <w:tcMar>
+              <w:top w:w="0" w:type="dxa"/>
+              <w:bottom w:w="0" w:type="dxa"/>
+              <w:left w:w="0" w:type="dxa"/>
+              <w:right w:w="0" w:type="dxa"/>
+            </w:tcMar>
+            <w:vAlign w:val="center"/>
+          </w:tcPr>
+          <w:p>
+            <w:pPr>
+              <w:pStyle w:val="Normal"/>
+              <w:jc w:val="center"/>
+              <w:pBdr>
+                <w:bottom w:val="none" w:sz="0" w:space="0" w:color="000000"/>
+                <w:top w:val="none" w:sz="0" w:space="0" w:color="000000"/>
+                <w:left w:val="none" w:sz="0" w:space="0" w:color="000000"/>
+                <w:right w:val="none" w:sz="0" w:space="0" w:color="000000"/>
+              </w:pBdr>
+              <w:spacing w:after="120" w:before="120" w:line="312"/>
+              <w:ind w:left="100" w:right="100" w:firstLine="0" w:firstLineChars="0"/>
+              <w:rPr>
+                <w:rFonts w:ascii="Calibri" w:hAnsi="Calibri" w:eastAsia="Calibri" w:cs="Calibri"/>
+                <w:i w:val="false"/>
+                <w:b w:val="false"/>
+                <w:u w:val="none"/>
+                <w:strike w:val="false"/>
+                <w:sz w:val="20"/>
+                <w:szCs w:val="20"/>
+                <w:color w:val="000000"/>
+              </w:rPr>
+            </w:pPr>
+            <w:r>
+              <w:rPr>
+                <w:rFonts w:ascii="Calibri" w:hAnsi="Calibri" w:eastAsia="Calibri" w:cs="Calibri"/>
+                <w:i w:val="false"/>
+                <w:b w:val="false"/>
+                <w:u w:val="none"/>
+                <w:strike w:val="false"/>
+                <w:sz w:val="20"/>
+                <w:szCs w:val="20"/>
+                <w:color w:val="000000"/>
+              </w:rPr>
+              <w:t xml:space="preserve">0.447 &lt;c2&gt;&lt;b1&gt; 0.081</w:t>
+            </w:r>
+          </w:p>
+        </w:tc>
+        <w:tc>
+          <w:tcPr>
+            <w:tcBorders>
+              <w:bottom w:val="single" w:sz="4" w:space="0" w:color="DDDDDD"/>
+              <w:top w:val="single" w:sz="4" w:space="0" w:color="DDDDDD"/>
+              <w:left w:val="single" w:sz="4" w:space="0" w:color="DDDDDD"/>
+              <w:right w:val="single" w:sz="4" w:space="0" w:color="DDDDDD"/>
+            </w:tcBorders>
+            <w:shd w:val="clear" w:color="auto" w:fill="FFFFFF"/>
+            <w:tcMar>
+              <w:top w:w="0" w:type="dxa"/>
+              <w:bottom w:w="0" w:type="dxa"/>
+              <w:left w:w="0" w:type="dxa"/>
+              <w:right w:w="0" w:type="dxa"/>
+            </w:tcMar>
+            <w:vAlign w:val="center"/>
+          </w:tcPr>
+          <w:p>
+            <w:pPr>
+              <w:pStyle w:val="Normal"/>
+              <w:jc w:val="center"/>
+              <w:pBdr>
+                <w:bottom w:val="none" w:sz="0" w:space="0" w:color="000000"/>
+                <w:top w:val="none" w:sz="0" w:space="0" w:color="000000"/>
+                <w:left w:val="none" w:sz="0" w:space="0" w:color="000000"/>
+                <w:right w:val="none" w:sz="0" w:space="0" w:color="000000"/>
+              </w:pBdr>
+              <w:spacing w:after="120" w:before="120" w:line="312"/>
+              <w:ind w:left="100" w:right="100" w:firstLine="0" w:firstLineChars="0"/>
+              <w:rPr>
+                <w:rFonts w:ascii="Calibri" w:hAnsi="Calibri" w:eastAsia="Calibri" w:cs="Calibri"/>
+                <w:i w:val="false"/>
+                <w:b w:val="false"/>
+                <w:u w:val="none"/>
+                <w:strike w:val="false"/>
+                <w:sz w:val="20"/>
+                <w:szCs w:val="20"/>
+                <w:color w:val="000000"/>
+              </w:rPr>
+            </w:pPr>
+            <w:r>
+              <w:rPr>
+                <w:rFonts w:ascii="Calibri" w:hAnsi="Calibri" w:eastAsia="Calibri" w:cs="Calibri"/>
+                <w:i w:val="false"/>
+                <w:b w:val="false"/>
+                <w:u w:val="none"/>
+                <w:strike w:val="false"/>
+                <w:sz w:val="20"/>
+                <w:szCs w:val="20"/>
+                <w:color w:val="000000"/>
+              </w:rPr>
+              <w:t xml:space="preserve">0.578</w:t>
+            </w:r>
+          </w:p>
+        </w:tc>
+        <w:tc>
+          <w:tcPr>
+            <w:tcBorders>
+              <w:bottom w:val="single" w:sz="4" w:space="0" w:color="DDDDDD"/>
+              <w:top w:val="single" w:sz="4" w:space="0" w:color="DDDDDD"/>
+              <w:left w:val="single" w:sz="4" w:space="0" w:color="DDDDDD"/>
+              <w:right w:val="single" w:sz="8" w:space="0" w:color="AAAAAA"/>
+            </w:tcBorders>
+            <w:shd w:val="clear" w:color="auto" w:fill="FFFFFF"/>
+            <w:tcMar>
+              <w:top w:w="0" w:type="dxa"/>
+              <w:bottom w:w="0" w:type="dxa"/>
+              <w:left w:w="0" w:type="dxa"/>
+              <w:right w:w="0" w:type="dxa"/>
+            </w:tcMar>
+            <w:vAlign w:val="center"/>
+          </w:tcPr>
+          <w:p>
+            <w:pPr>
+              <w:pStyle w:val="Normal"/>
+              <w:jc w:val="center"/>
+              <w:pBdr>
+                <w:bottom w:val="none" w:sz="0" w:space="0" w:color="000000"/>
+                <w:top w:val="none" w:sz="0" w:space="0" w:color="000000"/>
+                <w:left w:val="none" w:sz="0" w:space="0" w:color="000000"/>
+                <w:right w:val="none" w:sz="0" w:space="0" w:color="000000"/>
+              </w:pBdr>
+              <w:spacing w:after="120" w:before="120" w:line="312"/>
+              <w:ind w:left="100" w:right="100" w:firstLine="0" w:firstLineChars="0"/>
+              <w:rPr>
+                <w:rFonts w:ascii="Calibri" w:hAnsi="Calibri" w:eastAsia="Calibri" w:cs="Calibri"/>
+                <w:i w:val="false"/>
+                <w:b w:val="false"/>
+                <w:u w:val="none"/>
+                <w:strike w:val="false"/>
+                <w:sz w:val="20"/>
+                <w:szCs w:val="20"/>
+                <w:color w:val="000000"/>
+              </w:rPr>
+            </w:pPr>
+            <w:r>
+              <w:rPr>
+                <w:rFonts w:ascii="Calibri" w:hAnsi="Calibri" w:eastAsia="Calibri" w:cs="Calibri"/>
+                <w:i w:val="false"/>
+                <w:b w:val="false"/>
+                <w:u w:val="none"/>
+                <w:strike w:val="false"/>
+                <w:sz w:val="20"/>
+                <w:szCs w:val="20"/>
+                <w:color w:val="000000"/>
+              </w:rPr>
+              <w:t xml:space="preserve">0.639</w:t>
+            </w:r>
+          </w:p>
+        </w:tc>
+      </w:tr>
+      <w:tr>
+        <w:trPr>
+          <w:trHeight w:val="612" w:hRule="auto"/>
+        </w:trPr>
+        <w:tc>
+          <w:tcPr>
+            <w:tcBorders>
+              <w:bottom w:val="single" w:sz="8" w:space="0" w:color="AAAAAA"/>
+              <w:top w:val="single" w:sz="4" w:space="0" w:color="DDDDDD"/>
+              <w:left w:val="single" w:sz="8" w:space="0" w:color="AAAAAA"/>
+              <w:right w:val="single" w:sz="4" w:space="0" w:color="DDDDDD"/>
+            </w:tcBorders>
+            <w:shd w:val="clear" w:color="auto" w:fill="FFFFFF"/>
+            <w:tcMar>
+              <w:top w:w="0" w:type="dxa"/>
+              <w:bottom w:w="0" w:type="dxa"/>
+              <w:left w:w="0" w:type="dxa"/>
+              <w:right w:w="0" w:type="dxa"/>
+            </w:tcMar>
+            <w:vAlign w:val="center"/>
+          </w:tcPr>
+          <w:p>
+            <w:pPr>
+              <w:pStyle w:val="Normal"/>
+              <w:jc w:val="center"/>
+              <w:pBdr>
+                <w:bottom w:val="none" w:sz="0" w:space="0" w:color="000000"/>
+                <w:top w:val="none" w:sz="0" w:space="0" w:color="000000"/>
+                <w:left w:val="none" w:sz="0" w:space="0" w:color="000000"/>
+                <w:right w:val="none" w:sz="0" w:space="0" w:color="000000"/>
+              </w:pBdr>
+              <w:spacing w:after="120" w:before="120" w:line="312"/>
+              <w:ind w:left="100" w:right="100" w:firstLine="0" w:firstLineChars="0"/>
+              <w:rPr>
+                <w:rFonts w:ascii="Calibri" w:hAnsi="Calibri" w:eastAsia="Calibri" w:cs="Calibri"/>
+                <w:i w:val="false"/>
+                <w:b w:val="false"/>
+                <w:u w:val="none"/>
+                <w:strike w:val="false"/>
+                <w:sz w:val="20"/>
+                <w:szCs w:val="20"/>
+                <w:color w:val="000000"/>
+              </w:rPr>
+            </w:pPr>
+            <w:r>
+              <w:rPr>
+                <w:rFonts w:ascii="Calibri" w:hAnsi="Calibri" w:eastAsia="Calibri" w:cs="Calibri"/>
+                <w:i w:val="false"/>
+                <w:b w:val="false"/>
+                <w:u w:val="none"/>
+                <w:strike w:val="false"/>
+                <w:sz w:val="20"/>
+                <w:szCs w:val="20"/>
+                <w:color w:val="000000"/>
+              </w:rPr>
+              <w:t xml:space="preserve">mBRAVE</w:t>
+            </w:r>
+          </w:p>
+        </w:tc>
+        <w:tc>
+          <w:tcPr>
+            <w:tcBorders>
+              <w:bottom w:val="single" w:sz="8" w:space="0" w:color="AAAAAA"/>
+              <w:top w:val="single" w:sz="4" w:space="0" w:color="DDDDDD"/>
+              <w:left w:val="single" w:sz="4" w:space="0" w:color="DDDDDD"/>
+              <w:right w:val="single" w:sz="4" w:space="0" w:color="DDDDDD"/>
+            </w:tcBorders>
+            <w:shd w:val="clear" w:color="auto" w:fill="FFFFFF"/>
+            <w:tcMar>
+              <w:top w:w="0" w:type="dxa"/>
+              <w:bottom w:w="0" w:type="dxa"/>
+              <w:left w:w="0" w:type="dxa"/>
+              <w:right w:w="0" w:type="dxa"/>
+            </w:tcMar>
+            <w:vAlign w:val="center"/>
+          </w:tcPr>
+          <w:p>
+            <w:pPr>
+              <w:pStyle w:val="Normal"/>
+              <w:jc w:val="center"/>
+              <w:pBdr>
+                <w:bottom w:val="none" w:sz="0" w:space="0" w:color="000000"/>
+                <w:top w:val="none" w:sz="0" w:space="0" w:color="000000"/>
+                <w:left w:val="none" w:sz="0" w:space="0" w:color="000000"/>
+                <w:right w:val="none" w:sz="0" w:space="0" w:color="000000"/>
+              </w:pBdr>
+              <w:spacing w:after="120" w:before="120" w:line="312"/>
+              <w:ind w:left="100" w:right="100" w:firstLine="0" w:firstLineChars="0"/>
+              <w:rPr>
+                <w:rFonts w:ascii="Calibri" w:hAnsi="Calibri" w:eastAsia="Calibri" w:cs="Calibri"/>
+                <w:i w:val="false"/>
+                <w:b w:val="true"/>
+                <w:u w:val="none"/>
+                <w:strike w:val="false"/>
+                <w:sz w:val="20"/>
+                <w:szCs w:val="20"/>
+                <w:color w:val="E67E22"/>
+              </w:rPr>
+            </w:pPr>
+            <w:r>
+              <w:rPr>
+                <w:rFonts w:ascii="Calibri" w:hAnsi="Calibri" w:eastAsia="Calibri" w:cs="Calibri"/>
+                <w:i w:val="false"/>
+                <w:b w:val="true"/>
+                <w:u w:val="none"/>
+                <w:strike w:val="false"/>
+                <w:sz w:val="20"/>
+                <w:szCs w:val="20"/>
+                <w:color w:val="E67E22"/>
+              </w:rPr>
+              <w:t xml:space="preserve">Illumina</w:t>
+            </w:r>
+          </w:p>
+        </w:tc>
+        <w:tc>
+          <w:tcPr>
+            <w:tcBorders>
+              <w:bottom w:val="single" w:sz="8" w:space="0" w:color="AAAAAA"/>
+              <w:top w:val="single" w:sz="4" w:space="0" w:color="DDDDDD"/>
+              <w:left w:val="single" w:sz="4" w:space="0" w:color="DDDDDD"/>
+              <w:right w:val="single" w:sz="4" w:space="0" w:color="DDDDDD"/>
+            </w:tcBorders>
+            <w:shd w:val="clear" w:color="auto" w:fill="FFFFFF"/>
+            <w:tcMar>
+              <w:top w:w="0" w:type="dxa"/>
+              <w:bottom w:w="0" w:type="dxa"/>
+              <w:left w:w="0" w:type="dxa"/>
+              <w:right w:w="0" w:type="dxa"/>
+            </w:tcMar>
+            <w:vAlign w:val="center"/>
+          </w:tcPr>
+          <w:p>
+            <w:pPr>
+              <w:pStyle w:val="Normal"/>
+              <w:jc w:val="center"/>
+              <w:pBdr>
+                <w:bottom w:val="none" w:sz="0" w:space="0" w:color="000000"/>
+                <w:top w:val="none" w:sz="0" w:space="0" w:color="000000"/>
+                <w:left w:val="none" w:sz="0" w:space="0" w:color="000000"/>
+                <w:right w:val="none" w:sz="0" w:space="0" w:color="000000"/>
+              </w:pBdr>
+              <w:spacing w:after="120" w:before="120" w:line="312"/>
+              <w:ind w:left="100" w:right="100" w:firstLine="0" w:firstLineChars="0"/>
+              <w:rPr>
+                <w:rFonts w:ascii="Calibri" w:hAnsi="Calibri" w:eastAsia="Calibri" w:cs="Calibri"/>
+                <w:i w:val="false"/>
+                <w:b w:val="false"/>
+                <w:u w:val="none"/>
+                <w:strike w:val="false"/>
+                <w:sz w:val="20"/>
+                <w:szCs w:val="20"/>
+                <w:color w:val="000000"/>
+              </w:rPr>
+            </w:pPr>
+            <w:r>
+              <w:rPr>
+                <w:rFonts w:ascii="Calibri" w:hAnsi="Calibri" w:eastAsia="Calibri" w:cs="Calibri"/>
+                <w:i w:val="false"/>
+                <w:b w:val="false"/>
+                <w:u w:val="none"/>
+                <w:strike w:val="false"/>
+                <w:sz w:val="20"/>
+                <w:szCs w:val="20"/>
+                <w:color w:val="000000"/>
+              </w:rPr>
+              <w:t xml:space="preserve">&lt;e2&gt;&lt;89&gt;&lt;a5&gt;33</w:t>
+            </w:r>
+          </w:p>
+        </w:tc>
+        <w:tc>
+          <w:tcPr>
+            <w:tcBorders>
+              <w:bottom w:val="single" w:sz="8" w:space="0" w:color="AAAAAA"/>
+              <w:top w:val="single" w:sz="4" w:space="0" w:color="DDDDDD"/>
+              <w:left w:val="single" w:sz="4" w:space="0" w:color="DDDDDD"/>
+              <w:right w:val="single" w:sz="4" w:space="0" w:color="DDDDDD"/>
+            </w:tcBorders>
+            <w:shd w:val="clear" w:color="auto" w:fill="FFFFFF"/>
+            <w:tcMar>
+              <w:top w:w="0" w:type="dxa"/>
+              <w:bottom w:w="0" w:type="dxa"/>
+              <w:left w:w="0" w:type="dxa"/>
+              <w:right w:w="0" w:type="dxa"/>
+            </w:tcMar>
+            <w:vAlign w:val="center"/>
+          </w:tcPr>
+          <w:p>
+            <w:pPr>
+              <w:pStyle w:val="Normal"/>
+              <w:jc w:val="center"/>
+              <w:pBdr>
+                <w:bottom w:val="none" w:sz="0" w:space="0" w:color="000000"/>
+                <w:top w:val="none" w:sz="0" w:space="0" w:color="000000"/>
+                <w:left w:val="none" w:sz="0" w:space="0" w:color="000000"/>
+                <w:right w:val="none" w:sz="0" w:space="0" w:color="000000"/>
+              </w:pBdr>
+              <w:spacing w:after="120" w:before="120" w:line="312"/>
+              <w:ind w:left="100" w:right="100" w:firstLine="0" w:firstLineChars="0"/>
+              <w:rPr>
+                <w:rFonts w:ascii="Calibri" w:hAnsi="Calibri" w:eastAsia="Calibri" w:cs="Calibri"/>
+                <w:i w:val="false"/>
+                <w:b w:val="false"/>
+                <w:u w:val="none"/>
+                <w:strike w:val="false"/>
+                <w:sz w:val="20"/>
+                <w:szCs w:val="20"/>
+                <w:color w:val="000000"/>
+              </w:rPr>
+            </w:pPr>
+            <w:r>
+              <w:rPr>
+                <w:rFonts w:ascii="Calibri" w:hAnsi="Calibri" w:eastAsia="Calibri" w:cs="Calibri"/>
+                <w:i w:val="false"/>
+                <w:b w:val="false"/>
+                <w:u w:val="none"/>
+                <w:strike w:val="false"/>
+                <w:sz w:val="20"/>
+                <w:szCs w:val="20"/>
+                <w:color w:val="000000"/>
+              </w:rPr>
+              <w:t xml:space="preserve">4</w:t>
+            </w:r>
+          </w:p>
+        </w:tc>
+        <w:tc>
+          <w:tcPr>
+            <w:tcBorders>
+              <w:bottom w:val="single" w:sz="8" w:space="0" w:color="AAAAAA"/>
+              <w:top w:val="single" w:sz="4" w:space="0" w:color="DDDDDD"/>
+              <w:left w:val="single" w:sz="4" w:space="0" w:color="DDDDDD"/>
+              <w:right w:val="single" w:sz="4" w:space="0" w:color="DDDDDD"/>
+            </w:tcBorders>
+            <w:shd w:val="clear" w:color="auto" w:fill="FFFFFF"/>
+            <w:tcMar>
+              <w:top w:w="0" w:type="dxa"/>
+              <w:bottom w:w="0" w:type="dxa"/>
+              <w:left w:w="0" w:type="dxa"/>
+              <w:right w:w="0" w:type="dxa"/>
+            </w:tcMar>
+            <w:vAlign w:val="center"/>
+          </w:tcPr>
+          <w:p>
+            <w:pPr>
+              <w:pStyle w:val="Normal"/>
+              <w:jc w:val="center"/>
+              <w:pBdr>
+                <w:bottom w:val="none" w:sz="0" w:space="0" w:color="000000"/>
+                <w:top w:val="none" w:sz="0" w:space="0" w:color="000000"/>
+                <w:left w:val="none" w:sz="0" w:space="0" w:color="000000"/>
+                <w:right w:val="none" w:sz="0" w:space="0" w:color="000000"/>
+              </w:pBdr>
+              <w:spacing w:after="120" w:before="120" w:line="312"/>
+              <w:ind w:left="100" w:right="100" w:firstLine="0" w:firstLineChars="0"/>
+              <w:rPr>
+                <w:rFonts w:ascii="Calibri" w:hAnsi="Calibri" w:eastAsia="Calibri" w:cs="Calibri"/>
+                <w:i w:val="false"/>
+                <w:b w:val="false"/>
+                <w:u w:val="none"/>
+                <w:strike w:val="false"/>
+                <w:sz w:val="20"/>
+                <w:szCs w:val="20"/>
+                <w:color w:val="000000"/>
+              </w:rPr>
+            </w:pPr>
+            <w:r>
+              <w:rPr>
+                <w:rFonts w:ascii="Calibri" w:hAnsi="Calibri" w:eastAsia="Calibri" w:cs="Calibri"/>
+                <w:i w:val="false"/>
+                <w:b w:val="false"/>
+                <w:u w:val="none"/>
+                <w:strike w:val="false"/>
+                <w:sz w:val="20"/>
+                <w:szCs w:val="20"/>
+                <w:color w:val="000000"/>
+              </w:rPr>
+              <w:t xml:space="preserve">56.6M</w:t>
+            </w:r>
+          </w:p>
+        </w:tc>
+        <w:tc>
+          <w:tcPr>
+            <w:tcBorders>
+              <w:bottom w:val="single" w:sz="8" w:space="0" w:color="AAAAAA"/>
+              <w:top w:val="single" w:sz="4" w:space="0" w:color="DDDDDD"/>
+              <w:left w:val="single" w:sz="4" w:space="0" w:color="DDDDDD"/>
+              <w:right w:val="single" w:sz="4" w:space="0" w:color="DDDDDD"/>
+            </w:tcBorders>
+            <w:shd w:val="clear" w:color="auto" w:fill="66AF66"/>
+            <w:tcMar>
+              <w:top w:w="0" w:type="dxa"/>
+              <w:bottom w:w="0" w:type="dxa"/>
+              <w:left w:w="0" w:type="dxa"/>
+              <w:right w:w="0" w:type="dxa"/>
+            </w:tcMar>
+            <w:vAlign w:val="center"/>
+          </w:tcPr>
+          <w:p>
+            <w:pPr>
+              <w:pStyle w:val="Normal"/>
+              <w:jc w:val="center"/>
+              <w:pBdr>
+                <w:bottom w:val="none" w:sz="0" w:space="0" w:color="000000"/>
+                <w:top w:val="none" w:sz="0" w:space="0" w:color="000000"/>
+                <w:left w:val="none" w:sz="0" w:space="0" w:color="000000"/>
+                <w:right w:val="none" w:sz="0" w:space="0" w:color="000000"/>
+              </w:pBdr>
+              <w:spacing w:after="120" w:before="120" w:line="312"/>
+              <w:ind w:left="100" w:right="100" w:firstLine="0" w:firstLineChars="0"/>
+              <w:rPr>
+                <w:rFonts w:ascii="Calibri" w:hAnsi="Calibri" w:eastAsia="Calibri" w:cs="Calibri"/>
+                <w:i w:val="false"/>
+                <w:b w:val="false"/>
+                <w:u w:val="none"/>
+                <w:strike w:val="false"/>
+                <w:sz w:val="20"/>
+                <w:szCs w:val="20"/>
+                <w:color w:val="000000"/>
+              </w:rPr>
+            </w:pPr>
+            <w:r>
+              <w:rPr>
+                <w:rFonts w:ascii="Calibri" w:hAnsi="Calibri" w:eastAsia="Calibri" w:cs="Calibri"/>
+                <w:i w:val="false"/>
+                <w:b w:val="false"/>
+                <w:u w:val="none"/>
+                <w:strike w:val="false"/>
+                <w:sz w:val="20"/>
+                <w:szCs w:val="20"/>
+                <w:color w:val="000000"/>
+              </w:rPr>
+              <w:t xml:space="preserve">0.810</w:t>
+            </w:r>
+          </w:p>
+        </w:tc>
+        <w:tc>
+          <w:tcPr>
+            <w:tcBorders>
+              <w:bottom w:val="single" w:sz="8" w:space="0" w:color="AAAAAA"/>
+              <w:top w:val="single" w:sz="4" w:space="0" w:color="DDDDDD"/>
+              <w:left w:val="single" w:sz="4" w:space="0" w:color="DDDDDD"/>
+              <w:right w:val="single" w:sz="4" w:space="0" w:color="DDDDDD"/>
+            </w:tcBorders>
+            <w:shd w:val="clear" w:color="auto" w:fill="228B22"/>
+            <w:tcMar>
+              <w:top w:w="0" w:type="dxa"/>
+              <w:bottom w:w="0" w:type="dxa"/>
+              <w:left w:w="0" w:type="dxa"/>
+              <w:right w:w="0" w:type="dxa"/>
+            </w:tcMar>
+            <w:vAlign w:val="center"/>
+          </w:tcPr>
+          <w:p>
+            <w:pPr>
+              <w:pStyle w:val="Normal"/>
+              <w:jc w:val="center"/>
+              <w:pBdr>
+                <w:bottom w:val="none" w:sz="0" w:space="0" w:color="000000"/>
+                <w:top w:val="none" w:sz="0" w:space="0" w:color="000000"/>
+                <w:left w:val="none" w:sz="0" w:space="0" w:color="000000"/>
+                <w:right w:val="none" w:sz="0" w:space="0" w:color="000000"/>
+              </w:pBdr>
+              <w:spacing w:after="120" w:before="120" w:line="312"/>
+              <w:ind w:left="100" w:right="100" w:firstLine="0" w:firstLineChars="0"/>
+              <w:rPr>
+                <w:rFonts w:ascii="Calibri" w:hAnsi="Calibri" w:eastAsia="Calibri" w:cs="Calibri"/>
+                <w:i w:val="false"/>
+                <w:b w:val="false"/>
+                <w:u w:val="none"/>
+                <w:strike w:val="false"/>
+                <w:sz w:val="20"/>
+                <w:szCs w:val="20"/>
+                <w:color w:val="000000"/>
+              </w:rPr>
+            </w:pPr>
+            <w:r>
+              <w:rPr>
+                <w:rFonts w:ascii="Calibri" w:hAnsi="Calibri" w:eastAsia="Calibri" w:cs="Calibri"/>
+                <w:i w:val="false"/>
+                <w:b w:val="false"/>
+                <w:u w:val="none"/>
+                <w:strike w:val="false"/>
+                <w:sz w:val="20"/>
+                <w:szCs w:val="20"/>
+                <w:color w:val="000000"/>
+              </w:rPr>
+              <w:t xml:space="preserve">0.912</w:t>
+            </w:r>
+          </w:p>
+        </w:tc>
+        <w:tc>
+          <w:tcPr>
+            <w:tcBorders>
+              <w:bottom w:val="single" w:sz="8" w:space="0" w:color="AAAAAA"/>
+              <w:top w:val="single" w:sz="4" w:space="0" w:color="DDDDDD"/>
+              <w:left w:val="single" w:sz="4" w:space="0" w:color="DDDDDD"/>
+              <w:right w:val="single" w:sz="4" w:space="0" w:color="DDDDDD"/>
+            </w:tcBorders>
+            <w:shd w:val="clear" w:color="auto" w:fill="FFFFFF"/>
+            <w:tcMar>
+              <w:top w:w="0" w:type="dxa"/>
+              <w:bottom w:w="0" w:type="dxa"/>
+              <w:left w:w="0" w:type="dxa"/>
+              <w:right w:w="0" w:type="dxa"/>
+            </w:tcMar>
+            <w:vAlign w:val="center"/>
+          </w:tcPr>
+          <w:p>
+            <w:pPr>
+              <w:pStyle w:val="Normal"/>
+              <w:jc w:val="center"/>
+              <w:pBdr>
+                <w:bottom w:val="none" w:sz="0" w:space="0" w:color="000000"/>
+                <w:top w:val="none" w:sz="0" w:space="0" w:color="000000"/>
+                <w:left w:val="none" w:sz="0" w:space="0" w:color="000000"/>
+                <w:right w:val="none" w:sz="0" w:space="0" w:color="000000"/>
+              </w:pBdr>
+              <w:spacing w:after="120" w:before="120" w:line="312"/>
+              <w:ind w:left="100" w:right="100" w:firstLine="0" w:firstLineChars="0"/>
+              <w:rPr>
+                <w:rFonts w:ascii="Calibri" w:hAnsi="Calibri" w:eastAsia="Calibri" w:cs="Calibri"/>
+                <w:i w:val="false"/>
+                <w:b w:val="false"/>
+                <w:u w:val="none"/>
+                <w:strike w:val="false"/>
+                <w:sz w:val="20"/>
+                <w:szCs w:val="20"/>
+                <w:color w:val="000000"/>
+              </w:rPr>
+            </w:pPr>
+            <w:r>
+              <w:rPr>
+                <w:rFonts w:ascii="Calibri" w:hAnsi="Calibri" w:eastAsia="Calibri" w:cs="Calibri"/>
+                <w:i w:val="false"/>
+                <w:b w:val="false"/>
+                <w:u w:val="none"/>
+                <w:strike w:val="false"/>
+                <w:sz w:val="20"/>
+                <w:szCs w:val="20"/>
+                <w:color w:val="000000"/>
+              </w:rPr>
+              <w:t xml:space="preserve">0.379</w:t>
+            </w:r>
+          </w:p>
+        </w:tc>
+        <w:tc>
+          <w:tcPr>
+            <w:tcBorders>
+              <w:bottom w:val="single" w:sz="8" w:space="0" w:color="AAAAAA"/>
+              <w:top w:val="single" w:sz="4" w:space="0" w:color="DDDDDD"/>
+              <w:left w:val="single" w:sz="4" w:space="0" w:color="DDDDDD"/>
+              <w:right w:val="single" w:sz="4" w:space="0" w:color="DDDDDD"/>
+            </w:tcBorders>
+            <w:shd w:val="clear" w:color="auto" w:fill="62AD62"/>
+            <w:tcMar>
+              <w:top w:w="0" w:type="dxa"/>
+              <w:bottom w:w="0" w:type="dxa"/>
+              <w:left w:w="0" w:type="dxa"/>
+              <w:right w:w="0" w:type="dxa"/>
+            </w:tcMar>
+            <w:vAlign w:val="center"/>
+          </w:tcPr>
+          <w:p>
+            <w:pPr>
+              <w:pStyle w:val="Normal"/>
+              <w:jc w:val="center"/>
+              <w:pBdr>
+                <w:bottom w:val="none" w:sz="0" w:space="0" w:color="000000"/>
+                <w:top w:val="none" w:sz="0" w:space="0" w:color="000000"/>
+                <w:left w:val="none" w:sz="0" w:space="0" w:color="000000"/>
+                <w:right w:val="none" w:sz="0" w:space="0" w:color="000000"/>
+              </w:pBdr>
+              <w:spacing w:after="120" w:before="120" w:line="312"/>
+              <w:ind w:left="100" w:right="100" w:firstLine="0" w:firstLineChars="0"/>
+              <w:rPr>
+                <w:rFonts w:ascii="Calibri" w:hAnsi="Calibri" w:eastAsia="Calibri" w:cs="Calibri"/>
+                <w:i w:val="false"/>
+                <w:b w:val="false"/>
+                <w:u w:val="none"/>
+                <w:strike w:val="false"/>
+                <w:sz w:val="20"/>
+                <w:szCs w:val="20"/>
+                <w:color w:val="000000"/>
+              </w:rPr>
+            </w:pPr>
+            <w:r>
+              <w:rPr>
+                <w:rFonts w:ascii="Calibri" w:hAnsi="Calibri" w:eastAsia="Calibri" w:cs="Calibri"/>
+                <w:i w:val="false"/>
+                <w:b w:val="false"/>
+                <w:u w:val="none"/>
+                <w:strike w:val="false"/>
+                <w:sz w:val="20"/>
+                <w:szCs w:val="20"/>
+                <w:color w:val="000000"/>
+              </w:rPr>
+              <w:t xml:space="preserve">0.332 &lt;c2&gt;&lt;b1&gt; 0.103</w:t>
+            </w:r>
+          </w:p>
+        </w:tc>
+        <w:tc>
+          <w:tcPr>
+            <w:tcBorders>
+              <w:bottom w:val="single" w:sz="8" w:space="0" w:color="AAAAAA"/>
+              <w:top w:val="single" w:sz="4" w:space="0" w:color="DDDDDD"/>
+              <w:left w:val="single" w:sz="4" w:space="0" w:color="DDDDDD"/>
+              <w:right w:val="single" w:sz="4" w:space="0" w:color="DDDDDD"/>
+            </w:tcBorders>
+            <w:shd w:val="clear" w:color="auto" w:fill="4FA34F"/>
+            <w:tcMar>
+              <w:top w:w="0" w:type="dxa"/>
+              <w:bottom w:w="0" w:type="dxa"/>
+              <w:left w:w="0" w:type="dxa"/>
+              <w:right w:w="0" w:type="dxa"/>
+            </w:tcMar>
+            <w:vAlign w:val="center"/>
+          </w:tcPr>
+          <w:p>
+            <w:pPr>
+              <w:pStyle w:val="Normal"/>
+              <w:jc w:val="center"/>
+              <w:pBdr>
+                <w:bottom w:val="none" w:sz="0" w:space="0" w:color="000000"/>
+                <w:top w:val="none" w:sz="0" w:space="0" w:color="000000"/>
+                <w:left w:val="none" w:sz="0" w:space="0" w:color="000000"/>
+                <w:right w:val="none" w:sz="0" w:space="0" w:color="000000"/>
+              </w:pBdr>
+              <w:spacing w:after="120" w:before="120" w:line="312"/>
+              <w:ind w:left="100" w:right="100" w:firstLine="0" w:firstLineChars="0"/>
+              <w:rPr>
+                <w:rFonts w:ascii="Calibri" w:hAnsi="Calibri" w:eastAsia="Calibri" w:cs="Calibri"/>
+                <w:i w:val="false"/>
+                <w:b w:val="false"/>
+                <w:u w:val="none"/>
+                <w:strike w:val="false"/>
+                <w:sz w:val="20"/>
+                <w:szCs w:val="20"/>
+                <w:color w:val="000000"/>
+              </w:rPr>
+            </w:pPr>
+            <w:r>
+              <w:rPr>
+                <w:rFonts w:ascii="Calibri" w:hAnsi="Calibri" w:eastAsia="Calibri" w:cs="Calibri"/>
+                <w:i w:val="false"/>
+                <w:b w:val="false"/>
+                <w:u w:val="none"/>
+                <w:strike w:val="false"/>
+                <w:sz w:val="20"/>
+                <w:szCs w:val="20"/>
+                <w:color w:val="000000"/>
+              </w:rPr>
+              <w:t xml:space="preserve">0.735</w:t>
+            </w:r>
+          </w:p>
+        </w:tc>
+        <w:tc>
+          <w:tcPr>
+            <w:tcBorders>
+              <w:bottom w:val="single" w:sz="8" w:space="0" w:color="AAAAAA"/>
+              <w:top w:val="single" w:sz="4" w:space="0" w:color="DDDDDD"/>
+              <w:left w:val="single" w:sz="4" w:space="0" w:color="DDDDDD"/>
+              <w:right w:val="single" w:sz="8" w:space="0" w:color="AAAAAA"/>
+            </w:tcBorders>
+            <w:shd w:val="clear" w:color="auto" w:fill="288E28"/>
+            <w:tcMar>
+              <w:top w:w="0" w:type="dxa"/>
+              <w:bottom w:w="0" w:type="dxa"/>
+              <w:left w:w="0" w:type="dxa"/>
+              <w:right w:w="0" w:type="dxa"/>
+            </w:tcMar>
+            <w:vAlign w:val="center"/>
+          </w:tcPr>
+          <w:p>
+            <w:pPr>
+              <w:pStyle w:val="Normal"/>
+              <w:jc w:val="center"/>
+              <w:pBdr>
+                <w:bottom w:val="none" w:sz="0" w:space="0" w:color="000000"/>
+                <w:top w:val="none" w:sz="0" w:space="0" w:color="000000"/>
+                <w:left w:val="none" w:sz="0" w:space="0" w:color="000000"/>
+                <w:right w:val="none" w:sz="0" w:space="0" w:color="000000"/>
+              </w:pBdr>
+              <w:spacing w:after="120" w:before="120" w:line="312"/>
+              <w:ind w:left="100" w:right="100" w:firstLine="0" w:firstLineChars="0"/>
+              <w:rPr>
+                <w:rFonts w:ascii="Calibri" w:hAnsi="Calibri" w:eastAsia="Calibri" w:cs="Calibri"/>
+                <w:i w:val="false"/>
+                <w:b w:val="false"/>
+                <w:u w:val="none"/>
+                <w:strike w:val="false"/>
+                <w:sz w:val="20"/>
+                <w:szCs w:val="20"/>
+                <w:color w:val="000000"/>
+              </w:rPr>
+            </w:pPr>
+            <w:r>
+              <w:rPr>
+                <w:rFonts w:ascii="Calibri" w:hAnsi="Calibri" w:eastAsia="Calibri" w:cs="Calibri"/>
+                <w:i w:val="false"/>
+                <w:b w:val="false"/>
+                <w:u w:val="none"/>
+                <w:strike w:val="false"/>
+                <w:sz w:val="20"/>
+                <w:szCs w:val="20"/>
+                <w:color w:val="000000"/>
+              </w:rPr>
+              <w:t xml:space="preserve">0.777</w:t>
             </w:r>
           </w:p>
         </w:tc>

--- a/figs_tables/PHAUS_benchmark_comparison.docx
+++ b/figs_tables/PHAUS_benchmark_comparison.docx
@@ -22,16 +22,16 @@
         <w:gridCol w:w="1011"/>
         <w:gridCol w:w="891"/>
         <w:gridCol w:w="1183"/>
-        <w:gridCol w:w="1489"/>
-        <w:gridCol w:w="2321"/>
-        <w:gridCol w:w="1489"/>
-        <w:gridCol w:w="3511"/>
-        <w:gridCol w:w="1489"/>
-        <w:gridCol w:w="1489"/>
+        <w:gridCol w:w="911"/>
+        <w:gridCol w:w="1522"/>
+        <w:gridCol w:w="1307"/>
+        <w:gridCol w:w="2671"/>
+        <w:gridCol w:w="1303"/>
+        <w:gridCol w:w="1315"/>
       </w:tblGrid>
       <w:tr>
         <w:trPr>
-          <w:trHeight w:val="777" w:hRule="auto"/>
+          <w:trHeight w:val="733" w:hRule="auto"/>
           <w:tblHeader/>
         </w:trPr>
         <w:tc>
@@ -464,7 +464,7 @@
                 <w:szCs w:val="20"/>
                 <w:color w:val="FFFFFF"/>
               </w:rPr>
-              <w:t xml:space="preserve">(&lt;ce&gt;&lt;b1&gt;)</w:t>
+              <w:t xml:space="preserve">(α)</w:t>
             </w:r>
           </w:p>
         </w:tc>
@@ -532,7 +532,7 @@
                 <w:szCs w:val="20"/>
                 <w:color w:val="FFFFFF"/>
               </w:rPr>
-              <w:t xml:space="preserve">&lt;cf&gt;&lt;81&gt;</w:t>
+              <w:t xml:space="preserve">ρ</w:t>
             </w:r>
             <w:r>
               <w:rPr>
@@ -558,7 +558,7 @@
                 <w:szCs w:val="20"/>
                 <w:color w:val="FFFFFF"/>
               </w:rPr>
-              <w:t xml:space="preserve">(&lt;ce&gt;&lt;b1&gt;)</w:t>
+              <w:t xml:space="preserve">(α)</w:t>
             </w:r>
           </w:p>
         </w:tc>
@@ -652,7 +652,7 @@
                 <w:szCs w:val="20"/>
                 <w:color w:val="FFFFFF"/>
               </w:rPr>
-              <w:t xml:space="preserve">(&lt;ce&gt;&lt;b2&gt;)</w:t>
+              <w:t xml:space="preserve">(β)</w:t>
             </w:r>
           </w:p>
         </w:tc>
@@ -707,7 +707,7 @@
                 <w:szCs w:val="20"/>
                 <w:color w:val="FFFFFF"/>
               </w:rPr>
-              <w:t xml:space="preserve">Bray-Curtis Dist &lt;c2&gt;&lt;b1&gt; SD</w:t>
+              <w:t xml:space="preserve">Bray-Curtis Dist ± SD</w:t>
             </w:r>
             <w:r>
               <w:rPr>
@@ -733,7 +733,7 @@
                 <w:szCs w:val="20"/>
                 <w:color w:val="FFFFFF"/>
               </w:rPr>
-              <w:t xml:space="preserve">(&lt;ce&gt;&lt;b2&gt;)</w:t>
+              <w:t xml:space="preserve">(β)</w:t>
             </w:r>
           </w:p>
         </w:tc>
@@ -814,7 +814,7 @@
                 <w:szCs w:val="20"/>
                 <w:color w:val="FFFFFF"/>
               </w:rPr>
-              <w:t xml:space="preserve">(&lt;ce&gt;&lt;b3&gt;)</w:t>
+              <w:t xml:space="preserve">(γ)</w:t>
             </w:r>
           </w:p>
         </w:tc>
@@ -895,7 +895,7 @@
                 <w:szCs w:val="20"/>
                 <w:color w:val="FFFFFF"/>
               </w:rPr>
-              <w:t xml:space="preserve">(&lt;ce&gt;&lt;b3&gt;)</w:t>
+              <w:t xml:space="preserve">(γ)</w:t>
             </w:r>
           </w:p>
         </w:tc>
@@ -1395,7 +1395,7 @@
                 <w:szCs w:val="20"/>
                 <w:color w:val="000000"/>
               </w:rPr>
-              <w:t xml:space="preserve">0.358 &lt;c2&gt;&lt;b1&gt; 0.133</w:t>
+              <w:t xml:space="preserve">0.358 ± 0.133</w:t>
             </w:r>
           </w:p>
         </w:tc>
@@ -1512,7 +1512,7 @@
       </w:tr>
       <w:tr>
         <w:trPr>
-          <w:trHeight w:val="612" w:hRule="auto"/>
+          <w:trHeight w:val="611" w:hRule="auto"/>
         </w:trPr>
         <w:tc>
           <w:tcPr>
@@ -2005,7 +2005,7 @@
                 <w:szCs w:val="20"/>
                 <w:color w:val="000000"/>
               </w:rPr>
-              <w:t xml:space="preserve">0.4 &lt;c2&gt;&lt;b1&gt; 0.105</w:t>
+              <w:t xml:space="preserve">0.4 ± 0.105</w:t>
             </w:r>
           </w:p>
         </w:tc>
@@ -2615,7 +2615,7 @@
                 <w:szCs w:val="20"/>
                 <w:color w:val="000000"/>
               </w:rPr>
-              <w:t xml:space="preserve">0.571 &lt;c2&gt;&lt;b1&gt; 0.1</w:t>
+              <w:t xml:space="preserve">0.571 ± 0.1</w:t>
             </w:r>
           </w:p>
         </w:tc>
@@ -2732,7 +2732,7 @@
       </w:tr>
       <w:tr>
         <w:trPr>
-          <w:trHeight w:val="612" w:hRule="auto"/>
+          <w:trHeight w:val="611" w:hRule="auto"/>
         </w:trPr>
         <w:tc>
           <w:tcPr>
@@ -3225,7 +3225,7 @@
                 <w:szCs w:val="20"/>
                 <w:color w:val="000000"/>
               </w:rPr>
-              <w:t xml:space="preserve">0.601 &lt;c2&gt;&lt;b1&gt; 0.135</w:t>
+              <w:t xml:space="preserve">0.601 ± 0.135</w:t>
             </w:r>
           </w:p>
         </w:tc>
@@ -3354,7 +3354,7 @@
         <w:pStyle w:val="Titre1"/>
       </w:pPr>
       <w:r>
-        <w:t xml:space="preserve">Table 2: Proportional filter (&lt;e2&gt;&lt;89&gt;&lt;a5&gt; 0.0001% of sample reads)</w:t>
+        <w:t xml:space="preserve">Table 2: Proportional filter (≥ 0.0001% of sample reads)</w:t>
       </w:r>
     </w:p>
     <w:tbl xmlns:a="http://schemas.openxmlformats.org/drawingml/2006/main" xmlns:pic="http://schemas.openxmlformats.org/drawingml/2006/picture">
@@ -3366,19 +3366,19 @@
       <w:tblGrid>
         <w:gridCol w:w="1371"/>
         <w:gridCol w:w="1289"/>
-        <w:gridCol w:w="1890"/>
+        <w:gridCol w:w="1011"/>
         <w:gridCol w:w="891"/>
         <w:gridCol w:w="1183"/>
-        <w:gridCol w:w="1489"/>
-        <w:gridCol w:w="2321"/>
-        <w:gridCol w:w="1489"/>
-        <w:gridCol w:w="3511"/>
-        <w:gridCol w:w="1489"/>
-        <w:gridCol w:w="1489"/>
+        <w:gridCol w:w="911"/>
+        <w:gridCol w:w="1522"/>
+        <w:gridCol w:w="1307"/>
+        <w:gridCol w:w="2671"/>
+        <w:gridCol w:w="1303"/>
+        <w:gridCol w:w="1315"/>
       </w:tblGrid>
       <w:tr>
         <w:trPr>
-          <w:trHeight w:val="777" w:hRule="auto"/>
+          <w:trHeight w:val="733" w:hRule="auto"/>
           <w:tblHeader/>
         </w:trPr>
         <w:tc>
@@ -3811,7 +3811,7 @@
                 <w:szCs w:val="20"/>
                 <w:color w:val="FFFFFF"/>
               </w:rPr>
-              <w:t xml:space="preserve">(&lt;ce&gt;&lt;b1&gt;)</w:t>
+              <w:t xml:space="preserve">(α)</w:t>
             </w:r>
           </w:p>
         </w:tc>
@@ -3879,7 +3879,7 @@
                 <w:szCs w:val="20"/>
                 <w:color w:val="FFFFFF"/>
               </w:rPr>
-              <w:t xml:space="preserve">&lt;cf&gt;&lt;81&gt;</w:t>
+              <w:t xml:space="preserve">ρ</w:t>
             </w:r>
             <w:r>
               <w:rPr>
@@ -3905,7 +3905,7 @@
                 <w:szCs w:val="20"/>
                 <w:color w:val="FFFFFF"/>
               </w:rPr>
-              <w:t xml:space="preserve">(&lt;ce&gt;&lt;b1&gt;)</w:t>
+              <w:t xml:space="preserve">(α)</w:t>
             </w:r>
           </w:p>
         </w:tc>
@@ -3999,7 +3999,7 @@
                 <w:szCs w:val="20"/>
                 <w:color w:val="FFFFFF"/>
               </w:rPr>
-              <w:t xml:space="preserve">(&lt;ce&gt;&lt;b2&gt;)</w:t>
+              <w:t xml:space="preserve">(β)</w:t>
             </w:r>
           </w:p>
         </w:tc>
@@ -4054,7 +4054,7 @@
                 <w:szCs w:val="20"/>
                 <w:color w:val="FFFFFF"/>
               </w:rPr>
-              <w:t xml:space="preserve">Bray-Curtis Dist &lt;c2&gt;&lt;b1&gt; SD</w:t>
+              <w:t xml:space="preserve">Bray-Curtis Dist ± SD</w:t>
             </w:r>
             <w:r>
               <w:rPr>
@@ -4080,7 +4080,7 @@
                 <w:szCs w:val="20"/>
                 <w:color w:val="FFFFFF"/>
               </w:rPr>
-              <w:t xml:space="preserve">(&lt;ce&gt;&lt;b2&gt;)</w:t>
+              <w:t xml:space="preserve">(β)</w:t>
             </w:r>
           </w:p>
         </w:tc>
@@ -4161,7 +4161,7 @@
                 <w:szCs w:val="20"/>
                 <w:color w:val="FFFFFF"/>
               </w:rPr>
-              <w:t xml:space="preserve">(&lt;ce&gt;&lt;b3&gt;)</w:t>
+              <w:t xml:space="preserve">(γ)</w:t>
             </w:r>
           </w:p>
         </w:tc>
@@ -4242,7 +4242,7 @@
                 <w:szCs w:val="20"/>
                 <w:color w:val="FFFFFF"/>
               </w:rPr>
-              <w:t xml:space="preserve">(&lt;ce&gt;&lt;b3&gt;)</w:t>
+              <w:t xml:space="preserve">(γ)</w:t>
             </w:r>
           </w:p>
         </w:tc>
@@ -4412,7 +4412,7 @@
                 <w:szCs w:val="20"/>
                 <w:color w:val="000000"/>
               </w:rPr>
-              <w:t xml:space="preserve">&lt;e2&gt;&lt;89&gt;&lt;a5&gt;4</w:t>
+              <w:t xml:space="preserve">≥4</w:t>
             </w:r>
           </w:p>
         </w:tc>
@@ -4742,7 +4742,7 @@
                 <w:szCs w:val="20"/>
                 <w:color w:val="000000"/>
               </w:rPr>
-              <w:t xml:space="preserve">0.285 &lt;c2&gt;&lt;b1&gt; 0.118</w:t>
+              <w:t xml:space="preserve">0.285 ± 0.118</w:t>
             </w:r>
           </w:p>
         </w:tc>
@@ -4859,7 +4859,7 @@
       </w:tr>
       <w:tr>
         <w:trPr>
-          <w:trHeight w:val="612" w:hRule="auto"/>
+          <w:trHeight w:val="611" w:hRule="auto"/>
         </w:trPr>
         <w:tc>
           <w:tcPr>
@@ -5022,7 +5022,7 @@
                 <w:szCs w:val="20"/>
                 <w:color w:val="000000"/>
               </w:rPr>
-              <w:t xml:space="preserve">&lt;e2&gt;&lt;89&gt;&lt;a5&gt;3</w:t>
+              <w:t xml:space="preserve">≥3</w:t>
             </w:r>
           </w:p>
         </w:tc>
@@ -5352,7 +5352,7 @@
                 <w:szCs w:val="20"/>
                 <w:color w:val="000000"/>
               </w:rPr>
-              <w:t xml:space="preserve">0.362 &lt;c2&gt;&lt;b1&gt; 0.107</w:t>
+              <w:t xml:space="preserve">0.362 ± 0.107</w:t>
             </w:r>
           </w:p>
         </w:tc>
@@ -5632,7 +5632,7 @@
                 <w:szCs w:val="20"/>
                 <w:color w:val="000000"/>
               </w:rPr>
-              <w:t xml:space="preserve">&lt;e2&gt;&lt;89&gt;&lt;a5&gt;3</w:t>
+              <w:t xml:space="preserve">≥3</w:t>
             </w:r>
           </w:p>
         </w:tc>
@@ -5962,7 +5962,7 @@
                 <w:szCs w:val="20"/>
                 <w:color w:val="000000"/>
               </w:rPr>
-              <w:t xml:space="preserve">0.486 &lt;c2&gt;&lt;b1&gt; 0.091</w:t>
+              <w:t xml:space="preserve">0.486 ± 0.091</w:t>
             </w:r>
           </w:p>
         </w:tc>
@@ -6079,7 +6079,7 @@
       </w:tr>
       <w:tr>
         <w:trPr>
-          <w:trHeight w:val="612" w:hRule="auto"/>
+          <w:trHeight w:val="611" w:hRule="auto"/>
         </w:trPr>
         <w:tc>
           <w:tcPr>
@@ -6242,7 +6242,7 @@
                 <w:szCs w:val="20"/>
                 <w:color w:val="000000"/>
               </w:rPr>
-              <w:t xml:space="preserve">&lt;e2&gt;&lt;89&gt;&lt;a5&gt;5</w:t>
+              <w:t xml:space="preserve">≥5</w:t>
             </w:r>
           </w:p>
         </w:tc>
@@ -6572,7 +6572,7 @@
                 <w:szCs w:val="20"/>
                 <w:color w:val="000000"/>
               </w:rPr>
-              <w:t xml:space="preserve">0.441 &lt;c2&gt;&lt;b1&gt; 0.13</w:t>
+              <w:t xml:space="preserve">0.441 ± 0.13</w:t>
             </w:r>
           </w:p>
         </w:tc>
@@ -6701,7 +6701,7 @@
         <w:pStyle w:val="Titre1"/>
       </w:pPr>
       <w:r>
-        <w:t xml:space="preserve">Table 3: Proportional filter (&lt;e2&gt;&lt;89&gt;&lt;a5&gt; 0.001% of sample reads)</w:t>
+        <w:t xml:space="preserve">Table 3: Proportional filter (≥ 0.001% of sample reads)</w:t>
       </w:r>
     </w:p>
     <w:tbl xmlns:a="http://schemas.openxmlformats.org/drawingml/2006/main" xmlns:pic="http://schemas.openxmlformats.org/drawingml/2006/picture">
@@ -6713,19 +6713,19 @@
       <w:tblGrid>
         <w:gridCol w:w="1371"/>
         <w:gridCol w:w="1289"/>
-        <w:gridCol w:w="2001"/>
+        <w:gridCol w:w="1011"/>
         <w:gridCol w:w="891"/>
         <w:gridCol w:w="1183"/>
-        <w:gridCol w:w="1489"/>
-        <w:gridCol w:w="2321"/>
-        <w:gridCol w:w="1489"/>
-        <w:gridCol w:w="3511"/>
-        <w:gridCol w:w="1489"/>
-        <w:gridCol w:w="1489"/>
+        <w:gridCol w:w="911"/>
+        <w:gridCol w:w="1522"/>
+        <w:gridCol w:w="1307"/>
+        <w:gridCol w:w="2671"/>
+        <w:gridCol w:w="1303"/>
+        <w:gridCol w:w="1315"/>
       </w:tblGrid>
       <w:tr>
         <w:trPr>
-          <w:trHeight w:val="777" w:hRule="auto"/>
+          <w:trHeight w:val="733" w:hRule="auto"/>
           <w:tblHeader/>
         </w:trPr>
         <w:tc>
@@ -7158,7 +7158,7 @@
                 <w:szCs w:val="20"/>
                 <w:color w:val="FFFFFF"/>
               </w:rPr>
-              <w:t xml:space="preserve">(&lt;ce&gt;&lt;b1&gt;)</w:t>
+              <w:t xml:space="preserve">(α)</w:t>
             </w:r>
           </w:p>
         </w:tc>
@@ -7226,7 +7226,7 @@
                 <w:szCs w:val="20"/>
                 <w:color w:val="FFFFFF"/>
               </w:rPr>
-              <w:t xml:space="preserve">&lt;cf&gt;&lt;81&gt;</w:t>
+              <w:t xml:space="preserve">ρ</w:t>
             </w:r>
             <w:r>
               <w:rPr>
@@ -7252,7 +7252,7 @@
                 <w:szCs w:val="20"/>
                 <w:color w:val="FFFFFF"/>
               </w:rPr>
-              <w:t xml:space="preserve">(&lt;ce&gt;&lt;b1&gt;)</w:t>
+              <w:t xml:space="preserve">(α)</w:t>
             </w:r>
           </w:p>
         </w:tc>
@@ -7346,7 +7346,7 @@
                 <w:szCs w:val="20"/>
                 <w:color w:val="FFFFFF"/>
               </w:rPr>
-              <w:t xml:space="preserve">(&lt;ce&gt;&lt;b2&gt;)</w:t>
+              <w:t xml:space="preserve">(β)</w:t>
             </w:r>
           </w:p>
         </w:tc>
@@ -7401,7 +7401,7 @@
                 <w:szCs w:val="20"/>
                 <w:color w:val="FFFFFF"/>
               </w:rPr>
-              <w:t xml:space="preserve">Bray-Curtis Dist &lt;c2&gt;&lt;b1&gt; SD</w:t>
+              <w:t xml:space="preserve">Bray-Curtis Dist ± SD</w:t>
             </w:r>
             <w:r>
               <w:rPr>
@@ -7427,7 +7427,7 @@
                 <w:szCs w:val="20"/>
                 <w:color w:val="FFFFFF"/>
               </w:rPr>
-              <w:t xml:space="preserve">(&lt;ce&gt;&lt;b2&gt;)</w:t>
+              <w:t xml:space="preserve">(β)</w:t>
             </w:r>
           </w:p>
         </w:tc>
@@ -7508,7 +7508,7 @@
                 <w:szCs w:val="20"/>
                 <w:color w:val="FFFFFF"/>
               </w:rPr>
-              <w:t xml:space="preserve">(&lt;ce&gt;&lt;b3&gt;)</w:t>
+              <w:t xml:space="preserve">(γ)</w:t>
             </w:r>
           </w:p>
         </w:tc>
@@ -7589,7 +7589,7 @@
                 <w:szCs w:val="20"/>
                 <w:color w:val="FFFFFF"/>
               </w:rPr>
-              <w:t xml:space="preserve">(&lt;ce&gt;&lt;b3&gt;)</w:t>
+              <w:t xml:space="preserve">(γ)</w:t>
             </w:r>
           </w:p>
         </w:tc>
@@ -7759,7 +7759,7 @@
                 <w:szCs w:val="20"/>
                 <w:color w:val="000000"/>
               </w:rPr>
-              <w:t xml:space="preserve">&lt;e2&gt;&lt;89&gt;&lt;a5&gt;32</w:t>
+              <w:t xml:space="preserve">≥32</w:t>
             </w:r>
           </w:p>
         </w:tc>
@@ -8089,7 +8089,7 @@
                 <w:szCs w:val="20"/>
                 <w:color w:val="000000"/>
               </w:rPr>
-              <w:t xml:space="preserve">0.302 &lt;c2&gt;&lt;b1&gt; 0.096</w:t>
+              <w:t xml:space="preserve">0.302 ± 0.096</w:t>
             </w:r>
           </w:p>
         </w:tc>
@@ -8206,7 +8206,7 @@
       </w:tr>
       <w:tr>
         <w:trPr>
-          <w:trHeight w:val="612" w:hRule="auto"/>
+          <w:trHeight w:val="611" w:hRule="auto"/>
         </w:trPr>
         <w:tc>
           <w:tcPr>
@@ -8369,7 +8369,7 @@
                 <w:szCs w:val="20"/>
                 <w:color w:val="000000"/>
               </w:rPr>
-              <w:t xml:space="preserve">&lt;e2&gt;&lt;89&gt;&lt;a5&gt;29</w:t>
+              <w:t xml:space="preserve">≥29</w:t>
             </w:r>
           </w:p>
         </w:tc>
@@ -8699,7 +8699,7 @@
                 <w:szCs w:val="20"/>
                 <w:color w:val="000000"/>
               </w:rPr>
-              <w:t xml:space="preserve">0.35 &lt;c2&gt;&lt;b1&gt; 0.093</w:t>
+              <w:t xml:space="preserve">0.35 ± 0.093</w:t>
             </w:r>
           </w:p>
         </w:tc>
@@ -8979,7 +8979,7 @@
                 <w:szCs w:val="20"/>
                 <w:color w:val="000000"/>
               </w:rPr>
-              <w:t xml:space="preserve">&lt;e2&gt;&lt;89&gt;&lt;a5&gt;23</w:t>
+              <w:t xml:space="preserve">≥23</w:t>
             </w:r>
           </w:p>
         </w:tc>
@@ -9309,7 +9309,7 @@
                 <w:szCs w:val="20"/>
                 <w:color w:val="000000"/>
               </w:rPr>
-              <w:t xml:space="preserve">0.456 &lt;c2&gt;&lt;b1&gt; 0.076</w:t>
+              <w:t xml:space="preserve">0.456 ± 0.076</w:t>
             </w:r>
           </w:p>
         </w:tc>
@@ -9426,7 +9426,7 @@
       </w:tr>
       <w:tr>
         <w:trPr>
-          <w:trHeight w:val="612" w:hRule="auto"/>
+          <w:trHeight w:val="611" w:hRule="auto"/>
         </w:trPr>
         <w:tc>
           <w:tcPr>
@@ -9589,7 +9589,7 @@
                 <w:szCs w:val="20"/>
                 <w:color w:val="000000"/>
               </w:rPr>
-              <w:t xml:space="preserve">&lt;e2&gt;&lt;89&gt;&lt;a5&gt;45</w:t>
+              <w:t xml:space="preserve">≥45</w:t>
             </w:r>
           </w:p>
         </w:tc>
@@ -9919,7 +9919,7 @@
                 <w:szCs w:val="20"/>
                 <w:color w:val="000000"/>
               </w:rPr>
-              <w:t xml:space="preserve">0.337 &lt;c2&gt;&lt;b1&gt; 0.099</w:t>
+              <w:t xml:space="preserve">0.337 ± 0.099</w:t>
             </w:r>
           </w:p>
         </w:tc>
@@ -10060,19 +10060,19 @@
       <w:tblGrid>
         <w:gridCol w:w="1371"/>
         <w:gridCol w:w="1289"/>
-        <w:gridCol w:w="2001"/>
+        <w:gridCol w:w="1011"/>
         <w:gridCol w:w="891"/>
         <w:gridCol w:w="1183"/>
-        <w:gridCol w:w="1489"/>
-        <w:gridCol w:w="2321"/>
-        <w:gridCol w:w="1489"/>
-        <w:gridCol w:w="3511"/>
-        <w:gridCol w:w="1489"/>
-        <w:gridCol w:w="1489"/>
+        <w:gridCol w:w="911"/>
+        <w:gridCol w:w="1522"/>
+        <w:gridCol w:w="1307"/>
+        <w:gridCol w:w="2671"/>
+        <w:gridCol w:w="1303"/>
+        <w:gridCol w:w="1315"/>
       </w:tblGrid>
       <w:tr>
         <w:trPr>
-          <w:trHeight w:val="777" w:hRule="auto"/>
+          <w:trHeight w:val="733" w:hRule="auto"/>
           <w:tblHeader/>
         </w:trPr>
         <w:tc>
@@ -10505,7 +10505,7 @@
                 <w:szCs w:val="20"/>
                 <w:color w:val="FFFFFF"/>
               </w:rPr>
-              <w:t xml:space="preserve">(&lt;ce&gt;&lt;b1&gt;)</w:t>
+              <w:t xml:space="preserve">(α)</w:t>
             </w:r>
           </w:p>
         </w:tc>
@@ -10573,7 +10573,7 @@
                 <w:szCs w:val="20"/>
                 <w:color w:val="FFFFFF"/>
               </w:rPr>
-              <w:t xml:space="preserve">&lt;cf&gt;&lt;81&gt;</w:t>
+              <w:t xml:space="preserve">ρ</w:t>
             </w:r>
             <w:r>
               <w:rPr>
@@ -10599,7 +10599,7 @@
                 <w:szCs w:val="20"/>
                 <w:color w:val="FFFFFF"/>
               </w:rPr>
-              <w:t xml:space="preserve">(&lt;ce&gt;&lt;b1&gt;)</w:t>
+              <w:t xml:space="preserve">(α)</w:t>
             </w:r>
           </w:p>
         </w:tc>
@@ -10693,7 +10693,7 @@
                 <w:szCs w:val="20"/>
                 <w:color w:val="FFFFFF"/>
               </w:rPr>
-              <w:t xml:space="preserve">(&lt;ce&gt;&lt;b2&gt;)</w:t>
+              <w:t xml:space="preserve">(β)</w:t>
             </w:r>
           </w:p>
         </w:tc>
@@ -10748,7 +10748,7 @@
                 <w:szCs w:val="20"/>
                 <w:color w:val="FFFFFF"/>
               </w:rPr>
-              <w:t xml:space="preserve">Bray-Curtis Dist &lt;c2&gt;&lt;b1&gt; SD</w:t>
+              <w:t xml:space="preserve">Bray-Curtis Dist ± SD</w:t>
             </w:r>
             <w:r>
               <w:rPr>
@@ -10774,7 +10774,7 @@
                 <w:szCs w:val="20"/>
                 <w:color w:val="FFFFFF"/>
               </w:rPr>
-              <w:t xml:space="preserve">(&lt;ce&gt;&lt;b2&gt;)</w:t>
+              <w:t xml:space="preserve">(β)</w:t>
             </w:r>
           </w:p>
         </w:tc>
@@ -10855,7 +10855,7 @@
                 <w:szCs w:val="20"/>
                 <w:color w:val="FFFFFF"/>
               </w:rPr>
-              <w:t xml:space="preserve">(&lt;ce&gt;&lt;b3&gt;)</w:t>
+              <w:t xml:space="preserve">(γ)</w:t>
             </w:r>
           </w:p>
         </w:tc>
@@ -10936,7 +10936,7 @@
                 <w:szCs w:val="20"/>
                 <w:color w:val="FFFFFF"/>
               </w:rPr>
-              <w:t xml:space="preserve">(&lt;ce&gt;&lt;b3&gt;)</w:t>
+              <w:t xml:space="preserve">(γ)</w:t>
             </w:r>
           </w:p>
         </w:tc>
@@ -11106,7 +11106,7 @@
                 <w:szCs w:val="20"/>
                 <w:color w:val="000000"/>
               </w:rPr>
-              <w:t xml:space="preserve">&lt;e2&gt;&lt;89&gt;&lt;a5&gt;24</w:t>
+              <w:t xml:space="preserve">≥24</w:t>
             </w:r>
           </w:p>
         </w:tc>
@@ -11436,7 +11436,7 @@
                 <w:szCs w:val="20"/>
                 <w:color w:val="000000"/>
               </w:rPr>
-              <w:t xml:space="preserve">0.285 &lt;c2&gt;&lt;b1&gt; 0.108</w:t>
+              <w:t xml:space="preserve">0.285 ± 0.108</w:t>
             </w:r>
           </w:p>
         </w:tc>
@@ -11553,7 +11553,7 @@
       </w:tr>
       <w:tr>
         <w:trPr>
-          <w:trHeight w:val="612" w:hRule="auto"/>
+          <w:trHeight w:val="611" w:hRule="auto"/>
         </w:trPr>
         <w:tc>
           <w:tcPr>
@@ -11716,7 +11716,7 @@
                 <w:szCs w:val="20"/>
                 <w:color w:val="000000"/>
               </w:rPr>
-              <w:t xml:space="preserve">&lt;e2&gt;&lt;89&gt;&lt;a5&gt;25</w:t>
+              <w:t xml:space="preserve">≥25</w:t>
             </w:r>
           </w:p>
         </w:tc>
@@ -12046,7 +12046,7 @@
                 <w:szCs w:val="20"/>
                 <w:color w:val="000000"/>
               </w:rPr>
-              <w:t xml:space="preserve">0.349 &lt;c2&gt;&lt;b1&gt; 0.097</w:t>
+              <w:t xml:space="preserve">0.349 ± 0.097</w:t>
             </w:r>
           </w:p>
         </w:tc>
@@ -12326,7 +12326,7 @@
                 <w:szCs w:val="20"/>
                 <w:color w:val="000000"/>
               </w:rPr>
-              <w:t xml:space="preserve">&lt;e2&gt;&lt;89&gt;&lt;a5&gt;31</w:t>
+              <w:t xml:space="preserve">≥31</w:t>
             </w:r>
           </w:p>
         </w:tc>
@@ -12656,7 +12656,7 @@
                 <w:szCs w:val="20"/>
                 <w:color w:val="000000"/>
               </w:rPr>
-              <w:t xml:space="preserve">0.447 &lt;c2&gt;&lt;b1&gt; 0.081</w:t>
+              <w:t xml:space="preserve">0.447 ± 0.081</w:t>
             </w:r>
           </w:p>
         </w:tc>
@@ -12773,7 +12773,7 @@
       </w:tr>
       <w:tr>
         <w:trPr>
-          <w:trHeight w:val="612" w:hRule="auto"/>
+          <w:trHeight w:val="611" w:hRule="auto"/>
         </w:trPr>
         <w:tc>
           <w:tcPr>
@@ -12936,7 +12936,7 @@
                 <w:szCs w:val="20"/>
                 <w:color w:val="000000"/>
               </w:rPr>
-              <w:t xml:space="preserve">&lt;e2&gt;&lt;89&gt;&lt;a5&gt;33</w:t>
+              <w:t xml:space="preserve">≥33</w:t>
             </w:r>
           </w:p>
         </w:tc>
@@ -13266,7 +13266,7 @@
                 <w:szCs w:val="20"/>
                 <w:color w:val="000000"/>
               </w:rPr>
-              <w:t xml:space="preserve">0.332 &lt;c2&gt;&lt;b1&gt; 0.103</w:t>
+              <w:t xml:space="preserve">0.332 ± 0.103</w:t>
             </w:r>
           </w:p>
         </w:tc>
